--- a/DB_Tamar_Tutisani_HW_RecruitmentAgency_descriptions.docx
+++ b/DB_Tamar_Tutisani_HW_RecruitmentAgency_descriptions.docx
@@ -263,6 +263,14 @@
     <w:bookmarkStart w:id="4" w:name="_Toc456598587" w:displacedByCustomXml="next"/>
     <w:sdt>
       <w:sdtPr>
+        <w:rPr>
+          <w:rFonts w:ascii="Times New Roman" w:eastAsia="Times New Roman" w:hAnsi="Times New Roman" w:cs="Times New Roman"/>
+          <w:b w:val="0"/>
+          <w:caps w:val="0"/>
+          <w:color w:val="auto"/>
+          <w:sz w:val="20"/>
+          <w:szCs w:val="20"/>
+        </w:rPr>
         <w:id w:val="-2048434557"/>
         <w:docPartObj>
           <w:docPartGallery w:val="Table of Contents"/>
@@ -271,13 +279,8 @@
       </w:sdtPr>
       <w:sdtEndPr>
         <w:rPr>
-          <w:rFonts w:ascii="Times New Roman" w:eastAsia="Times New Roman" w:hAnsi="Times New Roman" w:cs="Times New Roman"/>
           <w:bCs/>
-          <w:caps w:val="0"/>
           <w:noProof/>
-          <w:color w:val="auto"/>
-          <w:sz w:val="20"/>
-          <w:szCs w:val="20"/>
         </w:rPr>
       </w:sdtEndPr>
       <w:sdtContent>
@@ -297,7 +300,7 @@
               <w:tab w:val="right" w:leader="dot" w:pos="9347"/>
             </w:tabs>
             <w:rPr>
-              <w:rFonts w:eastAsiaTheme="minorEastAsia" w:cstheme="minorBidi"/>
+              <w:rFonts w:asciiTheme="minorHAnsi" w:eastAsiaTheme="minorEastAsia" w:hAnsiTheme="minorHAnsi" w:cstheme="minorBidi"/>
               <w:bCs w:val="0"/>
               <w:caps w:val="0"/>
               <w:noProof/>
@@ -316,7 +319,7 @@
           <w:r>
             <w:fldChar w:fldCharType="separate"/>
           </w:r>
-          <w:hyperlink w:anchor="_Toc224491476" w:history="1">
+          <w:hyperlink w:anchor="_Toc225207685" w:history="1">
             <w:r>
               <w:rPr>
                 <w:rStyle w:val="Hyperlink"/>
@@ -327,7 +330,7 @@
             </w:r>
             <w:r>
               <w:rPr>
-                <w:rFonts w:eastAsiaTheme="minorEastAsia" w:cstheme="minorBidi"/>
+                <w:rFonts w:asciiTheme="minorHAnsi" w:eastAsiaTheme="minorEastAsia" w:hAnsiTheme="minorHAnsi" w:cstheme="minorBidi"/>
                 <w:bCs w:val="0"/>
                 <w:caps w:val="0"/>
                 <w:noProof/>
@@ -365,7 +368,7 @@
                 <w:noProof/>
                 <w:webHidden/>
               </w:rPr>
-              <w:instrText xml:space="preserve"> PAGEREF _Toc224491476 \h </w:instrText>
+              <w:instrText xml:space="preserve"> PAGEREF _Toc225207685 \h </w:instrText>
             </w:r>
             <w:r>
               <w:rPr>
@@ -404,7 +407,7 @@
               <w:tab w:val="right" w:leader="dot" w:pos="9347"/>
             </w:tabs>
             <w:rPr>
-              <w:rFonts w:ascii="Trebuchet MS" w:eastAsiaTheme="minorEastAsia" w:hAnsi="Trebuchet MS" w:cstheme="minorBidi"/>
+              <w:rFonts w:asciiTheme="minorHAnsi" w:eastAsiaTheme="minorEastAsia" w:hAnsiTheme="minorHAnsi" w:cstheme="minorBidi"/>
               <w:noProof/>
               <w:kern w:val="2"/>
               <w:sz w:val="24"/>
@@ -412,7 +415,7 @@
               <w14:ligatures w14:val="standardContextual"/>
             </w:rPr>
           </w:pPr>
-          <w:hyperlink w:anchor="_Toc224491477" w:history="1">
+          <w:hyperlink w:anchor="_Toc225207686" w:history="1">
             <w:r>
               <w:rPr>
                 <w:rStyle w:val="Hyperlink"/>
@@ -423,7 +426,7 @@
             </w:r>
             <w:r>
               <w:rPr>
-                <w:rFonts w:ascii="Trebuchet MS" w:eastAsiaTheme="minorEastAsia" w:hAnsi="Trebuchet MS" w:cstheme="minorBidi"/>
+                <w:rFonts w:asciiTheme="minorHAnsi" w:eastAsiaTheme="minorEastAsia" w:hAnsiTheme="minorHAnsi" w:cstheme="minorBidi"/>
                 <w:noProof/>
                 <w:kern w:val="2"/>
                 <w:sz w:val="24"/>
@@ -442,7 +445,6 @@
             </w:r>
             <w:r>
               <w:rPr>
-                <w:rFonts w:ascii="Trebuchet MS" w:hAnsi="Trebuchet MS"/>
                 <w:noProof/>
                 <w:webHidden/>
               </w:rPr>
@@ -450,7 +452,6 @@
             </w:r>
             <w:r>
               <w:rPr>
-                <w:rFonts w:ascii="Trebuchet MS" w:hAnsi="Trebuchet MS"/>
                 <w:noProof/>
                 <w:webHidden/>
               </w:rPr>
@@ -458,22 +459,19 @@
             </w:r>
             <w:r>
               <w:rPr>
-                <w:rFonts w:ascii="Trebuchet MS" w:hAnsi="Trebuchet MS"/>
                 <w:noProof/>
                 <w:webHidden/>
               </w:rPr>
-              <w:instrText xml:space="preserve"> PAGEREF _Toc224491477 \h </w:instrText>
-            </w:r>
-            <w:r>
-              <w:rPr>
-                <w:rFonts w:ascii="Trebuchet MS" w:hAnsi="Trebuchet MS"/>
+              <w:instrText xml:space="preserve"> PAGEREF _Toc225207686 \h </w:instrText>
+            </w:r>
+            <w:r>
+              <w:rPr>
                 <w:noProof/>
                 <w:webHidden/>
               </w:rPr>
             </w:r>
             <w:r>
               <w:rPr>
-                <w:rFonts w:ascii="Trebuchet MS" w:hAnsi="Trebuchet MS"/>
                 <w:noProof/>
                 <w:webHidden/>
               </w:rPr>
@@ -481,7 +479,6 @@
             </w:r>
             <w:r>
               <w:rPr>
-                <w:rFonts w:ascii="Trebuchet MS" w:hAnsi="Trebuchet MS"/>
                 <w:noProof/>
                 <w:webHidden/>
               </w:rPr>
@@ -489,7 +486,6 @@
             </w:r>
             <w:r>
               <w:rPr>
-                <w:rFonts w:ascii="Trebuchet MS" w:hAnsi="Trebuchet MS"/>
                 <w:noProof/>
                 <w:webHidden/>
               </w:rPr>
@@ -505,7 +501,7 @@
               <w:tab w:val="right" w:leader="dot" w:pos="9347"/>
             </w:tabs>
             <w:rPr>
-              <w:rFonts w:eastAsiaTheme="minorEastAsia" w:cstheme="minorBidi"/>
+              <w:rFonts w:asciiTheme="minorHAnsi" w:eastAsiaTheme="minorEastAsia" w:hAnsiTheme="minorHAnsi" w:cstheme="minorBidi"/>
               <w:bCs w:val="0"/>
               <w:caps w:val="0"/>
               <w:noProof/>
@@ -515,7 +511,7 @@
               <w14:ligatures w14:val="standardContextual"/>
             </w:rPr>
           </w:pPr>
-          <w:hyperlink w:anchor="_Toc224491478" w:history="1">
+          <w:hyperlink w:anchor="_Toc225207687" w:history="1">
             <w:r>
               <w:rPr>
                 <w:rStyle w:val="Hyperlink"/>
@@ -526,7 +522,7 @@
             </w:r>
             <w:r>
               <w:rPr>
-                <w:rFonts w:eastAsiaTheme="minorEastAsia" w:cstheme="minorBidi"/>
+                <w:rFonts w:asciiTheme="minorHAnsi" w:eastAsiaTheme="minorEastAsia" w:hAnsiTheme="minorHAnsi" w:cstheme="minorBidi"/>
                 <w:bCs w:val="0"/>
                 <w:caps w:val="0"/>
                 <w:noProof/>
@@ -564,7 +560,7 @@
                 <w:noProof/>
                 <w:webHidden/>
               </w:rPr>
-              <w:instrText xml:space="preserve"> PAGEREF _Toc224491478 \h </w:instrText>
+              <w:instrText xml:space="preserve"> PAGEREF _Toc225207687 \h </w:instrText>
             </w:r>
             <w:r>
               <w:rPr>
@@ -603,7 +599,7 @@
               <w:tab w:val="right" w:leader="dot" w:pos="9347"/>
             </w:tabs>
             <w:rPr>
-              <w:rFonts w:ascii="Trebuchet MS" w:eastAsiaTheme="minorEastAsia" w:hAnsi="Trebuchet MS" w:cstheme="minorBidi"/>
+              <w:rFonts w:asciiTheme="minorHAnsi" w:eastAsiaTheme="minorEastAsia" w:hAnsiTheme="minorHAnsi" w:cstheme="minorBidi"/>
               <w:noProof/>
               <w:kern w:val="2"/>
               <w:sz w:val="24"/>
@@ -611,7 +607,7 @@
               <w14:ligatures w14:val="standardContextual"/>
             </w:rPr>
           </w:pPr>
-          <w:hyperlink w:anchor="_Toc224491479" w:history="1">
+          <w:hyperlink w:anchor="_Toc225207688" w:history="1">
             <w:r>
               <w:rPr>
                 <w:rStyle w:val="Hyperlink"/>
@@ -622,7 +618,7 @@
             </w:r>
             <w:r>
               <w:rPr>
-                <w:rFonts w:ascii="Trebuchet MS" w:eastAsiaTheme="minorEastAsia" w:hAnsi="Trebuchet MS" w:cstheme="minorBidi"/>
+                <w:rFonts w:asciiTheme="minorHAnsi" w:eastAsiaTheme="minorEastAsia" w:hAnsiTheme="minorHAnsi" w:cstheme="minorBidi"/>
                 <w:noProof/>
                 <w:kern w:val="2"/>
                 <w:sz w:val="24"/>
@@ -641,7 +637,6 @@
             </w:r>
             <w:r>
               <w:rPr>
-                <w:rFonts w:ascii="Trebuchet MS" w:hAnsi="Trebuchet MS"/>
                 <w:noProof/>
                 <w:webHidden/>
               </w:rPr>
@@ -649,7 +644,6 @@
             </w:r>
             <w:r>
               <w:rPr>
-                <w:rFonts w:ascii="Trebuchet MS" w:hAnsi="Trebuchet MS"/>
                 <w:noProof/>
                 <w:webHidden/>
               </w:rPr>
@@ -657,22 +651,19 @@
             </w:r>
             <w:r>
               <w:rPr>
-                <w:rFonts w:ascii="Trebuchet MS" w:hAnsi="Trebuchet MS"/>
                 <w:noProof/>
                 <w:webHidden/>
               </w:rPr>
-              <w:instrText xml:space="preserve"> PAGEREF _Toc224491479 \h </w:instrText>
-            </w:r>
-            <w:r>
-              <w:rPr>
-                <w:rFonts w:ascii="Trebuchet MS" w:hAnsi="Trebuchet MS"/>
+              <w:instrText xml:space="preserve"> PAGEREF _Toc225207688 \h </w:instrText>
+            </w:r>
+            <w:r>
+              <w:rPr>
                 <w:noProof/>
                 <w:webHidden/>
               </w:rPr>
             </w:r>
             <w:r>
               <w:rPr>
-                <w:rFonts w:ascii="Trebuchet MS" w:hAnsi="Trebuchet MS"/>
                 <w:noProof/>
                 <w:webHidden/>
               </w:rPr>
@@ -680,7 +671,6 @@
             </w:r>
             <w:r>
               <w:rPr>
-                <w:rFonts w:ascii="Trebuchet MS" w:hAnsi="Trebuchet MS"/>
                 <w:noProof/>
                 <w:webHidden/>
               </w:rPr>
@@ -688,7 +678,6 @@
             </w:r>
             <w:r>
               <w:rPr>
-                <w:rFonts w:ascii="Trebuchet MS" w:hAnsi="Trebuchet MS"/>
                 <w:noProof/>
                 <w:webHidden/>
               </w:rPr>
@@ -704,7 +693,7 @@
               <w:tab w:val="right" w:leader="dot" w:pos="9347"/>
             </w:tabs>
             <w:rPr>
-              <w:rFonts w:ascii="Trebuchet MS" w:eastAsiaTheme="minorEastAsia" w:hAnsi="Trebuchet MS" w:cstheme="minorBidi"/>
+              <w:rFonts w:asciiTheme="minorHAnsi" w:eastAsiaTheme="minorEastAsia" w:hAnsiTheme="minorHAnsi" w:cstheme="minorBidi"/>
               <w:noProof/>
               <w:kern w:val="2"/>
               <w:sz w:val="24"/>
@@ -712,7 +701,7 @@
               <w14:ligatures w14:val="standardContextual"/>
             </w:rPr>
           </w:pPr>
-          <w:hyperlink w:anchor="_Toc224491480" w:history="1">
+          <w:hyperlink w:anchor="_Toc225207689" w:history="1">
             <w:r>
               <w:rPr>
                 <w:rStyle w:val="Hyperlink"/>
@@ -723,7 +712,7 @@
             </w:r>
             <w:r>
               <w:rPr>
-                <w:rFonts w:ascii="Trebuchet MS" w:eastAsiaTheme="minorEastAsia" w:hAnsi="Trebuchet MS" w:cstheme="minorBidi"/>
+                <w:rFonts w:asciiTheme="minorHAnsi" w:eastAsiaTheme="minorEastAsia" w:hAnsiTheme="minorHAnsi" w:cstheme="minorBidi"/>
                 <w:noProof/>
                 <w:kern w:val="2"/>
                 <w:sz w:val="24"/>
@@ -742,7 +731,6 @@
             </w:r>
             <w:r>
               <w:rPr>
-                <w:rFonts w:ascii="Trebuchet MS" w:hAnsi="Trebuchet MS"/>
                 <w:noProof/>
                 <w:webHidden/>
               </w:rPr>
@@ -750,72 +738,42 @@
             </w:r>
             <w:r>
               <w:rPr>
-                <w:rFonts w:ascii="Trebuchet MS" w:hAnsi="Trebuchet MS"/>
-                <w:bCs/>
-                <w:caps/>
                 <w:noProof/>
                 <w:webHidden/>
-                <w:color w:val="3B3838" w:themeColor="background2" w:themeShade="40"/>
-                <w:szCs w:val="24"/>
               </w:rPr>
               <w:fldChar w:fldCharType="begin"/>
             </w:r>
             <w:r>
               <w:rPr>
-                <w:rFonts w:ascii="Trebuchet MS" w:hAnsi="Trebuchet MS"/>
-                <w:bCs/>
-                <w:caps/>
                 <w:noProof/>
                 <w:webHidden/>
-                <w:color w:val="3B3838" w:themeColor="background2" w:themeShade="40"/>
-                <w:szCs w:val="24"/>
-              </w:rPr>
-              <w:instrText xml:space="preserve"> PAGEREF _Toc224491480 \h </w:instrText>
-            </w:r>
-            <w:r>
-              <w:rPr>
-                <w:rFonts w:ascii="Trebuchet MS" w:hAnsi="Trebuchet MS"/>
-                <w:bCs/>
-                <w:caps/>
+              </w:rPr>
+              <w:instrText xml:space="preserve"> PAGEREF _Toc225207689 \h </w:instrText>
+            </w:r>
+            <w:r>
+              <w:rPr>
                 <w:noProof/>
                 <w:webHidden/>
-                <w:color w:val="3B3838" w:themeColor="background2" w:themeShade="40"/>
-                <w:szCs w:val="24"/>
-              </w:rPr>
-            </w:r>
-            <w:r>
-              <w:rPr>
-                <w:rFonts w:ascii="Trebuchet MS" w:hAnsi="Trebuchet MS"/>
-                <w:bCs/>
-                <w:caps/>
+              </w:rPr>
+            </w:r>
+            <w:r>
+              <w:rPr>
                 <w:noProof/>
                 <w:webHidden/>
-                <w:color w:val="3B3838" w:themeColor="background2" w:themeShade="40"/>
-                <w:szCs w:val="24"/>
               </w:rPr>
               <w:fldChar w:fldCharType="separate"/>
             </w:r>
             <w:r>
               <w:rPr>
-                <w:rFonts w:ascii="Trebuchet MS" w:hAnsi="Trebuchet MS"/>
-                <w:bCs/>
-                <w:caps/>
                 <w:noProof/>
                 <w:webHidden/>
-                <w:color w:val="3B3838" w:themeColor="background2" w:themeShade="40"/>
-                <w:szCs w:val="24"/>
               </w:rPr>
               <w:t>4</w:t>
             </w:r>
             <w:r>
               <w:rPr>
-                <w:rFonts w:ascii="Trebuchet MS" w:hAnsi="Trebuchet MS"/>
-                <w:bCs/>
-                <w:caps/>
                 <w:noProof/>
                 <w:webHidden/>
-                <w:color w:val="3B3838" w:themeColor="background2" w:themeShade="40"/>
-                <w:szCs w:val="24"/>
               </w:rPr>
               <w:fldChar w:fldCharType="end"/>
             </w:r>
@@ -829,7 +787,7 @@
               <w:tab w:val="right" w:leader="dot" w:pos="9347"/>
             </w:tabs>
             <w:rPr>
-              <w:rFonts w:ascii="Trebuchet MS" w:eastAsiaTheme="minorEastAsia" w:hAnsi="Trebuchet MS" w:cstheme="minorBidi"/>
+              <w:rFonts w:asciiTheme="minorHAnsi" w:eastAsiaTheme="minorEastAsia" w:hAnsiTheme="minorHAnsi" w:cstheme="minorBidi"/>
               <w:noProof/>
               <w:kern w:val="2"/>
               <w:sz w:val="24"/>
@@ -837,7 +795,7 @@
               <w14:ligatures w14:val="standardContextual"/>
             </w:rPr>
           </w:pPr>
-          <w:hyperlink w:anchor="_Toc224491481" w:history="1">
+          <w:hyperlink w:anchor="_Toc225207690" w:history="1">
             <w:r>
               <w:rPr>
                 <w:rStyle w:val="Hyperlink"/>
@@ -848,7 +806,7 @@
             </w:r>
             <w:r>
               <w:rPr>
-                <w:rFonts w:ascii="Trebuchet MS" w:eastAsiaTheme="minorEastAsia" w:hAnsi="Trebuchet MS" w:cstheme="minorBidi"/>
+                <w:rFonts w:asciiTheme="minorHAnsi" w:eastAsiaTheme="minorEastAsia" w:hAnsiTheme="minorHAnsi" w:cstheme="minorBidi"/>
                 <w:noProof/>
                 <w:kern w:val="2"/>
                 <w:sz w:val="24"/>
@@ -867,7 +825,6 @@
             </w:r>
             <w:r>
               <w:rPr>
-                <w:rFonts w:ascii="Trebuchet MS" w:hAnsi="Trebuchet MS"/>
                 <w:noProof/>
                 <w:webHidden/>
               </w:rPr>
@@ -875,7 +832,6 @@
             </w:r>
             <w:r>
               <w:rPr>
-                <w:rFonts w:ascii="Trebuchet MS" w:hAnsi="Trebuchet MS"/>
                 <w:noProof/>
                 <w:webHidden/>
               </w:rPr>
@@ -883,22 +839,19 @@
             </w:r>
             <w:r>
               <w:rPr>
-                <w:rFonts w:ascii="Trebuchet MS" w:hAnsi="Trebuchet MS"/>
                 <w:noProof/>
                 <w:webHidden/>
               </w:rPr>
-              <w:instrText xml:space="preserve"> PAGEREF _Toc224491481 \h </w:instrText>
-            </w:r>
-            <w:r>
-              <w:rPr>
-                <w:rFonts w:ascii="Trebuchet MS" w:hAnsi="Trebuchet MS"/>
+              <w:instrText xml:space="preserve"> PAGEREF _Toc225207690 \h </w:instrText>
+            </w:r>
+            <w:r>
+              <w:rPr>
                 <w:noProof/>
                 <w:webHidden/>
               </w:rPr>
             </w:r>
             <w:r>
               <w:rPr>
-                <w:rFonts w:ascii="Trebuchet MS" w:hAnsi="Trebuchet MS"/>
                 <w:noProof/>
                 <w:webHidden/>
               </w:rPr>
@@ -906,7 +859,6 @@
             </w:r>
             <w:r>
               <w:rPr>
-                <w:rFonts w:ascii="Trebuchet MS" w:hAnsi="Trebuchet MS"/>
                 <w:noProof/>
                 <w:webHidden/>
               </w:rPr>
@@ -914,7 +866,6 @@
             </w:r>
             <w:r>
               <w:rPr>
-                <w:rFonts w:ascii="Trebuchet MS" w:hAnsi="Trebuchet MS"/>
                 <w:noProof/>
                 <w:webHidden/>
               </w:rPr>
@@ -930,7 +881,7 @@
               <w:tab w:val="right" w:leader="dot" w:pos="9347"/>
             </w:tabs>
             <w:rPr>
-              <w:rFonts w:ascii="Trebuchet MS" w:eastAsiaTheme="minorEastAsia" w:hAnsi="Trebuchet MS" w:cstheme="minorBidi"/>
+              <w:rFonts w:asciiTheme="minorHAnsi" w:eastAsiaTheme="minorEastAsia" w:hAnsiTheme="minorHAnsi" w:cstheme="minorBidi"/>
               <w:noProof/>
               <w:kern w:val="2"/>
               <w:sz w:val="24"/>
@@ -938,7 +889,7 @@
               <w14:ligatures w14:val="standardContextual"/>
             </w:rPr>
           </w:pPr>
-          <w:hyperlink w:anchor="_Toc224491482" w:history="1">
+          <w:hyperlink w:anchor="_Toc225207691" w:history="1">
             <w:r>
               <w:rPr>
                 <w:rStyle w:val="Hyperlink"/>
@@ -950,7 +901,7 @@
             </w:r>
             <w:r>
               <w:rPr>
-                <w:rFonts w:ascii="Trebuchet MS" w:eastAsiaTheme="minorEastAsia" w:hAnsi="Trebuchet MS" w:cstheme="minorBidi"/>
+                <w:rFonts w:asciiTheme="minorHAnsi" w:eastAsiaTheme="minorEastAsia" w:hAnsiTheme="minorHAnsi" w:cstheme="minorBidi"/>
                 <w:noProof/>
                 <w:kern w:val="2"/>
                 <w:sz w:val="24"/>
@@ -965,11 +916,10 @@
                 <w:rFonts w:eastAsia="MS Gothic"/>
                 <w:noProof/>
               </w:rPr>
-              <w:t>locations</w:t>
-            </w:r>
-            <w:r>
-              <w:rPr>
-                <w:rFonts w:ascii="Trebuchet MS" w:hAnsi="Trebuchet MS"/>
+              <w:t>Regions</w:t>
+            </w:r>
+            <w:r>
+              <w:rPr>
                 <w:noProof/>
                 <w:webHidden/>
               </w:rPr>
@@ -977,7 +927,6 @@
             </w:r>
             <w:r>
               <w:rPr>
-                <w:rFonts w:ascii="Trebuchet MS" w:hAnsi="Trebuchet MS"/>
                 <w:noProof/>
                 <w:webHidden/>
               </w:rPr>
@@ -985,22 +934,19 @@
             </w:r>
             <w:r>
               <w:rPr>
-                <w:rFonts w:ascii="Trebuchet MS" w:hAnsi="Trebuchet MS"/>
                 <w:noProof/>
                 <w:webHidden/>
               </w:rPr>
-              <w:instrText xml:space="preserve"> PAGEREF _Toc224491482 \h </w:instrText>
-            </w:r>
-            <w:r>
-              <w:rPr>
-                <w:rFonts w:ascii="Trebuchet MS" w:hAnsi="Trebuchet MS"/>
+              <w:instrText xml:space="preserve"> PAGEREF _Toc225207691 \h </w:instrText>
+            </w:r>
+            <w:r>
+              <w:rPr>
                 <w:noProof/>
                 <w:webHidden/>
               </w:rPr>
             </w:r>
             <w:r>
               <w:rPr>
-                <w:rFonts w:ascii="Trebuchet MS" w:hAnsi="Trebuchet MS"/>
                 <w:noProof/>
                 <w:webHidden/>
               </w:rPr>
@@ -1008,7 +954,6 @@
             </w:r>
             <w:r>
               <w:rPr>
-                <w:rFonts w:ascii="Trebuchet MS" w:hAnsi="Trebuchet MS"/>
                 <w:noProof/>
                 <w:webHidden/>
               </w:rPr>
@@ -1016,7 +961,6 @@
             </w:r>
             <w:r>
               <w:rPr>
-                <w:rFonts w:ascii="Trebuchet MS" w:hAnsi="Trebuchet MS"/>
                 <w:noProof/>
                 <w:webHidden/>
               </w:rPr>
@@ -1032,7 +976,7 @@
               <w:tab w:val="right" w:leader="dot" w:pos="9347"/>
             </w:tabs>
             <w:rPr>
-              <w:rFonts w:ascii="Trebuchet MS" w:eastAsiaTheme="minorEastAsia" w:hAnsi="Trebuchet MS" w:cstheme="minorBidi"/>
+              <w:rFonts w:asciiTheme="minorHAnsi" w:eastAsiaTheme="minorEastAsia" w:hAnsiTheme="minorHAnsi" w:cstheme="minorBidi"/>
               <w:noProof/>
               <w:kern w:val="2"/>
               <w:sz w:val="24"/>
@@ -1040,7 +984,7 @@
               <w14:ligatures w14:val="standardContextual"/>
             </w:rPr>
           </w:pPr>
-          <w:hyperlink w:anchor="_Toc224491483" w:history="1">
+          <w:hyperlink w:anchor="_Toc225207692" w:history="1">
             <w:r>
               <w:rPr>
                 <w:rStyle w:val="Hyperlink"/>
@@ -1052,7 +996,7 @@
             </w:r>
             <w:r>
               <w:rPr>
-                <w:rFonts w:ascii="Trebuchet MS" w:eastAsiaTheme="minorEastAsia" w:hAnsi="Trebuchet MS" w:cstheme="minorBidi"/>
+                <w:rFonts w:asciiTheme="minorHAnsi" w:eastAsiaTheme="minorEastAsia" w:hAnsiTheme="minorHAnsi" w:cstheme="minorBidi"/>
                 <w:noProof/>
                 <w:kern w:val="2"/>
                 <w:sz w:val="24"/>
@@ -1067,11 +1011,10 @@
                 <w:rFonts w:eastAsia="MS Gothic"/>
                 <w:noProof/>
               </w:rPr>
-              <w:t>skills</w:t>
-            </w:r>
-            <w:r>
-              <w:rPr>
-                <w:rFonts w:ascii="Trebuchet MS" w:hAnsi="Trebuchet MS"/>
+              <w:t>countries</w:t>
+            </w:r>
+            <w:r>
+              <w:rPr>
                 <w:noProof/>
                 <w:webHidden/>
               </w:rPr>
@@ -1079,7 +1022,6 @@
             </w:r>
             <w:r>
               <w:rPr>
-                <w:rFonts w:ascii="Trebuchet MS" w:hAnsi="Trebuchet MS"/>
                 <w:noProof/>
                 <w:webHidden/>
               </w:rPr>
@@ -1087,22 +1029,19 @@
             </w:r>
             <w:r>
               <w:rPr>
-                <w:rFonts w:ascii="Trebuchet MS" w:hAnsi="Trebuchet MS"/>
                 <w:noProof/>
                 <w:webHidden/>
               </w:rPr>
-              <w:instrText xml:space="preserve"> PAGEREF _Toc224491483 \h </w:instrText>
-            </w:r>
-            <w:r>
-              <w:rPr>
-                <w:rFonts w:ascii="Trebuchet MS" w:hAnsi="Trebuchet MS"/>
+              <w:instrText xml:space="preserve"> PAGEREF _Toc225207692 \h </w:instrText>
+            </w:r>
+            <w:r>
+              <w:rPr>
                 <w:noProof/>
                 <w:webHidden/>
               </w:rPr>
             </w:r>
             <w:r>
               <w:rPr>
-                <w:rFonts w:ascii="Trebuchet MS" w:hAnsi="Trebuchet MS"/>
                 <w:noProof/>
                 <w:webHidden/>
               </w:rPr>
@@ -1110,7 +1049,6 @@
             </w:r>
             <w:r>
               <w:rPr>
-                <w:rFonts w:ascii="Trebuchet MS" w:hAnsi="Trebuchet MS"/>
                 <w:noProof/>
                 <w:webHidden/>
               </w:rPr>
@@ -1118,7 +1056,6 @@
             </w:r>
             <w:r>
               <w:rPr>
-                <w:rFonts w:ascii="Trebuchet MS" w:hAnsi="Trebuchet MS"/>
                 <w:noProof/>
                 <w:webHidden/>
               </w:rPr>
@@ -1134,7 +1071,7 @@
               <w:tab w:val="right" w:leader="dot" w:pos="9347"/>
             </w:tabs>
             <w:rPr>
-              <w:rFonts w:ascii="Trebuchet MS" w:eastAsiaTheme="minorEastAsia" w:hAnsi="Trebuchet MS" w:cstheme="minorBidi"/>
+              <w:rFonts w:asciiTheme="minorHAnsi" w:eastAsiaTheme="minorEastAsia" w:hAnsiTheme="minorHAnsi" w:cstheme="minorBidi"/>
               <w:noProof/>
               <w:kern w:val="2"/>
               <w:sz w:val="24"/>
@@ -1142,7 +1079,7 @@
               <w14:ligatures w14:val="standardContextual"/>
             </w:rPr>
           </w:pPr>
-          <w:hyperlink w:anchor="_Toc224491484" w:history="1">
+          <w:hyperlink w:anchor="_Toc225207693" w:history="1">
             <w:r>
               <w:rPr>
                 <w:rStyle w:val="Hyperlink"/>
@@ -1154,7 +1091,7 @@
             </w:r>
             <w:r>
               <w:rPr>
-                <w:rFonts w:ascii="Trebuchet MS" w:eastAsiaTheme="minorEastAsia" w:hAnsi="Trebuchet MS" w:cstheme="minorBidi"/>
+                <w:rFonts w:asciiTheme="minorHAnsi" w:eastAsiaTheme="minorEastAsia" w:hAnsiTheme="minorHAnsi" w:cstheme="minorBidi"/>
                 <w:noProof/>
                 <w:kern w:val="2"/>
                 <w:sz w:val="24"/>
@@ -1169,11 +1106,10 @@
                 <w:rFonts w:eastAsia="MS Gothic"/>
                 <w:noProof/>
               </w:rPr>
-              <w:t>services</w:t>
-            </w:r>
-            <w:r>
-              <w:rPr>
-                <w:rFonts w:ascii="Trebuchet MS" w:hAnsi="Trebuchet MS"/>
+              <w:t>cities</w:t>
+            </w:r>
+            <w:r>
+              <w:rPr>
                 <w:noProof/>
                 <w:webHidden/>
               </w:rPr>
@@ -1181,7 +1117,6 @@
             </w:r>
             <w:r>
               <w:rPr>
-                <w:rFonts w:ascii="Trebuchet MS" w:hAnsi="Trebuchet MS"/>
                 <w:noProof/>
                 <w:webHidden/>
               </w:rPr>
@@ -1189,22 +1124,19 @@
             </w:r>
             <w:r>
               <w:rPr>
-                <w:rFonts w:ascii="Trebuchet MS" w:hAnsi="Trebuchet MS"/>
                 <w:noProof/>
                 <w:webHidden/>
               </w:rPr>
-              <w:instrText xml:space="preserve"> PAGEREF _Toc224491484 \h </w:instrText>
-            </w:r>
-            <w:r>
-              <w:rPr>
-                <w:rFonts w:ascii="Trebuchet MS" w:hAnsi="Trebuchet MS"/>
+              <w:instrText xml:space="preserve"> PAGEREF _Toc225207693 \h </w:instrText>
+            </w:r>
+            <w:r>
+              <w:rPr>
                 <w:noProof/>
                 <w:webHidden/>
               </w:rPr>
             </w:r>
             <w:r>
               <w:rPr>
-                <w:rFonts w:ascii="Trebuchet MS" w:hAnsi="Trebuchet MS"/>
                 <w:noProof/>
                 <w:webHidden/>
               </w:rPr>
@@ -1212,7 +1144,6 @@
             </w:r>
             <w:r>
               <w:rPr>
-                <w:rFonts w:ascii="Trebuchet MS" w:hAnsi="Trebuchet MS"/>
                 <w:noProof/>
                 <w:webHidden/>
               </w:rPr>
@@ -1220,7 +1151,6 @@
             </w:r>
             <w:r>
               <w:rPr>
-                <w:rFonts w:ascii="Trebuchet MS" w:hAnsi="Trebuchet MS"/>
                 <w:noProof/>
                 <w:webHidden/>
               </w:rPr>
@@ -1236,7 +1166,7 @@
               <w:tab w:val="right" w:leader="dot" w:pos="9347"/>
             </w:tabs>
             <w:rPr>
-              <w:rFonts w:ascii="Trebuchet MS" w:eastAsiaTheme="minorEastAsia" w:hAnsi="Trebuchet MS" w:cstheme="minorBidi"/>
+              <w:rFonts w:asciiTheme="minorHAnsi" w:eastAsiaTheme="minorEastAsia" w:hAnsiTheme="minorHAnsi" w:cstheme="minorBidi"/>
               <w:noProof/>
               <w:kern w:val="2"/>
               <w:sz w:val="24"/>
@@ -1244,7 +1174,7 @@
               <w14:ligatures w14:val="standardContextual"/>
             </w:rPr>
           </w:pPr>
-          <w:hyperlink w:anchor="_Toc224491485" w:history="1">
+          <w:hyperlink w:anchor="_Toc225207694" w:history="1">
             <w:r>
               <w:rPr>
                 <w:rStyle w:val="Hyperlink"/>
@@ -1256,7 +1186,7 @@
             </w:r>
             <w:r>
               <w:rPr>
-                <w:rFonts w:ascii="Trebuchet MS" w:eastAsiaTheme="minorEastAsia" w:hAnsi="Trebuchet MS" w:cstheme="minorBidi"/>
+                <w:rFonts w:asciiTheme="minorHAnsi" w:eastAsiaTheme="minorEastAsia" w:hAnsiTheme="minorHAnsi" w:cstheme="minorBidi"/>
                 <w:noProof/>
                 <w:kern w:val="2"/>
                 <w:sz w:val="24"/>
@@ -1271,11 +1201,10 @@
                 <w:rFonts w:eastAsia="MS Gothic"/>
                 <w:noProof/>
               </w:rPr>
-              <w:t>companies</w:t>
-            </w:r>
-            <w:r>
-              <w:rPr>
-                <w:rFonts w:ascii="Trebuchet MS" w:hAnsi="Trebuchet MS"/>
+              <w:t>skills</w:t>
+            </w:r>
+            <w:r>
+              <w:rPr>
                 <w:noProof/>
                 <w:webHidden/>
               </w:rPr>
@@ -1283,7 +1212,6 @@
             </w:r>
             <w:r>
               <w:rPr>
-                <w:rFonts w:ascii="Trebuchet MS" w:hAnsi="Trebuchet MS"/>
                 <w:noProof/>
                 <w:webHidden/>
               </w:rPr>
@@ -1291,22 +1219,19 @@
             </w:r>
             <w:r>
               <w:rPr>
-                <w:rFonts w:ascii="Trebuchet MS" w:hAnsi="Trebuchet MS"/>
                 <w:noProof/>
                 <w:webHidden/>
               </w:rPr>
-              <w:instrText xml:space="preserve"> PAGEREF _Toc224491485 \h </w:instrText>
-            </w:r>
-            <w:r>
-              <w:rPr>
-                <w:rFonts w:ascii="Trebuchet MS" w:hAnsi="Trebuchet MS"/>
+              <w:instrText xml:space="preserve"> PAGEREF _Toc225207694 \h </w:instrText>
+            </w:r>
+            <w:r>
+              <w:rPr>
                 <w:noProof/>
                 <w:webHidden/>
               </w:rPr>
             </w:r>
             <w:r>
               <w:rPr>
-                <w:rFonts w:ascii="Trebuchet MS" w:hAnsi="Trebuchet MS"/>
                 <w:noProof/>
                 <w:webHidden/>
               </w:rPr>
@@ -1314,7 +1239,6 @@
             </w:r>
             <w:r>
               <w:rPr>
-                <w:rFonts w:ascii="Trebuchet MS" w:hAnsi="Trebuchet MS"/>
                 <w:noProof/>
                 <w:webHidden/>
               </w:rPr>
@@ -1322,7 +1246,6 @@
             </w:r>
             <w:r>
               <w:rPr>
-                <w:rFonts w:ascii="Trebuchet MS" w:hAnsi="Trebuchet MS"/>
                 <w:noProof/>
                 <w:webHidden/>
               </w:rPr>
@@ -1338,7 +1261,7 @@
               <w:tab w:val="right" w:leader="dot" w:pos="9347"/>
             </w:tabs>
             <w:rPr>
-              <w:rFonts w:ascii="Trebuchet MS" w:eastAsiaTheme="minorEastAsia" w:hAnsi="Trebuchet MS" w:cstheme="minorBidi"/>
+              <w:rFonts w:asciiTheme="minorHAnsi" w:eastAsiaTheme="minorEastAsia" w:hAnsiTheme="minorHAnsi" w:cstheme="minorBidi"/>
               <w:noProof/>
               <w:kern w:val="2"/>
               <w:sz w:val="24"/>
@@ -1346,7 +1269,7 @@
               <w14:ligatures w14:val="standardContextual"/>
             </w:rPr>
           </w:pPr>
-          <w:hyperlink w:anchor="_Toc224491486" w:history="1">
+          <w:hyperlink w:anchor="_Toc225207695" w:history="1">
             <w:r>
               <w:rPr>
                 <w:rStyle w:val="Hyperlink"/>
@@ -1358,7 +1281,7 @@
             </w:r>
             <w:r>
               <w:rPr>
-                <w:rFonts w:ascii="Trebuchet MS" w:eastAsiaTheme="minorEastAsia" w:hAnsi="Trebuchet MS" w:cstheme="minorBidi"/>
+                <w:rFonts w:asciiTheme="minorHAnsi" w:eastAsiaTheme="minorEastAsia" w:hAnsiTheme="minorHAnsi" w:cstheme="minorBidi"/>
                 <w:noProof/>
                 <w:kern w:val="2"/>
                 <w:sz w:val="24"/>
@@ -1373,11 +1296,10 @@
                 <w:rFonts w:eastAsia="MS Gothic"/>
                 <w:noProof/>
               </w:rPr>
-              <w:t>company_representatives</w:t>
-            </w:r>
-            <w:r>
-              <w:rPr>
-                <w:rFonts w:ascii="Trebuchet MS" w:hAnsi="Trebuchet MS"/>
+              <w:t>services</w:t>
+            </w:r>
+            <w:r>
+              <w:rPr>
                 <w:noProof/>
                 <w:webHidden/>
               </w:rPr>
@@ -1385,7 +1307,6 @@
             </w:r>
             <w:r>
               <w:rPr>
-                <w:rFonts w:ascii="Trebuchet MS" w:hAnsi="Trebuchet MS"/>
                 <w:noProof/>
                 <w:webHidden/>
               </w:rPr>
@@ -1393,22 +1314,19 @@
             </w:r>
             <w:r>
               <w:rPr>
-                <w:rFonts w:ascii="Trebuchet MS" w:hAnsi="Trebuchet MS"/>
                 <w:noProof/>
                 <w:webHidden/>
               </w:rPr>
-              <w:instrText xml:space="preserve"> PAGEREF _Toc224491486 \h </w:instrText>
-            </w:r>
-            <w:r>
-              <w:rPr>
-                <w:rFonts w:ascii="Trebuchet MS" w:hAnsi="Trebuchet MS"/>
+              <w:instrText xml:space="preserve"> PAGEREF _Toc225207695 \h </w:instrText>
+            </w:r>
+            <w:r>
+              <w:rPr>
                 <w:noProof/>
                 <w:webHidden/>
               </w:rPr>
             </w:r>
             <w:r>
               <w:rPr>
-                <w:rFonts w:ascii="Trebuchet MS" w:hAnsi="Trebuchet MS"/>
                 <w:noProof/>
                 <w:webHidden/>
               </w:rPr>
@@ -1416,7 +1334,6 @@
             </w:r>
             <w:r>
               <w:rPr>
-                <w:rFonts w:ascii="Trebuchet MS" w:hAnsi="Trebuchet MS"/>
                 <w:noProof/>
                 <w:webHidden/>
               </w:rPr>
@@ -1424,7 +1341,6 @@
             </w:r>
             <w:r>
               <w:rPr>
-                <w:rFonts w:ascii="Trebuchet MS" w:hAnsi="Trebuchet MS"/>
                 <w:noProof/>
                 <w:webHidden/>
               </w:rPr>
@@ -1440,7 +1356,7 @@
               <w:tab w:val="right" w:leader="dot" w:pos="9347"/>
             </w:tabs>
             <w:rPr>
-              <w:rFonts w:ascii="Trebuchet MS" w:eastAsiaTheme="minorEastAsia" w:hAnsi="Trebuchet MS" w:cstheme="minorBidi"/>
+              <w:rFonts w:asciiTheme="minorHAnsi" w:eastAsiaTheme="minorEastAsia" w:hAnsiTheme="minorHAnsi" w:cstheme="minorBidi"/>
               <w:noProof/>
               <w:kern w:val="2"/>
               <w:sz w:val="24"/>
@@ -1448,7 +1364,7 @@
               <w14:ligatures w14:val="standardContextual"/>
             </w:rPr>
           </w:pPr>
-          <w:hyperlink w:anchor="_Toc224491487" w:history="1">
+          <w:hyperlink w:anchor="_Toc225207696" w:history="1">
             <w:r>
               <w:rPr>
                 <w:rStyle w:val="Hyperlink"/>
@@ -1460,7 +1376,7 @@
             </w:r>
             <w:r>
               <w:rPr>
-                <w:rFonts w:ascii="Trebuchet MS" w:eastAsiaTheme="minorEastAsia" w:hAnsi="Trebuchet MS" w:cstheme="minorBidi"/>
+                <w:rFonts w:asciiTheme="minorHAnsi" w:eastAsiaTheme="minorEastAsia" w:hAnsiTheme="minorHAnsi" w:cstheme="minorBidi"/>
                 <w:noProof/>
                 <w:kern w:val="2"/>
                 <w:sz w:val="24"/>
@@ -1475,11 +1391,10 @@
                 <w:rFonts w:eastAsia="MS Gothic"/>
                 <w:noProof/>
               </w:rPr>
-              <w:t>candidates</w:t>
-            </w:r>
-            <w:r>
-              <w:rPr>
-                <w:rFonts w:ascii="Trebuchet MS" w:hAnsi="Trebuchet MS"/>
+              <w:t>companies</w:t>
+            </w:r>
+            <w:r>
+              <w:rPr>
                 <w:noProof/>
                 <w:webHidden/>
               </w:rPr>
@@ -1487,7 +1402,6 @@
             </w:r>
             <w:r>
               <w:rPr>
-                <w:rFonts w:ascii="Trebuchet MS" w:hAnsi="Trebuchet MS"/>
                 <w:noProof/>
                 <w:webHidden/>
               </w:rPr>
@@ -1495,22 +1409,19 @@
             </w:r>
             <w:r>
               <w:rPr>
-                <w:rFonts w:ascii="Trebuchet MS" w:hAnsi="Trebuchet MS"/>
                 <w:noProof/>
                 <w:webHidden/>
               </w:rPr>
-              <w:instrText xml:space="preserve"> PAGEREF _Toc224491487 \h </w:instrText>
-            </w:r>
-            <w:r>
-              <w:rPr>
-                <w:rFonts w:ascii="Trebuchet MS" w:hAnsi="Trebuchet MS"/>
+              <w:instrText xml:space="preserve"> PAGEREF _Toc225207696 \h </w:instrText>
+            </w:r>
+            <w:r>
+              <w:rPr>
                 <w:noProof/>
                 <w:webHidden/>
               </w:rPr>
             </w:r>
             <w:r>
               <w:rPr>
-                <w:rFonts w:ascii="Trebuchet MS" w:hAnsi="Trebuchet MS"/>
                 <w:noProof/>
                 <w:webHidden/>
               </w:rPr>
@@ -1518,15 +1429,13 @@
             </w:r>
             <w:r>
               <w:rPr>
-                <w:rFonts w:ascii="Trebuchet MS" w:hAnsi="Trebuchet MS"/>
                 <w:noProof/>
                 <w:webHidden/>
               </w:rPr>
-              <w:t>9</w:t>
-            </w:r>
-            <w:r>
-              <w:rPr>
-                <w:rFonts w:ascii="Trebuchet MS" w:hAnsi="Trebuchet MS"/>
+              <w:t>8</w:t>
+            </w:r>
+            <w:r>
+              <w:rPr>
                 <w:noProof/>
                 <w:webHidden/>
               </w:rPr>
@@ -1542,7 +1451,7 @@
               <w:tab w:val="right" w:leader="dot" w:pos="9347"/>
             </w:tabs>
             <w:rPr>
-              <w:rFonts w:ascii="Trebuchet MS" w:eastAsiaTheme="minorEastAsia" w:hAnsi="Trebuchet MS" w:cstheme="minorBidi"/>
+              <w:rFonts w:asciiTheme="minorHAnsi" w:eastAsiaTheme="minorEastAsia" w:hAnsiTheme="minorHAnsi" w:cstheme="minorBidi"/>
               <w:noProof/>
               <w:kern w:val="2"/>
               <w:sz w:val="24"/>
@@ -1550,7 +1459,7 @@
               <w14:ligatures w14:val="standardContextual"/>
             </w:rPr>
           </w:pPr>
-          <w:hyperlink w:anchor="_Toc224491488" w:history="1">
+          <w:hyperlink w:anchor="_Toc225207697" w:history="1">
             <w:r>
               <w:rPr>
                 <w:rStyle w:val="Hyperlink"/>
@@ -1562,7 +1471,7 @@
             </w:r>
             <w:r>
               <w:rPr>
-                <w:rFonts w:ascii="Trebuchet MS" w:eastAsiaTheme="minorEastAsia" w:hAnsi="Trebuchet MS" w:cstheme="minorBidi"/>
+                <w:rFonts w:asciiTheme="minorHAnsi" w:eastAsiaTheme="minorEastAsia" w:hAnsiTheme="minorHAnsi" w:cstheme="minorBidi"/>
                 <w:noProof/>
                 <w:kern w:val="2"/>
                 <w:sz w:val="24"/>
@@ -1577,11 +1486,10 @@
                 <w:rFonts w:eastAsia="MS Gothic"/>
                 <w:noProof/>
               </w:rPr>
-              <w:t>candidate_skills</w:t>
-            </w:r>
-            <w:r>
-              <w:rPr>
-                <w:rFonts w:ascii="Trebuchet MS" w:hAnsi="Trebuchet MS"/>
+              <w:t>company_representatives</w:t>
+            </w:r>
+            <w:r>
+              <w:rPr>
                 <w:noProof/>
                 <w:webHidden/>
               </w:rPr>
@@ -1589,7 +1497,6 @@
             </w:r>
             <w:r>
               <w:rPr>
-                <w:rFonts w:ascii="Trebuchet MS" w:hAnsi="Trebuchet MS"/>
                 <w:noProof/>
                 <w:webHidden/>
               </w:rPr>
@@ -1597,22 +1504,19 @@
             </w:r>
             <w:r>
               <w:rPr>
-                <w:rFonts w:ascii="Trebuchet MS" w:hAnsi="Trebuchet MS"/>
                 <w:noProof/>
                 <w:webHidden/>
               </w:rPr>
-              <w:instrText xml:space="preserve"> PAGEREF _Toc224491488 \h </w:instrText>
-            </w:r>
-            <w:r>
-              <w:rPr>
-                <w:rFonts w:ascii="Trebuchet MS" w:hAnsi="Trebuchet MS"/>
+              <w:instrText xml:space="preserve"> PAGEREF _Toc225207697 \h </w:instrText>
+            </w:r>
+            <w:r>
+              <w:rPr>
                 <w:noProof/>
                 <w:webHidden/>
               </w:rPr>
             </w:r>
             <w:r>
               <w:rPr>
-                <w:rFonts w:ascii="Trebuchet MS" w:hAnsi="Trebuchet MS"/>
                 <w:noProof/>
                 <w:webHidden/>
               </w:rPr>
@@ -1620,15 +1524,13 @@
             </w:r>
             <w:r>
               <w:rPr>
-                <w:rFonts w:ascii="Trebuchet MS" w:hAnsi="Trebuchet MS"/>
                 <w:noProof/>
                 <w:webHidden/>
               </w:rPr>
-              <w:t>10</w:t>
-            </w:r>
-            <w:r>
-              <w:rPr>
-                <w:rFonts w:ascii="Trebuchet MS" w:hAnsi="Trebuchet MS"/>
+              <w:t>9</w:t>
+            </w:r>
+            <w:r>
+              <w:rPr>
                 <w:noProof/>
                 <w:webHidden/>
               </w:rPr>
@@ -1644,7 +1546,7 @@
               <w:tab w:val="right" w:leader="dot" w:pos="9347"/>
             </w:tabs>
             <w:rPr>
-              <w:rFonts w:ascii="Trebuchet MS" w:eastAsiaTheme="minorEastAsia" w:hAnsi="Trebuchet MS" w:cstheme="minorBidi"/>
+              <w:rFonts w:asciiTheme="minorHAnsi" w:eastAsiaTheme="minorEastAsia" w:hAnsiTheme="minorHAnsi" w:cstheme="minorBidi"/>
               <w:noProof/>
               <w:kern w:val="2"/>
               <w:sz w:val="24"/>
@@ -1652,7 +1554,7 @@
               <w14:ligatures w14:val="standardContextual"/>
             </w:rPr>
           </w:pPr>
-          <w:hyperlink w:anchor="_Toc224491489" w:history="1">
+          <w:hyperlink w:anchor="_Toc225207698" w:history="1">
             <w:r>
               <w:rPr>
                 <w:rStyle w:val="Hyperlink"/>
@@ -1664,7 +1566,7 @@
             </w:r>
             <w:r>
               <w:rPr>
-                <w:rFonts w:ascii="Trebuchet MS" w:eastAsiaTheme="minorEastAsia" w:hAnsi="Trebuchet MS" w:cstheme="minorBidi"/>
+                <w:rFonts w:asciiTheme="minorHAnsi" w:eastAsiaTheme="minorEastAsia" w:hAnsiTheme="minorHAnsi" w:cstheme="minorBidi"/>
                 <w:noProof/>
                 <w:kern w:val="2"/>
                 <w:sz w:val="24"/>
@@ -1679,11 +1581,10 @@
                 <w:rFonts w:eastAsia="MS Gothic"/>
                 <w:noProof/>
               </w:rPr>
-              <w:t>candidate_preferred_locations</w:t>
-            </w:r>
-            <w:r>
-              <w:rPr>
-                <w:rFonts w:ascii="Trebuchet MS" w:hAnsi="Trebuchet MS"/>
+              <w:t>candidates</w:t>
+            </w:r>
+            <w:r>
+              <w:rPr>
                 <w:noProof/>
                 <w:webHidden/>
               </w:rPr>
@@ -1691,7 +1592,6 @@
             </w:r>
             <w:r>
               <w:rPr>
-                <w:rFonts w:ascii="Trebuchet MS" w:hAnsi="Trebuchet MS"/>
                 <w:noProof/>
                 <w:webHidden/>
               </w:rPr>
@@ -1699,22 +1599,19 @@
             </w:r>
             <w:r>
               <w:rPr>
-                <w:rFonts w:ascii="Trebuchet MS" w:hAnsi="Trebuchet MS"/>
                 <w:noProof/>
                 <w:webHidden/>
               </w:rPr>
-              <w:instrText xml:space="preserve"> PAGEREF _Toc224491489 \h </w:instrText>
-            </w:r>
-            <w:r>
-              <w:rPr>
-                <w:rFonts w:ascii="Trebuchet MS" w:hAnsi="Trebuchet MS"/>
+              <w:instrText xml:space="preserve"> PAGEREF _Toc225207698 \h </w:instrText>
+            </w:r>
+            <w:r>
+              <w:rPr>
                 <w:noProof/>
                 <w:webHidden/>
               </w:rPr>
             </w:r>
             <w:r>
               <w:rPr>
-                <w:rFonts w:ascii="Trebuchet MS" w:hAnsi="Trebuchet MS"/>
                 <w:noProof/>
                 <w:webHidden/>
               </w:rPr>
@@ -1722,15 +1619,13 @@
             </w:r>
             <w:r>
               <w:rPr>
-                <w:rFonts w:ascii="Trebuchet MS" w:hAnsi="Trebuchet MS"/>
                 <w:noProof/>
                 <w:webHidden/>
               </w:rPr>
-              <w:t>11</w:t>
-            </w:r>
-            <w:r>
-              <w:rPr>
-                <w:rFonts w:ascii="Trebuchet MS" w:hAnsi="Trebuchet MS"/>
+              <w:t>10</w:t>
+            </w:r>
+            <w:r>
+              <w:rPr>
                 <w:noProof/>
                 <w:webHidden/>
               </w:rPr>
@@ -1746,7 +1641,7 @@
               <w:tab w:val="right" w:leader="dot" w:pos="9347"/>
             </w:tabs>
             <w:rPr>
-              <w:rFonts w:ascii="Trebuchet MS" w:eastAsiaTheme="minorEastAsia" w:hAnsi="Trebuchet MS" w:cstheme="minorBidi"/>
+              <w:rFonts w:asciiTheme="minorHAnsi" w:eastAsiaTheme="minorEastAsia" w:hAnsiTheme="minorHAnsi" w:cstheme="minorBidi"/>
               <w:noProof/>
               <w:kern w:val="2"/>
               <w:sz w:val="24"/>
@@ -1754,7 +1649,7 @@
               <w14:ligatures w14:val="standardContextual"/>
             </w:rPr>
           </w:pPr>
-          <w:hyperlink w:anchor="_Toc224491490" w:history="1">
+          <w:hyperlink w:anchor="_Toc225207699" w:history="1">
             <w:r>
               <w:rPr>
                 <w:rStyle w:val="Hyperlink"/>
@@ -1766,7 +1661,7 @@
             </w:r>
             <w:r>
               <w:rPr>
-                <w:rFonts w:ascii="Trebuchet MS" w:eastAsiaTheme="minorEastAsia" w:hAnsi="Trebuchet MS" w:cstheme="minorBidi"/>
+                <w:rFonts w:asciiTheme="minorHAnsi" w:eastAsiaTheme="minorEastAsia" w:hAnsiTheme="minorHAnsi" w:cstheme="minorBidi"/>
                 <w:noProof/>
                 <w:kern w:val="2"/>
                 <w:sz w:val="24"/>
@@ -1781,11 +1676,10 @@
                 <w:rFonts w:eastAsia="MS Gothic"/>
                 <w:noProof/>
               </w:rPr>
-              <w:t>work_experience</w:t>
-            </w:r>
-            <w:r>
-              <w:rPr>
-                <w:rFonts w:ascii="Trebuchet MS" w:hAnsi="Trebuchet MS"/>
+              <w:t>candidate_skills</w:t>
+            </w:r>
+            <w:r>
+              <w:rPr>
                 <w:noProof/>
                 <w:webHidden/>
               </w:rPr>
@@ -1793,7 +1687,6 @@
             </w:r>
             <w:r>
               <w:rPr>
-                <w:rFonts w:ascii="Trebuchet MS" w:hAnsi="Trebuchet MS"/>
                 <w:noProof/>
                 <w:webHidden/>
               </w:rPr>
@@ -1801,22 +1694,19 @@
             </w:r>
             <w:r>
               <w:rPr>
-                <w:rFonts w:ascii="Trebuchet MS" w:hAnsi="Trebuchet MS"/>
                 <w:noProof/>
                 <w:webHidden/>
               </w:rPr>
-              <w:instrText xml:space="preserve"> PAGEREF _Toc224491490 \h </w:instrText>
-            </w:r>
-            <w:r>
-              <w:rPr>
-                <w:rFonts w:ascii="Trebuchet MS" w:hAnsi="Trebuchet MS"/>
+              <w:instrText xml:space="preserve"> PAGEREF _Toc225207699 \h </w:instrText>
+            </w:r>
+            <w:r>
+              <w:rPr>
                 <w:noProof/>
                 <w:webHidden/>
               </w:rPr>
             </w:r>
             <w:r>
               <w:rPr>
-                <w:rFonts w:ascii="Trebuchet MS" w:hAnsi="Trebuchet MS"/>
                 <w:noProof/>
                 <w:webHidden/>
               </w:rPr>
@@ -1824,7 +1714,6 @@
             </w:r>
             <w:r>
               <w:rPr>
-                <w:rFonts w:ascii="Trebuchet MS" w:hAnsi="Trebuchet MS"/>
                 <w:noProof/>
                 <w:webHidden/>
               </w:rPr>
@@ -1832,7 +1721,6 @@
             </w:r>
             <w:r>
               <w:rPr>
-                <w:rFonts w:ascii="Trebuchet MS" w:hAnsi="Trebuchet MS"/>
                 <w:noProof/>
                 <w:webHidden/>
               </w:rPr>
@@ -1848,7 +1736,7 @@
               <w:tab w:val="right" w:leader="dot" w:pos="9347"/>
             </w:tabs>
             <w:rPr>
-              <w:rFonts w:ascii="Trebuchet MS" w:eastAsiaTheme="minorEastAsia" w:hAnsi="Trebuchet MS" w:cstheme="minorBidi"/>
+              <w:rFonts w:asciiTheme="minorHAnsi" w:eastAsiaTheme="minorEastAsia" w:hAnsiTheme="minorHAnsi" w:cstheme="minorBidi"/>
               <w:noProof/>
               <w:kern w:val="2"/>
               <w:sz w:val="24"/>
@@ -1856,7 +1744,7 @@
               <w14:ligatures w14:val="standardContextual"/>
             </w:rPr>
           </w:pPr>
-          <w:hyperlink w:anchor="_Toc224491491" w:history="1">
+          <w:hyperlink w:anchor="_Toc225207700" w:history="1">
             <w:r>
               <w:rPr>
                 <w:rStyle w:val="Hyperlink"/>
@@ -1868,7 +1756,7 @@
             </w:r>
             <w:r>
               <w:rPr>
-                <w:rFonts w:ascii="Trebuchet MS" w:eastAsiaTheme="minorEastAsia" w:hAnsi="Trebuchet MS" w:cstheme="minorBidi"/>
+                <w:rFonts w:asciiTheme="minorHAnsi" w:eastAsiaTheme="minorEastAsia" w:hAnsiTheme="minorHAnsi" w:cstheme="minorBidi"/>
                 <w:noProof/>
                 <w:kern w:val="2"/>
                 <w:sz w:val="24"/>
@@ -1883,11 +1771,10 @@
                 <w:rFonts w:eastAsia="MS Gothic"/>
                 <w:noProof/>
               </w:rPr>
-              <w:t>candidate_services</w:t>
-            </w:r>
-            <w:r>
-              <w:rPr>
-                <w:rFonts w:ascii="Trebuchet MS" w:hAnsi="Trebuchet MS"/>
+              <w:t>candidate_preferred_locations</w:t>
+            </w:r>
+            <w:r>
+              <w:rPr>
                 <w:noProof/>
                 <w:webHidden/>
               </w:rPr>
@@ -1895,7 +1782,6 @@
             </w:r>
             <w:r>
               <w:rPr>
-                <w:rFonts w:ascii="Trebuchet MS" w:hAnsi="Trebuchet MS"/>
                 <w:noProof/>
                 <w:webHidden/>
               </w:rPr>
@@ -1903,22 +1789,19 @@
             </w:r>
             <w:r>
               <w:rPr>
-                <w:rFonts w:ascii="Trebuchet MS" w:hAnsi="Trebuchet MS"/>
                 <w:noProof/>
                 <w:webHidden/>
               </w:rPr>
-              <w:instrText xml:space="preserve"> PAGEREF _Toc224491491 \h </w:instrText>
-            </w:r>
-            <w:r>
-              <w:rPr>
-                <w:rFonts w:ascii="Trebuchet MS" w:hAnsi="Trebuchet MS"/>
+              <w:instrText xml:space="preserve"> PAGEREF _Toc225207700 \h </w:instrText>
+            </w:r>
+            <w:r>
+              <w:rPr>
                 <w:noProof/>
                 <w:webHidden/>
               </w:rPr>
             </w:r>
             <w:r>
               <w:rPr>
-                <w:rFonts w:ascii="Trebuchet MS" w:hAnsi="Trebuchet MS"/>
                 <w:noProof/>
                 <w:webHidden/>
               </w:rPr>
@@ -1926,15 +1809,13 @@
             </w:r>
             <w:r>
               <w:rPr>
-                <w:rFonts w:ascii="Trebuchet MS" w:hAnsi="Trebuchet MS"/>
                 <w:noProof/>
                 <w:webHidden/>
               </w:rPr>
-              <w:t>12</w:t>
-            </w:r>
-            <w:r>
-              <w:rPr>
-                <w:rFonts w:ascii="Trebuchet MS" w:hAnsi="Trebuchet MS"/>
+              <w:t>11</w:t>
+            </w:r>
+            <w:r>
+              <w:rPr>
                 <w:noProof/>
                 <w:webHidden/>
               </w:rPr>
@@ -1950,7 +1831,7 @@
               <w:tab w:val="right" w:leader="dot" w:pos="9347"/>
             </w:tabs>
             <w:rPr>
-              <w:rFonts w:ascii="Trebuchet MS" w:eastAsiaTheme="minorEastAsia" w:hAnsi="Trebuchet MS" w:cstheme="minorBidi"/>
+              <w:rFonts w:asciiTheme="minorHAnsi" w:eastAsiaTheme="minorEastAsia" w:hAnsiTheme="minorHAnsi" w:cstheme="minorBidi"/>
               <w:noProof/>
               <w:kern w:val="2"/>
               <w:sz w:val="24"/>
@@ -1958,7 +1839,7 @@
               <w14:ligatures w14:val="standardContextual"/>
             </w:rPr>
           </w:pPr>
-          <w:hyperlink w:anchor="_Toc224491492" w:history="1">
+          <w:hyperlink w:anchor="_Toc225207701" w:history="1">
             <w:r>
               <w:rPr>
                 <w:rStyle w:val="Hyperlink"/>
@@ -1970,7 +1851,7 @@
             </w:r>
             <w:r>
               <w:rPr>
-                <w:rFonts w:ascii="Trebuchet MS" w:eastAsiaTheme="minorEastAsia" w:hAnsi="Trebuchet MS" w:cstheme="minorBidi"/>
+                <w:rFonts w:asciiTheme="minorHAnsi" w:eastAsiaTheme="minorEastAsia" w:hAnsiTheme="minorHAnsi" w:cstheme="minorBidi"/>
                 <w:noProof/>
                 <w:kern w:val="2"/>
                 <w:sz w:val="24"/>
@@ -1985,11 +1866,10 @@
                 <w:rFonts w:eastAsia="MS Gothic"/>
                 <w:noProof/>
               </w:rPr>
-              <w:t>jobs</w:t>
-            </w:r>
-            <w:r>
-              <w:rPr>
-                <w:rFonts w:ascii="Trebuchet MS" w:hAnsi="Trebuchet MS"/>
+              <w:t>work_experience</w:t>
+            </w:r>
+            <w:r>
+              <w:rPr>
                 <w:noProof/>
                 <w:webHidden/>
               </w:rPr>
@@ -1997,7 +1877,6 @@
             </w:r>
             <w:r>
               <w:rPr>
-                <w:rFonts w:ascii="Trebuchet MS" w:hAnsi="Trebuchet MS"/>
                 <w:noProof/>
                 <w:webHidden/>
               </w:rPr>
@@ -2005,22 +1884,19 @@
             </w:r>
             <w:r>
               <w:rPr>
-                <w:rFonts w:ascii="Trebuchet MS" w:hAnsi="Trebuchet MS"/>
                 <w:noProof/>
                 <w:webHidden/>
               </w:rPr>
-              <w:instrText xml:space="preserve"> PAGEREF _Toc224491492 \h </w:instrText>
-            </w:r>
-            <w:r>
-              <w:rPr>
-                <w:rFonts w:ascii="Trebuchet MS" w:hAnsi="Trebuchet MS"/>
+              <w:instrText xml:space="preserve"> PAGEREF _Toc225207701 \h </w:instrText>
+            </w:r>
+            <w:r>
+              <w:rPr>
                 <w:noProof/>
                 <w:webHidden/>
               </w:rPr>
             </w:r>
             <w:r>
               <w:rPr>
-                <w:rFonts w:ascii="Trebuchet MS" w:hAnsi="Trebuchet MS"/>
                 <w:noProof/>
                 <w:webHidden/>
               </w:rPr>
@@ -2028,15 +1904,13 @@
             </w:r>
             <w:r>
               <w:rPr>
-                <w:rFonts w:ascii="Trebuchet MS" w:hAnsi="Trebuchet MS"/>
                 <w:noProof/>
                 <w:webHidden/>
               </w:rPr>
-              <w:t>13</w:t>
-            </w:r>
-            <w:r>
-              <w:rPr>
-                <w:rFonts w:ascii="Trebuchet MS" w:hAnsi="Trebuchet MS"/>
+              <w:t>12</w:t>
+            </w:r>
+            <w:r>
+              <w:rPr>
                 <w:noProof/>
                 <w:webHidden/>
               </w:rPr>
@@ -2052,7 +1926,7 @@
               <w:tab w:val="right" w:leader="dot" w:pos="9347"/>
             </w:tabs>
             <w:rPr>
-              <w:rFonts w:ascii="Trebuchet MS" w:eastAsiaTheme="minorEastAsia" w:hAnsi="Trebuchet MS" w:cstheme="minorBidi"/>
+              <w:rFonts w:asciiTheme="minorHAnsi" w:eastAsiaTheme="minorEastAsia" w:hAnsiTheme="minorHAnsi" w:cstheme="minorBidi"/>
               <w:noProof/>
               <w:kern w:val="2"/>
               <w:sz w:val="24"/>
@@ -2060,7 +1934,7 @@
               <w14:ligatures w14:val="standardContextual"/>
             </w:rPr>
           </w:pPr>
-          <w:hyperlink w:anchor="_Toc224491493" w:history="1">
+          <w:hyperlink w:anchor="_Toc225207702" w:history="1">
             <w:r>
               <w:rPr>
                 <w:rStyle w:val="Hyperlink"/>
@@ -2072,7 +1946,7 @@
             </w:r>
             <w:r>
               <w:rPr>
-                <w:rFonts w:ascii="Trebuchet MS" w:eastAsiaTheme="minorEastAsia" w:hAnsi="Trebuchet MS" w:cstheme="minorBidi"/>
+                <w:rFonts w:asciiTheme="minorHAnsi" w:eastAsiaTheme="minorEastAsia" w:hAnsiTheme="minorHAnsi" w:cstheme="minorBidi"/>
                 <w:noProof/>
                 <w:kern w:val="2"/>
                 <w:sz w:val="24"/>
@@ -2087,11 +1961,10 @@
                 <w:rFonts w:eastAsia="MS Gothic"/>
                 <w:noProof/>
               </w:rPr>
-              <w:t>applications</w:t>
-            </w:r>
-            <w:r>
-              <w:rPr>
-                <w:rFonts w:ascii="Trebuchet MS" w:hAnsi="Trebuchet MS"/>
+              <w:t>candidate_services</w:t>
+            </w:r>
+            <w:r>
+              <w:rPr>
                 <w:noProof/>
                 <w:webHidden/>
               </w:rPr>
@@ -2099,7 +1972,6 @@
             </w:r>
             <w:r>
               <w:rPr>
-                <w:rFonts w:ascii="Trebuchet MS" w:hAnsi="Trebuchet MS"/>
                 <w:noProof/>
                 <w:webHidden/>
               </w:rPr>
@@ -2107,22 +1979,19 @@
             </w:r>
             <w:r>
               <w:rPr>
-                <w:rFonts w:ascii="Trebuchet MS" w:hAnsi="Trebuchet MS"/>
                 <w:noProof/>
                 <w:webHidden/>
               </w:rPr>
-              <w:instrText xml:space="preserve"> PAGEREF _Toc224491493 \h </w:instrText>
-            </w:r>
-            <w:r>
-              <w:rPr>
-                <w:rFonts w:ascii="Trebuchet MS" w:hAnsi="Trebuchet MS"/>
+              <w:instrText xml:space="preserve"> PAGEREF _Toc225207702 \h </w:instrText>
+            </w:r>
+            <w:r>
+              <w:rPr>
                 <w:noProof/>
                 <w:webHidden/>
               </w:rPr>
             </w:r>
             <w:r>
               <w:rPr>
-                <w:rFonts w:ascii="Trebuchet MS" w:hAnsi="Trebuchet MS"/>
                 <w:noProof/>
                 <w:webHidden/>
               </w:rPr>
@@ -2130,15 +1999,13 @@
             </w:r>
             <w:r>
               <w:rPr>
-                <w:rFonts w:ascii="Trebuchet MS" w:hAnsi="Trebuchet MS"/>
                 <w:noProof/>
                 <w:webHidden/>
               </w:rPr>
-              <w:t>14</w:t>
-            </w:r>
-            <w:r>
-              <w:rPr>
-                <w:rFonts w:ascii="Trebuchet MS" w:hAnsi="Trebuchet MS"/>
+              <w:t>13</w:t>
+            </w:r>
+            <w:r>
+              <w:rPr>
                 <w:noProof/>
                 <w:webHidden/>
               </w:rPr>
@@ -2154,7 +2021,7 @@
               <w:tab w:val="right" w:leader="dot" w:pos="9347"/>
             </w:tabs>
             <w:rPr>
-              <w:rFonts w:ascii="Trebuchet MS" w:eastAsiaTheme="minorEastAsia" w:hAnsi="Trebuchet MS" w:cstheme="minorBidi"/>
+              <w:rFonts w:asciiTheme="minorHAnsi" w:eastAsiaTheme="minorEastAsia" w:hAnsiTheme="minorHAnsi" w:cstheme="minorBidi"/>
               <w:noProof/>
               <w:kern w:val="2"/>
               <w:sz w:val="24"/>
@@ -2162,7 +2029,7 @@
               <w14:ligatures w14:val="standardContextual"/>
             </w:rPr>
           </w:pPr>
-          <w:hyperlink w:anchor="_Toc224491494" w:history="1">
+          <w:hyperlink w:anchor="_Toc225207703" w:history="1">
             <w:r>
               <w:rPr>
                 <w:rStyle w:val="Hyperlink"/>
@@ -2174,7 +2041,7 @@
             </w:r>
             <w:r>
               <w:rPr>
-                <w:rFonts w:ascii="Trebuchet MS" w:eastAsiaTheme="minorEastAsia" w:hAnsi="Trebuchet MS" w:cstheme="minorBidi"/>
+                <w:rFonts w:asciiTheme="minorHAnsi" w:eastAsiaTheme="minorEastAsia" w:hAnsiTheme="minorHAnsi" w:cstheme="minorBidi"/>
                 <w:noProof/>
                 <w:kern w:val="2"/>
                 <w:sz w:val="24"/>
@@ -2189,11 +2056,10 @@
                 <w:rFonts w:eastAsia="MS Gothic"/>
                 <w:noProof/>
               </w:rPr>
-              <w:t>application_status_history</w:t>
-            </w:r>
-            <w:r>
-              <w:rPr>
-                <w:rFonts w:ascii="Trebuchet MS" w:hAnsi="Trebuchet MS"/>
+              <w:t>jobs</w:t>
+            </w:r>
+            <w:r>
+              <w:rPr>
                 <w:noProof/>
                 <w:webHidden/>
               </w:rPr>
@@ -2201,7 +2067,6 @@
             </w:r>
             <w:r>
               <w:rPr>
-                <w:rFonts w:ascii="Trebuchet MS" w:hAnsi="Trebuchet MS"/>
                 <w:noProof/>
                 <w:webHidden/>
               </w:rPr>
@@ -2209,22 +2074,19 @@
             </w:r>
             <w:r>
               <w:rPr>
-                <w:rFonts w:ascii="Trebuchet MS" w:hAnsi="Trebuchet MS"/>
                 <w:noProof/>
                 <w:webHidden/>
               </w:rPr>
-              <w:instrText xml:space="preserve"> PAGEREF _Toc224491494 \h </w:instrText>
-            </w:r>
-            <w:r>
-              <w:rPr>
-                <w:rFonts w:ascii="Trebuchet MS" w:hAnsi="Trebuchet MS"/>
+              <w:instrText xml:space="preserve"> PAGEREF _Toc225207703 \h </w:instrText>
+            </w:r>
+            <w:r>
+              <w:rPr>
                 <w:noProof/>
                 <w:webHidden/>
               </w:rPr>
             </w:r>
             <w:r>
               <w:rPr>
-                <w:rFonts w:ascii="Trebuchet MS" w:hAnsi="Trebuchet MS"/>
                 <w:noProof/>
                 <w:webHidden/>
               </w:rPr>
@@ -2232,15 +2094,13 @@
             </w:r>
             <w:r>
               <w:rPr>
-                <w:rFonts w:ascii="Trebuchet MS" w:hAnsi="Trebuchet MS"/>
                 <w:noProof/>
                 <w:webHidden/>
               </w:rPr>
-              <w:t>15</w:t>
-            </w:r>
-            <w:r>
-              <w:rPr>
-                <w:rFonts w:ascii="Trebuchet MS" w:hAnsi="Trebuchet MS"/>
+              <w:t>14</w:t>
+            </w:r>
+            <w:r>
+              <w:rPr>
                 <w:noProof/>
                 <w:webHidden/>
               </w:rPr>
@@ -2256,7 +2116,7 @@
               <w:tab w:val="right" w:leader="dot" w:pos="9347"/>
             </w:tabs>
             <w:rPr>
-              <w:rFonts w:ascii="Trebuchet MS" w:eastAsiaTheme="minorEastAsia" w:hAnsi="Trebuchet MS" w:cstheme="minorBidi"/>
+              <w:rFonts w:asciiTheme="minorHAnsi" w:eastAsiaTheme="minorEastAsia" w:hAnsiTheme="minorHAnsi" w:cstheme="minorBidi"/>
               <w:noProof/>
               <w:kern w:val="2"/>
               <w:sz w:val="24"/>
@@ -2264,7 +2124,7 @@
               <w14:ligatures w14:val="standardContextual"/>
             </w:rPr>
           </w:pPr>
-          <w:hyperlink w:anchor="_Toc224491495" w:history="1">
+          <w:hyperlink w:anchor="_Toc225207704" w:history="1">
             <w:r>
               <w:rPr>
                 <w:rStyle w:val="Hyperlink"/>
@@ -2276,7 +2136,7 @@
             </w:r>
             <w:r>
               <w:rPr>
-                <w:rFonts w:ascii="Trebuchet MS" w:eastAsiaTheme="minorEastAsia" w:hAnsi="Trebuchet MS" w:cstheme="minorBidi"/>
+                <w:rFonts w:asciiTheme="minorHAnsi" w:eastAsiaTheme="minorEastAsia" w:hAnsiTheme="minorHAnsi" w:cstheme="minorBidi"/>
                 <w:noProof/>
                 <w:kern w:val="2"/>
                 <w:sz w:val="24"/>
@@ -2291,11 +2151,10 @@
                 <w:rFonts w:eastAsia="MS Gothic"/>
                 <w:noProof/>
               </w:rPr>
-              <w:t>interviews</w:t>
-            </w:r>
-            <w:r>
-              <w:rPr>
-                <w:rFonts w:ascii="Trebuchet MS" w:hAnsi="Trebuchet MS"/>
+              <w:t>applications</w:t>
+            </w:r>
+            <w:r>
+              <w:rPr>
                 <w:noProof/>
                 <w:webHidden/>
               </w:rPr>
@@ -2303,7 +2162,6 @@
             </w:r>
             <w:r>
               <w:rPr>
-                <w:rFonts w:ascii="Trebuchet MS" w:hAnsi="Trebuchet MS"/>
                 <w:noProof/>
                 <w:webHidden/>
               </w:rPr>
@@ -2311,22 +2169,19 @@
             </w:r>
             <w:r>
               <w:rPr>
-                <w:rFonts w:ascii="Trebuchet MS" w:hAnsi="Trebuchet MS"/>
                 <w:noProof/>
                 <w:webHidden/>
               </w:rPr>
-              <w:instrText xml:space="preserve"> PAGEREF _Toc224491495 \h </w:instrText>
-            </w:r>
-            <w:r>
-              <w:rPr>
-                <w:rFonts w:ascii="Trebuchet MS" w:hAnsi="Trebuchet MS"/>
+              <w:instrText xml:space="preserve"> PAGEREF _Toc225207704 \h </w:instrText>
+            </w:r>
+            <w:r>
+              <w:rPr>
                 <w:noProof/>
                 <w:webHidden/>
               </w:rPr>
             </w:r>
             <w:r>
               <w:rPr>
-                <w:rFonts w:ascii="Trebuchet MS" w:hAnsi="Trebuchet MS"/>
                 <w:noProof/>
                 <w:webHidden/>
               </w:rPr>
@@ -2334,15 +2189,13 @@
             </w:r>
             <w:r>
               <w:rPr>
-                <w:rFonts w:ascii="Trebuchet MS" w:hAnsi="Trebuchet MS"/>
                 <w:noProof/>
                 <w:webHidden/>
               </w:rPr>
-              <w:t>16</w:t>
-            </w:r>
-            <w:r>
-              <w:rPr>
-                <w:rFonts w:ascii="Trebuchet MS" w:hAnsi="Trebuchet MS"/>
+              <w:t>15</w:t>
+            </w:r>
+            <w:r>
+              <w:rPr>
                 <w:noProof/>
                 <w:webHidden/>
               </w:rPr>
@@ -2358,7 +2211,7 @@
               <w:tab w:val="right" w:leader="dot" w:pos="9347"/>
             </w:tabs>
             <w:rPr>
-              <w:rFonts w:ascii="Trebuchet MS" w:eastAsiaTheme="minorEastAsia" w:hAnsi="Trebuchet MS" w:cstheme="minorBidi"/>
+              <w:rFonts w:asciiTheme="minorHAnsi" w:eastAsiaTheme="minorEastAsia" w:hAnsiTheme="minorHAnsi" w:cstheme="minorBidi"/>
               <w:noProof/>
               <w:kern w:val="2"/>
               <w:sz w:val="24"/>
@@ -2366,7 +2219,7 @@
               <w14:ligatures w14:val="standardContextual"/>
             </w:rPr>
           </w:pPr>
-          <w:hyperlink w:anchor="_Toc224491496" w:history="1">
+          <w:hyperlink w:anchor="_Toc225207705" w:history="1">
             <w:r>
               <w:rPr>
                 <w:rStyle w:val="Hyperlink"/>
@@ -2378,7 +2231,7 @@
             </w:r>
             <w:r>
               <w:rPr>
-                <w:rFonts w:ascii="Trebuchet MS" w:eastAsiaTheme="minorEastAsia" w:hAnsi="Trebuchet MS" w:cstheme="minorBidi"/>
+                <w:rFonts w:asciiTheme="minorHAnsi" w:eastAsiaTheme="minorEastAsia" w:hAnsiTheme="minorHAnsi" w:cstheme="minorBidi"/>
                 <w:noProof/>
                 <w:kern w:val="2"/>
                 <w:sz w:val="24"/>
@@ -2393,11 +2246,10 @@
                 <w:rFonts w:eastAsia="MS Gothic"/>
                 <w:noProof/>
               </w:rPr>
-              <w:t>placements</w:t>
-            </w:r>
-            <w:r>
-              <w:rPr>
-                <w:rFonts w:ascii="Trebuchet MS" w:hAnsi="Trebuchet MS"/>
+              <w:t>application_status_history</w:t>
+            </w:r>
+            <w:r>
+              <w:rPr>
                 <w:noProof/>
                 <w:webHidden/>
               </w:rPr>
@@ -2405,7 +2257,6 @@
             </w:r>
             <w:r>
               <w:rPr>
-                <w:rFonts w:ascii="Trebuchet MS" w:hAnsi="Trebuchet MS"/>
                 <w:noProof/>
                 <w:webHidden/>
               </w:rPr>
@@ -2413,22 +2264,19 @@
             </w:r>
             <w:r>
               <w:rPr>
-                <w:rFonts w:ascii="Trebuchet MS" w:hAnsi="Trebuchet MS"/>
                 <w:noProof/>
                 <w:webHidden/>
               </w:rPr>
-              <w:instrText xml:space="preserve"> PAGEREF _Toc224491496 \h </w:instrText>
-            </w:r>
-            <w:r>
-              <w:rPr>
-                <w:rFonts w:ascii="Trebuchet MS" w:hAnsi="Trebuchet MS"/>
+              <w:instrText xml:space="preserve"> PAGEREF _Toc225207705 \h </w:instrText>
+            </w:r>
+            <w:r>
+              <w:rPr>
                 <w:noProof/>
                 <w:webHidden/>
               </w:rPr>
             </w:r>
             <w:r>
               <w:rPr>
-                <w:rFonts w:ascii="Trebuchet MS" w:hAnsi="Trebuchet MS"/>
                 <w:noProof/>
                 <w:webHidden/>
               </w:rPr>
@@ -2436,15 +2284,203 @@
             </w:r>
             <w:r>
               <w:rPr>
-                <w:rFonts w:ascii="Trebuchet MS" w:hAnsi="Trebuchet MS"/>
                 <w:noProof/>
                 <w:webHidden/>
               </w:rPr>
+              <w:t>16</w:t>
+            </w:r>
+            <w:r>
+              <w:rPr>
+                <w:noProof/>
+                <w:webHidden/>
+              </w:rPr>
+              <w:fldChar w:fldCharType="end"/>
+            </w:r>
+          </w:hyperlink>
+        </w:p>
+        <w:p>
+          <w:pPr>
+            <w:pStyle w:val="TOC3"/>
+            <w:tabs>
+              <w:tab w:val="left" w:pos="1200"/>
+              <w:tab w:val="right" w:leader="dot" w:pos="9347"/>
+            </w:tabs>
+            <w:rPr>
+              <w:rFonts w:asciiTheme="minorHAnsi" w:eastAsiaTheme="minorEastAsia" w:hAnsiTheme="minorHAnsi" w:cstheme="minorBidi"/>
+              <w:noProof/>
+              <w:kern w:val="2"/>
+              <w:sz w:val="24"/>
+              <w:szCs w:val="24"/>
+              <w14:ligatures w14:val="standardContextual"/>
+            </w:rPr>
+          </w:pPr>
+          <w:hyperlink w:anchor="_Toc225207706" w:history="1">
+            <w:r>
+              <w:rPr>
+                <w:rStyle w:val="Hyperlink"/>
+                <w:rFonts w:eastAsia="MS Gothic"/>
+                <w:bCs/>
+                <w:noProof/>
+              </w:rPr>
+              <w:t>2.3.16</w:t>
+            </w:r>
+            <w:r>
+              <w:rPr>
+                <w:rFonts w:asciiTheme="minorHAnsi" w:eastAsiaTheme="minorEastAsia" w:hAnsiTheme="minorHAnsi" w:cstheme="minorBidi"/>
+                <w:noProof/>
+                <w:kern w:val="2"/>
+                <w:sz w:val="24"/>
+                <w:szCs w:val="24"/>
+                <w14:ligatures w14:val="standardContextual"/>
+              </w:rPr>
+              <w:tab/>
+            </w:r>
+            <w:r>
+              <w:rPr>
+                <w:rStyle w:val="Hyperlink"/>
+                <w:rFonts w:eastAsia="MS Gothic"/>
+                <w:noProof/>
+              </w:rPr>
+              <w:t>interviews</w:t>
+            </w:r>
+            <w:r>
+              <w:rPr>
+                <w:noProof/>
+                <w:webHidden/>
+              </w:rPr>
+              <w:tab/>
+            </w:r>
+            <w:r>
+              <w:rPr>
+                <w:noProof/>
+                <w:webHidden/>
+              </w:rPr>
+              <w:fldChar w:fldCharType="begin"/>
+            </w:r>
+            <w:r>
+              <w:rPr>
+                <w:noProof/>
+                <w:webHidden/>
+              </w:rPr>
+              <w:instrText xml:space="preserve"> PAGEREF _Toc225207706 \h </w:instrText>
+            </w:r>
+            <w:r>
+              <w:rPr>
+                <w:noProof/>
+                <w:webHidden/>
+              </w:rPr>
+            </w:r>
+            <w:r>
+              <w:rPr>
+                <w:noProof/>
+                <w:webHidden/>
+              </w:rPr>
+              <w:fldChar w:fldCharType="separate"/>
+            </w:r>
+            <w:r>
+              <w:rPr>
+                <w:noProof/>
+                <w:webHidden/>
+              </w:rPr>
               <w:t>17</w:t>
             </w:r>
             <w:r>
               <w:rPr>
-                <w:rFonts w:ascii="Trebuchet MS" w:hAnsi="Trebuchet MS"/>
+                <w:noProof/>
+                <w:webHidden/>
+              </w:rPr>
+              <w:fldChar w:fldCharType="end"/>
+            </w:r>
+          </w:hyperlink>
+        </w:p>
+        <w:p>
+          <w:pPr>
+            <w:pStyle w:val="TOC3"/>
+            <w:tabs>
+              <w:tab w:val="left" w:pos="1200"/>
+              <w:tab w:val="right" w:leader="dot" w:pos="9347"/>
+            </w:tabs>
+            <w:rPr>
+              <w:rFonts w:asciiTheme="minorHAnsi" w:eastAsiaTheme="minorEastAsia" w:hAnsiTheme="minorHAnsi" w:cstheme="minorBidi"/>
+              <w:noProof/>
+              <w:kern w:val="2"/>
+              <w:sz w:val="24"/>
+              <w:szCs w:val="24"/>
+              <w14:ligatures w14:val="standardContextual"/>
+            </w:rPr>
+          </w:pPr>
+          <w:hyperlink w:anchor="_Toc225207707" w:history="1">
+            <w:r>
+              <w:rPr>
+                <w:rStyle w:val="Hyperlink"/>
+                <w:rFonts w:eastAsia="MS Gothic"/>
+                <w:bCs/>
+                <w:noProof/>
+              </w:rPr>
+              <w:t>2.3.17</w:t>
+            </w:r>
+            <w:r>
+              <w:rPr>
+                <w:rFonts w:asciiTheme="minorHAnsi" w:eastAsiaTheme="minorEastAsia" w:hAnsiTheme="minorHAnsi" w:cstheme="minorBidi"/>
+                <w:noProof/>
+                <w:kern w:val="2"/>
+                <w:sz w:val="24"/>
+                <w:szCs w:val="24"/>
+                <w14:ligatures w14:val="standardContextual"/>
+              </w:rPr>
+              <w:tab/>
+            </w:r>
+            <w:r>
+              <w:rPr>
+                <w:rStyle w:val="Hyperlink"/>
+                <w:rFonts w:eastAsia="MS Gothic"/>
+                <w:noProof/>
+              </w:rPr>
+              <w:t>placements</w:t>
+            </w:r>
+            <w:r>
+              <w:rPr>
+                <w:noProof/>
+                <w:webHidden/>
+              </w:rPr>
+              <w:tab/>
+            </w:r>
+            <w:r>
+              <w:rPr>
+                <w:noProof/>
+                <w:webHidden/>
+              </w:rPr>
+              <w:fldChar w:fldCharType="begin"/>
+            </w:r>
+            <w:r>
+              <w:rPr>
+                <w:noProof/>
+                <w:webHidden/>
+              </w:rPr>
+              <w:instrText xml:space="preserve"> PAGEREF _Toc225207707 \h </w:instrText>
+            </w:r>
+            <w:r>
+              <w:rPr>
+                <w:noProof/>
+                <w:webHidden/>
+              </w:rPr>
+            </w:r>
+            <w:r>
+              <w:rPr>
+                <w:noProof/>
+                <w:webHidden/>
+              </w:rPr>
+              <w:fldChar w:fldCharType="separate"/>
+            </w:r>
+            <w:r>
+              <w:rPr>
+                <w:noProof/>
+                <w:webHidden/>
+              </w:rPr>
+              <w:t>18</w:t>
+            </w:r>
+            <w:r>
+              <w:rPr>
                 <w:noProof/>
                 <w:webHidden/>
               </w:rPr>
@@ -2475,7 +2511,7 @@
       <w:bookmarkStart w:id="5" w:name="_Toc412572569"/>
       <w:bookmarkStart w:id="6" w:name="_Toc509167633"/>
       <w:bookmarkStart w:id="7" w:name="_Toc223208168"/>
-      <w:bookmarkStart w:id="8" w:name="_Toc224491476"/>
+      <w:bookmarkStart w:id="8" w:name="_Toc225207685"/>
       <w:bookmarkEnd w:id="4"/>
       <w:bookmarkEnd w:id="3"/>
       <w:bookmarkEnd w:id="2"/>
@@ -2501,7 +2537,7 @@
       <w:bookmarkStart w:id="9" w:name="_Toc412572572"/>
       <w:bookmarkStart w:id="10" w:name="_Toc509167636"/>
       <w:bookmarkStart w:id="11" w:name="_Toc223208169"/>
-      <w:bookmarkStart w:id="12" w:name="_Toc224491477"/>
+      <w:bookmarkStart w:id="12" w:name="_Toc225207686"/>
       <w:r>
         <w:t xml:space="preserve">the </w:t>
       </w:r>
@@ -2541,15 +2577,7 @@
         <w:pStyle w:val="BodyText"/>
       </w:pPr>
       <w:r>
-        <w:t xml:space="preserve">Without a database, a recruitment agency is likely managing everything across spreadsheets and emails, which breaks down fast. Two recruiters editing different copies of the same file, a company name spelled three different ways across the records, no way to tell when an application changed status or who made the decision. A database solves this by giving every piece of </w:t>
-      </w:r>
-      <w:proofErr w:type="gramStart"/>
-      <w:r>
-        <w:t>information</w:t>
-      </w:r>
-      <w:proofErr w:type="gramEnd"/>
-      <w:r>
-        <w:t xml:space="preserve"> one place to live. A candidate's email is stored once, a company's name is stored once, and everything else just references it. </w:t>
+        <w:t xml:space="preserve">Without a database, a recruitment agency is likely managing everything across spreadsheets and emails, which breaks down fast. Two recruiters editing different copies of the same file, a company name spelled three different ways across the records, no way to tell when an application changed status or who made the decision. A database solves this by giving every piece of information one place to live. A candidate's email is stored once, a company's name is stored once, and everything else just references it. </w:t>
       </w:r>
     </w:p>
     <w:p>
@@ -2578,8 +2606,8 @@
         <w:pStyle w:val="Heading1"/>
       </w:pPr>
       <w:bookmarkStart w:id="13" w:name="_Toc223208170"/>
-      <w:bookmarkStart w:id="14" w:name="_Hlk314571188"/>
-      <w:bookmarkStart w:id="15" w:name="_Toc224491478"/>
+      <w:bookmarkStart w:id="14" w:name="_Toc225207687"/>
+      <w:bookmarkStart w:id="15" w:name="_Hlk314571188"/>
       <w:r>
         <w:t>Model</w:t>
       </w:r>
@@ -2587,7 +2615,7 @@
         <w:t xml:space="preserve"> description</w:t>
       </w:r>
       <w:bookmarkEnd w:id="13"/>
-      <w:bookmarkEnd w:id="15"/>
+      <w:bookmarkEnd w:id="14"/>
     </w:p>
     <w:p>
       <w:pPr>
@@ -2597,7 +2625,7 @@
       </w:pPr>
       <w:bookmarkStart w:id="16" w:name="_Toc462595272"/>
       <w:bookmarkStart w:id="17" w:name="_Toc223208171"/>
-      <w:bookmarkStart w:id="18" w:name="_Toc224491479"/>
+      <w:bookmarkStart w:id="18" w:name="_Toc225207688"/>
       <w:r>
         <w:t>Definitions &amp; Acronyms</w:t>
       </w:r>
@@ -2711,23 +2739,7 @@
               <w:spacing w:before="60" w:after="60"/>
             </w:pPr>
             <w:r>
-              <w:t xml:space="preserve">A person registered with the agency who is actively or passively seeking employment. A candidate exists independently of any application. They may </w:t>
-            </w:r>
-            <w:proofErr w:type="gramStart"/>
-            <w:r>
-              <w:t>be</w:t>
-            </w:r>
-            <w:proofErr w:type="gramEnd"/>
-            <w:r>
-              <w:t xml:space="preserve"> registered but </w:t>
-            </w:r>
-            <w:proofErr w:type="gramStart"/>
-            <w:r>
-              <w:t>not</w:t>
-            </w:r>
-            <w:proofErr w:type="gramEnd"/>
-            <w:r>
-              <w:t xml:space="preserve"> yet applied to anything.</w:t>
+              <w:t>A person registered with the agency who is actively or passively seeking employment. A candidate exists independently of any application. They may be registered but not yet applied to anything.</w:t>
             </w:r>
           </w:p>
         </w:tc>
@@ -2884,7 +2896,7 @@
       <w:bookmarkStart w:id="19" w:name="_Toc412572574"/>
       <w:bookmarkStart w:id="20" w:name="_Toc509167638"/>
       <w:bookmarkStart w:id="21" w:name="_Toc223208172"/>
-      <w:bookmarkStart w:id="22" w:name="_Toc224491480"/>
+      <w:bookmarkStart w:id="22" w:name="_Toc225207689"/>
       <w:r>
         <w:lastRenderedPageBreak/>
         <w:t>Logical Scheme</w:t>
@@ -2894,7 +2906,7 @@
       <w:bookmarkEnd w:id="21"/>
       <w:bookmarkEnd w:id="22"/>
     </w:p>
-    <w:bookmarkEnd w:id="14"/>
+    <w:bookmarkEnd w:id="15"/>
     <w:p>
       <w:pPr>
         <w:pStyle w:val="NormalWeb"/>
@@ -2904,9 +2916,9 @@
           <w:noProof/>
         </w:rPr>
         <w:drawing>
-          <wp:inline distT="0" distB="0" distL="0" distR="0" wp14:anchorId="3F48AAD7" wp14:editId="16382A22">
-            <wp:extent cx="5941695" cy="3383915"/>
-            <wp:effectExtent l="0" t="0" r="1905" b="6985"/>
+          <wp:inline distT="0" distB="0" distL="0" distR="0" wp14:anchorId="3F48AAD7" wp14:editId="7FEAD129">
+            <wp:extent cx="5941695" cy="3135127"/>
+            <wp:effectExtent l="0" t="0" r="1905" b="8255"/>
             <wp:docPr id="2042977859" name="Picture 4"/>
             <wp:cNvGraphicFramePr>
               <a:graphicFrameLocks xmlns:a="http://schemas.openxmlformats.org/drawingml/2006/main" noChangeAspect="1"/>
@@ -2915,7 +2927,7 @@
               <a:graphicData uri="http://schemas.openxmlformats.org/drawingml/2006/picture">
                 <pic:pic xmlns:pic="http://schemas.openxmlformats.org/drawingml/2006/picture">
                   <pic:nvPicPr>
-                    <pic:cNvPr id="0" name="Picture 1"/>
+                    <pic:cNvPr id="2042977859" name="Picture 4"/>
                     <pic:cNvPicPr>
                       <a:picLocks noChangeAspect="1" noChangeArrowheads="1"/>
                     </pic:cNvPicPr>
@@ -2928,7 +2940,6 @@
                         </a:ext>
                       </a:extLst>
                     </a:blip>
-                    <a:srcRect/>
                     <a:stretch>
                       <a:fillRect/>
                     </a:stretch>
@@ -2936,7 +2947,7 @@
                   <pic:spPr bwMode="auto">
                     <a:xfrm>
                       <a:off x="0" y="0"/>
-                      <a:ext cx="5941695" cy="3383915"/>
+                      <a:ext cx="5941695" cy="3135127"/>
                     </a:xfrm>
                     <a:prstGeom prst="rect">
                       <a:avLst/>
@@ -2973,7 +2984,7 @@
         <w:pStyle w:val="BodyText"/>
       </w:pPr>
       <w:r>
-        <w:t>The hardest decision was whether application_status_history needed to exist as a separate table at all, or whether just keeping current_status on applications was enough.</w:t>
+        <w:t>The hardest decision was how to represent the current status of an application without creating a data integrity risk.</w:t>
       </w:r>
     </w:p>
     <w:p>
@@ -2981,15 +2992,7 @@
         <w:pStyle w:val="BodyText"/>
       </w:pPr>
       <w:r>
-        <w:t xml:space="preserve">My first version of the model only had current_status on </w:t>
-      </w:r>
-      <w:proofErr w:type="gramStart"/>
-      <w:r>
-        <w:t>applications.The</w:t>
-      </w:r>
-      <w:proofErr w:type="gramEnd"/>
-      <w:r>
-        <w:t xml:space="preserve"> problem is that current_status gets overwritten every time a status changes. Once an application moves to "review", the fact that it was ever "submitted" is gone. You cannot tell when it was submitted, how long it sat in review, or what the reasoning was for rejection. The business description explicitly says overwriting previous facts is not allowed, so this approach was a dead end.</w:t>
+        <w:t>The first version of the model kept current_status on applications as a convenience field alongside application_status_history. The problem is that this stores the same fact in two places. If a status change is written to history but the update to current_status fails, or vice versa, the two fields silently disagree and there is no way to tell which one is correct without manually auditing the history log. This is a consistency risk that grows with every write.</w:t>
       </w:r>
     </w:p>
     <w:p>
@@ -2997,23 +3000,7 @@
         <w:pStyle w:val="BodyText"/>
       </w:pPr>
       <w:r>
-        <w:t>The fix was application_status_history as a completely separate table. Every status change becomes a new INSERT with a timestamp and optional notes. Nothing ever gets updated or deleted. The full timeline of every application is always recoverable.</w:t>
-      </w:r>
-    </w:p>
-    <w:p>
-      <w:pPr>
-        <w:pStyle w:val="BodyText"/>
-      </w:pPr>
-      <w:r>
-        <w:t xml:space="preserve">But now status information lives in two places. </w:t>
-      </w:r>
-      <w:proofErr w:type="gramStart"/>
-      <w:r>
-        <w:t>applications.current</w:t>
-      </w:r>
-      <w:proofErr w:type="gramEnd"/>
-      <w:r>
-        <w:t>_status is still useful for fast queries like "show all applications currently in review", because doing that query without it would require a subquery finding the most recent history entry per application. So, I kept current_status as a convenience field, which means the model has a deliberate denormalization: two representations of the same data that must always stay in sync. If a status changes and only one of them gets updated, the data is inconsistent.</w:t>
+        <w:t>The fix was to remove current_status from applications entirely and add an is_active boolean to application_status_history instead. The single row where is_active = true for a given application_id is the current status. There is now one source of truth. Queries that previously relied on current_status for performance now filter on is_active = true, which is a simple indexed boolean condition and achieves the same result without the dual-write risk.</w:t>
       </w:r>
     </w:p>
     <w:p>
@@ -3028,21 +3015,7 @@
         <w:rPr>
           <w:rStyle w:val="SubtleEmphasis"/>
         </w:rPr>
-        <w:t xml:space="preserve">Data anomalies this design </w:t>
-      </w:r>
-      <w:proofErr w:type="gramStart"/>
-      <w:r>
-        <w:rPr>
-          <w:rStyle w:val="SubtleEmphasis"/>
-        </w:rPr>
-        <w:t>prevents</w:t>
-      </w:r>
-      <w:proofErr w:type="gramEnd"/>
-      <w:r>
-        <w:rPr>
-          <w:rStyle w:val="SubtleEmphasis"/>
-        </w:rPr>
-        <w:t>:</w:t>
+        <w:t>Data anomalies this design prevents:</w:t>
       </w:r>
     </w:p>
     <w:p>
@@ -3078,7 +3051,6 @@
         </w:numPr>
       </w:pPr>
       <w:r>
-        <w:lastRenderedPageBreak/>
         <w:t>Duplicate placements: Without UNIQUE on placements.application_id, two placement rows could reference the same application. This would produce two conflicting salary_agreed values for what should be a single hire event. The agency's billing records would be wrong and there would be no clean way to tell which placement was correct.</w:t>
       </w:r>
     </w:p>
@@ -3091,23 +3063,7 @@
         </w:numPr>
       </w:pPr>
       <w:r>
-        <w:t xml:space="preserve">Inconsistent skill vocabulary: Without UNIQUE on </w:t>
-      </w:r>
-      <w:proofErr w:type="gramStart"/>
-      <w:r>
-        <w:t>skills.skill</w:t>
-      </w:r>
-      <w:proofErr w:type="gramEnd"/>
-      <w:r>
-        <w:t>_name and CHECK on candidate_</w:t>
-      </w:r>
-      <w:proofErr w:type="gramStart"/>
-      <w:r>
-        <w:t>skills.proficiency</w:t>
-      </w:r>
-      <w:proofErr w:type="gramEnd"/>
-      <w:r>
-        <w:t>_level, the same skill could be entered as "Python", "python", and "PYTHON" as three separate rows. A query for candidates who know Python would miss two thirds of them.</w:t>
+        <w:t>Inconsistent skill vocabulary: Without UNIQUE on skills.skill_name and CHECK on candidate_skills.proficiency_level, the same skill could be entered as "Python", "python", and "PYTHON" as three separate rows. A query for candidates who know Python would miss two thirds of them.</w:t>
       </w:r>
     </w:p>
     <w:p>
@@ -3119,23 +3075,8 @@
         </w:numPr>
       </w:pPr>
       <w:r>
-        <w:t xml:space="preserve">Interview records: If company representatives could be deleted outright, any DELETE on a rep who conducted interviews would either fail with </w:t>
-      </w:r>
-      <w:proofErr w:type="gramStart"/>
-      <w:r>
-        <w:t>a</w:t>
-      </w:r>
-      <w:proofErr w:type="gramEnd"/>
-      <w:r>
-        <w:t xml:space="preserve"> FK violation (leaving the user confused) or cascade and silently wipe the interview history. </w:t>
-      </w:r>
-      <w:proofErr w:type="gramStart"/>
-      <w:r>
-        <w:t>The is_</w:t>
-      </w:r>
-      <w:proofErr w:type="gramEnd"/>
-      <w:r>
-        <w:t>active soft-delete pattern prevents this entirely, because reps are deactivated, not deleted.</w:t>
+        <w:lastRenderedPageBreak/>
+        <w:t>Interview records: If company representatives could be deleted outright, any DELETE on a rep who conducted interviews would either fail with a FK violation (leaving the user confused) or cascade and silently wipe the interview history. The is_active soft-delete pattern prevents this entirely, because reps are deactivated, not deleted.</w:t>
       </w:r>
     </w:p>
     <w:p>
@@ -3158,15 +3099,7 @@
         <w:pStyle w:val="BodyText"/>
       </w:pPr>
       <w:r>
-        <w:t xml:space="preserve">For new </w:t>
-      </w:r>
-      <w:proofErr w:type="gramStart"/>
-      <w:r>
-        <w:t>attributes</w:t>
-      </w:r>
-      <w:proofErr w:type="gramEnd"/>
-      <w:r>
-        <w:t xml:space="preserve"> on existing entities model would remain scalable. For instance, adding a LinkedIn profile URL to candidates or a contract value to placements is a new column. No existing data is affected and no relationships change.</w:t>
+        <w:t>For new attributes on existing entities model would remain scalable. For instance, adding a LinkedIn profile URL to candidates or a contract value to placements is a new column. No existing data is affected and no relationships change.</w:t>
       </w:r>
     </w:p>
     <w:p>
@@ -3191,14 +3124,12 @@
         </w:rPr>
         <w:t xml:space="preserve">Which part of your model would most likely change if requirements </w:t>
       </w:r>
-      <w:proofErr w:type="gramStart"/>
       <w:r>
         <w:rPr>
           <w:rStyle w:val="SubtleEmphasis"/>
         </w:rPr>
         <w:t>expand</w:t>
       </w:r>
-      <w:proofErr w:type="gramEnd"/>
       <w:r>
         <w:rPr>
           <w:rStyle w:val="SubtleEmphasis"/>
@@ -3211,32 +3142,7 @@
         <w:pStyle w:val="BodyText"/>
       </w:pPr>
       <w:r>
-        <w:t>The part most likely to change with expanding requirements</w:t>
-      </w:r>
-      <w:r>
-        <w:t xml:space="preserve"> is the set of CHECK constraint vocabularies</w:t>
-      </w:r>
-      <w:r>
-        <w:t>,</w:t>
-      </w:r>
-      <w:r>
-        <w:t xml:space="preserve"> specifically employment_type, work_mode, application status, and interview type. These reflect the agency's current business rules, and business rules change. If the agency starts handling freelance gigs, 'freelance' needs to be added to employment_type. If they add a 'background_check' stage between approved and placed, both the </w:t>
-      </w:r>
-      <w:proofErr w:type="gramStart"/>
-      <w:r>
-        <w:t>applications.current</w:t>
-      </w:r>
-      <w:proofErr w:type="gramEnd"/>
-      <w:r>
-        <w:t>_status and the application_status_</w:t>
-      </w:r>
-      <w:proofErr w:type="gramStart"/>
-      <w:r>
-        <w:t>history.status</w:t>
-      </w:r>
-      <w:proofErr w:type="gramEnd"/>
-      <w:r>
-        <w:t xml:space="preserve"> CHECKs need updating in sync. This is manageable but is the most predictable source of future ALTER TABLE statements</w:t>
+        <w:t>The part most likely to change with expanding requirements is the set of CHECK constraint vocabularies, specifically employment_type, work_mode, application status, and interview type. These reflect the agency's current business rules, and business rules change. If the agency starts handling freelance gigs, 'freelance' needs to be added to employment_type. If they add a 'background_check' stage between approved and placed, the application_status_history.status CHECK needs updating to reflect the new stage. This is manageable but is the most predictable source of future ALTER TABLE statements.</w:t>
       </w:r>
     </w:p>
     <w:p>
@@ -3261,7 +3167,7 @@
         <w:keepNext w:val="0"/>
         <w:ind w:left="851" w:hanging="851"/>
       </w:pPr>
-      <w:bookmarkStart w:id="24" w:name="_Toc224491481"/>
+      <w:bookmarkStart w:id="24" w:name="_Toc225207690"/>
       <w:r>
         <w:lastRenderedPageBreak/>
         <w:t>O</w:t>
@@ -3277,15 +3183,12 @@
         <w:pStyle w:val="Heading3"/>
         <w:spacing w:before="360"/>
       </w:pPr>
-      <w:bookmarkStart w:id="25" w:name="_Toc224491482"/>
+      <w:bookmarkStart w:id="25" w:name="_Toc225207691"/>
       <w:r>
-        <w:t>l</w:t>
+        <w:t>r</w:t>
       </w:r>
       <w:r>
-        <w:t>ocation</w:t>
-      </w:r>
-      <w:r>
-        <w:t>s</w:t>
+        <w:t>egions</w:t>
       </w:r>
       <w:bookmarkEnd w:id="25"/>
     </w:p>
@@ -3294,43 +3197,7 @@
         <w:pStyle w:val="BodyText"/>
       </w:pPr>
       <w:r>
-        <w:t>This table represents a geographic location</w:t>
-      </w:r>
-      <w:r>
-        <w:t>,</w:t>
-      </w:r>
-      <w:r>
-        <w:t xml:space="preserve"> a city in a specific country. It is referenced by both job postings and candidate preferred locations, which is exactly why it needs to exist as its own table. The same city appears in two different contexts, and if city were stored as a text column in both places a </w:t>
-      </w:r>
-      <w:r>
-        <w:t>single spelling difference would cause joins to miss matches entirely. Centralizing it here means one</w:t>
-      </w:r>
-      <w:r>
-        <w:t xml:space="preserve"> </w:t>
-      </w:r>
-      <w:r>
-        <w:t xml:space="preserve">record per city that everything else points to.  Every </w:t>
-      </w:r>
-      <w:r>
-        <w:t>column (</w:t>
-      </w:r>
-      <w:r>
-        <w:t>city, country, region</w:t>
-      </w:r>
-      <w:r>
-        <w:t xml:space="preserve">) </w:t>
-      </w:r>
-      <w:r>
-        <w:t>depends only on location_id and describes nothing but the location itself. The table is in 3NF with no partial or transitive dependencies. A surrogate SERIAL PK is used instead of a composite of city</w:t>
-      </w:r>
-      <w:r>
-        <w:t xml:space="preserve"> and</w:t>
-      </w:r>
-      <w:r>
-        <w:t xml:space="preserve"> country because place names change</w:t>
-      </w:r>
-      <w:r>
-        <w:t xml:space="preserve"> and updating a text-based PK would cascade through every FK that references it.</w:t>
+        <w:t>This table holds the top level of the geographic hierarchy. Every country belongs to exactly one region. Centralizing region names here means a single row per region that countries reference, rather than repeating the string across every country record. All columns depend only on region_id, the table is in 3NF. UNIQUE on region_name enforces the controlled vocabulary the same way UNIQUE on skill_name does in skills.</w:t>
       </w:r>
     </w:p>
     <w:p>
@@ -3487,14 +3354,8 @@
               <w:spacing w:before="60" w:after="60"/>
             </w:pPr>
             <w:r>
-              <w:t>locations</w:t>
-            </w:r>
-          </w:p>
-          <w:p>
-            <w:pPr>
-              <w:pStyle w:val="BodyText"/>
-              <w:spacing w:before="60" w:after="60"/>
-            </w:pPr>
+              <w:t>regions</w:t>
+            </w:r>
           </w:p>
         </w:tc>
         <w:tc>
@@ -3507,7 +3368,10 @@
               <w:spacing w:before="60" w:after="60"/>
             </w:pPr>
             <w:r>
-              <w:t>location_id</w:t>
+              <w:t>region</w:t>
+            </w:r>
+            <w:r>
+              <w:t>_id</w:t>
             </w:r>
           </w:p>
         </w:tc>
@@ -3521,7 +3385,10 @@
               <w:spacing w:before="60" w:after="60"/>
             </w:pPr>
             <w:r>
-              <w:t>Auto-incrementing surrogate primary key. PK_locations_location_id</w:t>
+              <w:t xml:space="preserve">Auto-incrementing surrogate primary key. </w:t>
+            </w:r>
+            <w:r>
+              <w:t>PK_regions_region_id</w:t>
             </w:r>
           </w:p>
         </w:tc>
@@ -3566,7 +3433,7 @@
               <w:spacing w:before="60" w:after="60"/>
             </w:pPr>
             <w:r>
-              <w:t>city</w:t>
+              <w:t>region_name</w:t>
             </w:r>
           </w:p>
         </w:tc>
@@ -3580,16 +3447,7 @@
               <w:spacing w:before="60" w:after="60"/>
             </w:pPr>
             <w:r>
-              <w:t xml:space="preserve">City name. </w:t>
-            </w:r>
-            <w:r>
-              <w:t>A</w:t>
-            </w:r>
-            <w:r>
-              <w:t xml:space="preserve"> location row without a city is meaningless</w:t>
-            </w:r>
-            <w:r>
-              <w:t>. NOT NULL</w:t>
+              <w:t>Region name. No two entries can represent the same region. NOT NULL, UNIQUE</w:t>
             </w:r>
           </w:p>
         </w:tc>
@@ -3602,165 +3460,8 @@
               <w:pStyle w:val="BodyText"/>
               <w:spacing w:before="60" w:after="60"/>
             </w:pPr>
-            <w:proofErr w:type="gramStart"/>
-            <w:r>
-              <w:t>VARCHAR(</w:t>
-            </w:r>
-            <w:proofErr w:type="gramEnd"/>
-            <w:r>
-              <w:t>100)</w:t>
-            </w:r>
-          </w:p>
-        </w:tc>
-      </w:tr>
-      <w:tr>
-        <w:trPr>
-          <w:trHeight w:val="432"/>
-        </w:trPr>
-        <w:tc>
-          <w:tcPr>
-            <w:tcW w:w="1663" w:type="dxa"/>
-            <w:vMerge/>
-          </w:tcPr>
-          <w:p>
-            <w:pPr>
-              <w:pStyle w:val="BodyText"/>
-              <w:spacing w:before="60" w:after="60"/>
-            </w:pPr>
-          </w:p>
-        </w:tc>
-        <w:tc>
-          <w:tcPr>
-            <w:tcW w:w="1842" w:type="dxa"/>
-          </w:tcPr>
-          <w:p>
-            <w:pPr>
-              <w:pStyle w:val="BodyText"/>
-              <w:spacing w:before="60" w:after="60"/>
-            </w:pPr>
-            <w:r>
-              <w:t>country</w:t>
-            </w:r>
-          </w:p>
-        </w:tc>
-        <w:tc>
-          <w:tcPr>
-            <w:tcW w:w="3969" w:type="dxa"/>
-          </w:tcPr>
-          <w:p>
-            <w:pPr>
-              <w:pStyle w:val="BodyText"/>
-              <w:spacing w:before="60" w:after="60"/>
-            </w:pPr>
-            <w:r>
-              <w:t xml:space="preserve">Country name. </w:t>
-            </w:r>
-            <w:r>
-              <w:t>W</w:t>
-            </w:r>
-            <w:r>
-              <w:t>ithout this "London" is ambiguous between UK and Canada</w:t>
-            </w:r>
-            <w:r>
-              <w:t xml:space="preserve">. </w:t>
-            </w:r>
-            <w:r>
-              <w:t>NOT NULL</w:t>
-            </w:r>
-          </w:p>
-        </w:tc>
-        <w:tc>
-          <w:tcPr>
-            <w:tcW w:w="1734" w:type="dxa"/>
-          </w:tcPr>
-          <w:p>
-            <w:pPr>
-              <w:pStyle w:val="BodyText"/>
-              <w:spacing w:before="60" w:after="60"/>
-            </w:pPr>
-            <w:proofErr w:type="gramStart"/>
-            <w:r>
-              <w:t>VARCHAR(</w:t>
-            </w:r>
-            <w:proofErr w:type="gramEnd"/>
-            <w:r>
-              <w:t>100)</w:t>
-            </w:r>
-          </w:p>
-        </w:tc>
-      </w:tr>
-      <w:tr>
-        <w:trPr>
-          <w:trHeight w:val="432"/>
-        </w:trPr>
-        <w:tc>
-          <w:tcPr>
-            <w:tcW w:w="1663" w:type="dxa"/>
-            <w:vMerge/>
-          </w:tcPr>
-          <w:p>
-            <w:pPr>
-              <w:pStyle w:val="BodyText"/>
-              <w:spacing w:before="60" w:after="60"/>
-            </w:pPr>
-          </w:p>
-        </w:tc>
-        <w:tc>
-          <w:tcPr>
-            <w:tcW w:w="1842" w:type="dxa"/>
-          </w:tcPr>
-          <w:p>
-            <w:pPr>
-              <w:pStyle w:val="BodyText"/>
-              <w:spacing w:before="60" w:after="60"/>
-            </w:pPr>
-            <w:r>
-              <w:t>region</w:t>
-            </w:r>
-          </w:p>
-        </w:tc>
-        <w:tc>
-          <w:tcPr>
-            <w:tcW w:w="3969" w:type="dxa"/>
-          </w:tcPr>
-          <w:p>
-            <w:pPr>
-              <w:pStyle w:val="BodyText"/>
-              <w:spacing w:before="60" w:after="60"/>
-            </w:pPr>
-            <w:r>
-              <w:t>Optional region or state.</w:t>
-            </w:r>
-            <w:r>
-              <w:t xml:space="preserve"> N</w:t>
-            </w:r>
-            <w:r>
-              <w:t>ot every city needs a regional qualifier</w:t>
-            </w:r>
-            <w:r>
-              <w:t xml:space="preserve">. </w:t>
-            </w:r>
-            <w:r>
-              <w:t>Nullable</w:t>
-            </w:r>
-          </w:p>
-        </w:tc>
-        <w:tc>
-          <w:tcPr>
-            <w:tcW w:w="1734" w:type="dxa"/>
-          </w:tcPr>
-          <w:p>
-            <w:pPr>
-              <w:pStyle w:val="BodyText"/>
-              <w:spacing w:before="60" w:after="60"/>
-            </w:pPr>
-            <w:proofErr w:type="gramStart"/>
-            <w:r>
-              <w:t>VARCHAR(</w:t>
-            </w:r>
-            <w:proofErr w:type="gramEnd"/>
-            <w:r>
-              <w:t>100)</w:t>
+            <w:r>
+              <w:t>VARCHAR(100)</w:t>
             </w:r>
           </w:p>
         </w:tc>
@@ -3769,11 +3470,7 @@
     <w:p>
       <w:pPr>
         <w:pStyle w:val="BodyText"/>
-        <w:spacing w:before="240" w:after="120"/>
-      </w:pPr>
-      <w:r>
-        <w:t>Example Data:</w:t>
-      </w:r>
+      </w:pPr>
     </w:p>
     <w:tbl>
       <w:tblPr>
@@ -3791,18 +3488,16 @@
         <w:tblLook w:val="0000" w:firstRow="0" w:lastRow="0" w:firstColumn="0" w:lastColumn="0" w:noHBand="0" w:noVBand="0"/>
       </w:tblPr>
       <w:tblGrid>
-        <w:gridCol w:w="2302"/>
-        <w:gridCol w:w="2302"/>
-        <w:gridCol w:w="2302"/>
-        <w:gridCol w:w="2302"/>
+        <w:gridCol w:w="4618"/>
+        <w:gridCol w:w="4618"/>
       </w:tblGrid>
       <w:tr>
         <w:trPr>
-          <w:trHeight w:val="292"/>
+          <w:trHeight w:val="306"/>
         </w:trPr>
         <w:tc>
           <w:tcPr>
-            <w:tcW w:w="2302" w:type="dxa"/>
+            <w:tcW w:w="4618" w:type="dxa"/>
             <w:shd w:val="clear" w:color="auto" w:fill="76CDD8"/>
           </w:tcPr>
           <w:p>
@@ -3823,13 +3518,13 @@
                 <w:sz w:val="18"/>
                 <w:szCs w:val="18"/>
               </w:rPr>
-              <w:t>location_id</w:t>
-            </w:r>
-          </w:p>
-        </w:tc>
-        <w:tc>
-          <w:tcPr>
-            <w:tcW w:w="2302" w:type="dxa"/>
+              <w:t>region_id</w:t>
+            </w:r>
+          </w:p>
+        </w:tc>
+        <w:tc>
+          <w:tcPr>
+            <w:tcW w:w="4618" w:type="dxa"/>
             <w:shd w:val="clear" w:color="auto" w:fill="76CDD8"/>
           </w:tcPr>
           <w:p>
@@ -3850,72 +3545,18 @@
                 <w:sz w:val="18"/>
                 <w:szCs w:val="18"/>
               </w:rPr>
-              <w:t>city</w:t>
-            </w:r>
-          </w:p>
-        </w:tc>
-        <w:tc>
-          <w:tcPr>
-            <w:tcW w:w="2302" w:type="dxa"/>
-            <w:shd w:val="clear" w:color="auto" w:fill="76CDD8"/>
-          </w:tcPr>
-          <w:p>
-            <w:pPr>
-              <w:pStyle w:val="BodyText"/>
-              <w:widowControl w:val="0"/>
-              <w:spacing w:line="360" w:lineRule="auto"/>
-              <w:jc w:val="center"/>
-              <w:rPr>
-                <w:color w:val="FFFFFF" w:themeColor="background1"/>
-                <w:sz w:val="18"/>
-                <w:szCs w:val="18"/>
-              </w:rPr>
-            </w:pPr>
-            <w:r>
-              <w:rPr>
-                <w:color w:val="FFFFFF" w:themeColor="background1"/>
-                <w:sz w:val="18"/>
-                <w:szCs w:val="18"/>
-              </w:rPr>
-              <w:t>country</w:t>
-            </w:r>
-          </w:p>
-        </w:tc>
-        <w:tc>
-          <w:tcPr>
-            <w:tcW w:w="2302" w:type="dxa"/>
-            <w:shd w:val="clear" w:color="auto" w:fill="76CDD8"/>
-          </w:tcPr>
-          <w:p>
-            <w:pPr>
-              <w:pStyle w:val="BodyText"/>
-              <w:widowControl w:val="0"/>
-              <w:spacing w:line="360" w:lineRule="auto"/>
-              <w:jc w:val="center"/>
-              <w:rPr>
-                <w:color w:val="FFFFFF" w:themeColor="background1"/>
-                <w:sz w:val="18"/>
-                <w:szCs w:val="18"/>
-              </w:rPr>
-            </w:pPr>
-            <w:r>
-              <w:rPr>
-                <w:color w:val="FFFFFF" w:themeColor="background1"/>
-                <w:sz w:val="18"/>
-                <w:szCs w:val="18"/>
-              </w:rPr>
-              <w:t>region</w:t>
+              <w:t>region_name</w:t>
             </w:r>
           </w:p>
         </w:tc>
       </w:tr>
       <w:tr>
         <w:trPr>
-          <w:trHeight w:val="432"/>
+          <w:trHeight w:val="453"/>
         </w:trPr>
         <w:tc>
           <w:tcPr>
-            <w:tcW w:w="2302" w:type="dxa"/>
+            <w:tcW w:w="4618" w:type="dxa"/>
           </w:tcPr>
           <w:p>
             <w:pPr>
@@ -3929,54 +3570,26 @@
         </w:tc>
         <w:tc>
           <w:tcPr>
-            <w:tcW w:w="2302" w:type="dxa"/>
-          </w:tcPr>
-          <w:p>
-            <w:pPr>
-              <w:pStyle w:val="BodyText"/>
-              <w:spacing w:before="60" w:after="60"/>
-            </w:pPr>
-            <w:r>
-              <w:t>London</w:t>
-            </w:r>
-          </w:p>
-        </w:tc>
-        <w:tc>
-          <w:tcPr>
-            <w:tcW w:w="2302" w:type="dxa"/>
-          </w:tcPr>
-          <w:p>
-            <w:pPr>
-              <w:pStyle w:val="BodyText"/>
-              <w:spacing w:before="60" w:after="60"/>
-            </w:pPr>
-            <w:r>
-              <w:t>United Kingdom</w:t>
-            </w:r>
-          </w:p>
-        </w:tc>
-        <w:tc>
-          <w:tcPr>
-            <w:tcW w:w="2302" w:type="dxa"/>
-          </w:tcPr>
-          <w:p>
-            <w:pPr>
-              <w:pStyle w:val="BodyText"/>
-              <w:spacing w:before="60" w:after="60"/>
-            </w:pPr>
-            <w:r>
-              <w:t>England</w:t>
+            <w:tcW w:w="4618" w:type="dxa"/>
+          </w:tcPr>
+          <w:p>
+            <w:pPr>
+              <w:pStyle w:val="BodyText"/>
+              <w:spacing w:before="60" w:after="60"/>
+            </w:pPr>
+            <w:r>
+              <w:t>Europe</w:t>
             </w:r>
           </w:p>
         </w:tc>
       </w:tr>
       <w:tr>
         <w:trPr>
-          <w:trHeight w:val="432"/>
+          <w:trHeight w:val="453"/>
         </w:trPr>
         <w:tc>
           <w:tcPr>
-            <w:tcW w:w="2302" w:type="dxa"/>
+            <w:tcW w:w="4618" w:type="dxa"/>
           </w:tcPr>
           <w:p>
             <w:pPr>
@@ -3990,54 +3603,26 @@
         </w:tc>
         <w:tc>
           <w:tcPr>
-            <w:tcW w:w="2302" w:type="dxa"/>
-          </w:tcPr>
-          <w:p>
-            <w:pPr>
-              <w:pStyle w:val="BodyText"/>
-              <w:spacing w:before="60" w:after="60"/>
-            </w:pPr>
-            <w:r>
-              <w:t>Warsaw</w:t>
-            </w:r>
-          </w:p>
-        </w:tc>
-        <w:tc>
-          <w:tcPr>
-            <w:tcW w:w="2302" w:type="dxa"/>
-          </w:tcPr>
-          <w:p>
-            <w:pPr>
-              <w:pStyle w:val="BodyText"/>
-              <w:spacing w:before="60" w:after="60"/>
-            </w:pPr>
-            <w:r>
-              <w:t>Poland</w:t>
-            </w:r>
-          </w:p>
-        </w:tc>
-        <w:tc>
-          <w:tcPr>
-            <w:tcW w:w="2302" w:type="dxa"/>
-          </w:tcPr>
-          <w:p>
-            <w:pPr>
-              <w:pStyle w:val="BodyText"/>
-              <w:spacing w:before="60" w:after="60"/>
-            </w:pPr>
-            <w:r>
-              <w:t>Masovian</w:t>
+            <w:tcW w:w="4618" w:type="dxa"/>
+          </w:tcPr>
+          <w:p>
+            <w:pPr>
+              <w:pStyle w:val="BodyText"/>
+              <w:spacing w:before="60" w:after="60"/>
+            </w:pPr>
+            <w:r>
+              <w:t>North America</w:t>
             </w:r>
           </w:p>
         </w:tc>
       </w:tr>
       <w:tr>
         <w:trPr>
-          <w:trHeight w:val="432"/>
+          <w:trHeight w:val="453"/>
         </w:trPr>
         <w:tc>
           <w:tcPr>
-            <w:tcW w:w="2302" w:type="dxa"/>
+            <w:tcW w:w="4618" w:type="dxa"/>
           </w:tcPr>
           <w:p>
             <w:pPr>
@@ -4051,55 +3636,36 @@
         </w:tc>
         <w:tc>
           <w:tcPr>
-            <w:tcW w:w="2302" w:type="dxa"/>
-          </w:tcPr>
-          <w:p>
-            <w:pPr>
-              <w:pStyle w:val="BodyText"/>
-              <w:spacing w:before="60" w:after="60"/>
-            </w:pPr>
-            <w:r>
-              <w:t>Berlin</w:t>
-            </w:r>
-          </w:p>
-        </w:tc>
-        <w:tc>
-          <w:tcPr>
-            <w:tcW w:w="2302" w:type="dxa"/>
-          </w:tcPr>
-          <w:p>
-            <w:pPr>
-              <w:pStyle w:val="BodyText"/>
-              <w:spacing w:before="60" w:after="60"/>
-            </w:pPr>
-            <w:r>
-              <w:t>Germany</w:t>
-            </w:r>
-          </w:p>
-        </w:tc>
-        <w:tc>
-          <w:tcPr>
-            <w:tcW w:w="2302" w:type="dxa"/>
-          </w:tcPr>
-          <w:p>
-            <w:pPr>
-              <w:pStyle w:val="BodyText"/>
-              <w:spacing w:before="60" w:after="60"/>
-            </w:pPr>
+            <w:tcW w:w="4618" w:type="dxa"/>
+          </w:tcPr>
+          <w:p>
+            <w:pPr>
+              <w:pStyle w:val="BodyText"/>
+              <w:spacing w:before="60" w:after="60"/>
+            </w:pPr>
+            <w:r>
+              <w:t>Asia Pacific</w:t>
+            </w:r>
           </w:p>
         </w:tc>
       </w:tr>
     </w:tbl>
     <w:p>
       <w:pPr>
+        <w:pStyle w:val="BodyText"/>
+      </w:pPr>
+    </w:p>
+    <w:p>
+      <w:pPr>
         <w:pStyle w:val="Heading3"/>
-      </w:pPr>
-      <w:bookmarkStart w:id="26" w:name="_Toc224491483"/>
+        <w:spacing w:before="360"/>
+      </w:pPr>
+      <w:bookmarkStart w:id="26" w:name="_Toc225207692"/>
       <w:r>
-        <w:t>s</w:t>
+        <w:t>c</w:t>
       </w:r>
       <w:r>
-        <w:t>kills</w:t>
+        <w:t>ountries</w:t>
       </w:r>
       <w:bookmarkEnd w:id="26"/>
     </w:p>
@@ -4108,33 +3674,7 @@
         <w:pStyle w:val="BodyText"/>
       </w:pPr>
       <w:r>
-        <w:t>This table holds the controlled vocabulary of professional skills. Without it, skill names would be free text inside candidate records and "Python", "python 3", and "Python programming" would all be treated as different skills. Centralizing them here means one entry per skill and clean filtering across all candidates.  All columns depend only on skill_id</w:t>
-      </w:r>
-      <w:r>
-        <w:t>,</w:t>
-      </w:r>
-      <w:r>
-        <w:t xml:space="preserve"> the table is in 3NF. UNIQUE on skill_name is not </w:t>
-      </w:r>
-      <w:proofErr w:type="gramStart"/>
-      <w:r>
-        <w:t>optional</w:t>
-      </w:r>
-      <w:r>
-        <w:t>,</w:t>
-      </w:r>
-      <w:proofErr w:type="gramEnd"/>
-      <w:r>
-        <w:t xml:space="preserve"> this </w:t>
-      </w:r>
-      <w:r>
-        <w:t xml:space="preserve">is what enforces the controlled vocabulary. </w:t>
-      </w:r>
-      <w:r>
-        <w:t xml:space="preserve">A </w:t>
-      </w:r>
-      <w:r>
-        <w:t>surrogate PK is used so skill names can be corrected without cascading updates through candidate_skills.</w:t>
+        <w:t>This table represents a country within a region. It exists as its own table because a country is not an attribute of a city, it is a parent entity that multiple cities share. Storing country as a text column inside cities would repeat the same string across every city row and make a country rename an UPDATE across potentially hundreds of records. All columns depend only on country_id, the table is in 3NF. UNIQUE on country_name enforces that the same country cannot be entered twice. FK region_id references regions.</w:t>
       </w:r>
     </w:p>
     <w:p>
@@ -4291,7 +3831,7 @@
               <w:spacing w:before="60" w:after="60"/>
             </w:pPr>
             <w:r>
-              <w:t>skills</w:t>
+              <w:t>countries</w:t>
             </w:r>
           </w:p>
         </w:tc>
@@ -4305,7 +3845,10 @@
               <w:spacing w:before="60" w:after="60"/>
             </w:pPr>
             <w:r>
-              <w:t>skill_id</w:t>
+              <w:t>country</w:t>
+            </w:r>
+            <w:r>
+              <w:t>_id</w:t>
             </w:r>
           </w:p>
         </w:tc>
@@ -4319,7 +3862,7 @@
               <w:spacing w:before="60" w:after="60"/>
             </w:pPr>
             <w:r>
-              <w:t>Auto-incrementing surrogate primary key. PK_skills_skill_id</w:t>
+              <w:t>Auto-incrementing surrogate primary key. PK_countries_country_id</w:t>
             </w:r>
           </w:p>
         </w:tc>
@@ -4364,7 +3907,7 @@
               <w:spacing w:before="60" w:after="60"/>
             </w:pPr>
             <w:r>
-              <w:t>skill_name</w:t>
+              <w:t>country_name</w:t>
             </w:r>
           </w:p>
         </w:tc>
@@ -4378,25 +3921,7 @@
               <w:spacing w:before="60" w:after="60"/>
             </w:pPr>
             <w:r>
-              <w:t>S</w:t>
-            </w:r>
-            <w:r>
-              <w:t xml:space="preserve">kill name. </w:t>
-            </w:r>
-            <w:r>
-              <w:t>N</w:t>
-            </w:r>
-            <w:r>
-              <w:t>o two entries can represent the same skill</w:t>
-            </w:r>
-            <w:r>
-              <w:t>.</w:t>
-            </w:r>
-            <w:r>
-              <w:t xml:space="preserve"> </w:t>
-            </w:r>
-            <w:r>
-              <w:t>NOT NULL, UNIQUE</w:t>
+              <w:t>Country name. No two entries can represent the same country. NOT NULL, UNIQUE</w:t>
             </w:r>
           </w:p>
         </w:tc>
@@ -4409,13 +3934,8 @@
               <w:pStyle w:val="BodyText"/>
               <w:spacing w:before="60" w:after="60"/>
             </w:pPr>
-            <w:proofErr w:type="gramStart"/>
-            <w:r>
-              <w:t>VARCHAR(</w:t>
-            </w:r>
-            <w:proofErr w:type="gramEnd"/>
-            <w:r>
-              <w:t>100)</w:t>
+            <w:r>
+              <w:t>VARCHAR(100)</w:t>
             </w:r>
           </w:p>
         </w:tc>
@@ -4446,6 +3966,1165 @@
               <w:spacing w:before="60" w:after="60"/>
             </w:pPr>
             <w:r>
+              <w:t>region_id</w:t>
+            </w:r>
+          </w:p>
+        </w:tc>
+        <w:tc>
+          <w:tcPr>
+            <w:tcW w:w="3969" w:type="dxa"/>
+          </w:tcPr>
+          <w:p>
+            <w:pPr>
+              <w:pStyle w:val="BodyText"/>
+              <w:spacing w:before="60" w:after="60"/>
+            </w:pPr>
+            <w:r>
+              <w:t>FK_countries_region_id references regions. NOT NULL</w:t>
+            </w:r>
+          </w:p>
+        </w:tc>
+        <w:tc>
+          <w:tcPr>
+            <w:tcW w:w="1734" w:type="dxa"/>
+          </w:tcPr>
+          <w:p>
+            <w:pPr>
+              <w:pStyle w:val="BodyText"/>
+              <w:spacing w:before="60" w:after="60"/>
+            </w:pPr>
+            <w:r>
+              <w:t>INTEGER</w:t>
+            </w:r>
+          </w:p>
+        </w:tc>
+      </w:tr>
+    </w:tbl>
+    <w:p>
+      <w:pPr>
+        <w:pStyle w:val="BodyText"/>
+      </w:pPr>
+    </w:p>
+    <w:tbl>
+      <w:tblPr>
+        <w:tblW w:w="0" w:type="auto"/>
+        <w:tblInd w:w="-108" w:type="dxa"/>
+        <w:tblBorders>
+          <w:top w:val="single" w:sz="4" w:space="0" w:color="76CDD8"/>
+          <w:left w:val="single" w:sz="4" w:space="0" w:color="76CDD8"/>
+          <w:bottom w:val="single" w:sz="4" w:space="0" w:color="76CDD8"/>
+          <w:right w:val="single" w:sz="4" w:space="0" w:color="76CDD8"/>
+          <w:insideH w:val="single" w:sz="4" w:space="0" w:color="76CDD8"/>
+          <w:insideV w:val="single" w:sz="4" w:space="0" w:color="76CDD8"/>
+        </w:tblBorders>
+        <w:tblLayout w:type="fixed"/>
+        <w:tblLook w:val="0000" w:firstRow="0" w:lastRow="0" w:firstColumn="0" w:lastColumn="0" w:noHBand="0" w:noVBand="0"/>
+      </w:tblPr>
+      <w:tblGrid>
+        <w:gridCol w:w="3060"/>
+        <w:gridCol w:w="3060"/>
+        <w:gridCol w:w="3060"/>
+      </w:tblGrid>
+      <w:tr>
+        <w:trPr>
+          <w:trHeight w:val="294"/>
+        </w:trPr>
+        <w:tc>
+          <w:tcPr>
+            <w:tcW w:w="3060" w:type="dxa"/>
+            <w:shd w:val="clear" w:color="auto" w:fill="76CDD8"/>
+          </w:tcPr>
+          <w:p>
+            <w:pPr>
+              <w:pStyle w:val="BodyText"/>
+              <w:widowControl w:val="0"/>
+              <w:spacing w:line="360" w:lineRule="auto"/>
+              <w:jc w:val="center"/>
+              <w:rPr>
+                <w:color w:val="FFFFFF" w:themeColor="background1"/>
+                <w:sz w:val="18"/>
+                <w:szCs w:val="18"/>
+              </w:rPr>
+            </w:pPr>
+            <w:r>
+              <w:rPr>
+                <w:color w:val="FFFFFF" w:themeColor="background1"/>
+                <w:sz w:val="18"/>
+                <w:szCs w:val="18"/>
+              </w:rPr>
+              <w:t>country_id</w:t>
+            </w:r>
+          </w:p>
+        </w:tc>
+        <w:tc>
+          <w:tcPr>
+            <w:tcW w:w="3060" w:type="dxa"/>
+            <w:shd w:val="clear" w:color="auto" w:fill="76CDD8"/>
+          </w:tcPr>
+          <w:p>
+            <w:pPr>
+              <w:pStyle w:val="BodyText"/>
+              <w:widowControl w:val="0"/>
+              <w:spacing w:line="360" w:lineRule="auto"/>
+              <w:jc w:val="center"/>
+              <w:rPr>
+                <w:color w:val="FFFFFF" w:themeColor="background1"/>
+                <w:sz w:val="18"/>
+                <w:szCs w:val="18"/>
+              </w:rPr>
+            </w:pPr>
+            <w:r>
+              <w:rPr>
+                <w:color w:val="FFFFFF" w:themeColor="background1"/>
+                <w:sz w:val="18"/>
+                <w:szCs w:val="18"/>
+              </w:rPr>
+              <w:t>c</w:t>
+            </w:r>
+            <w:r>
+              <w:rPr>
+                <w:color w:val="FFFFFF" w:themeColor="background1"/>
+                <w:sz w:val="18"/>
+                <w:szCs w:val="18"/>
+              </w:rPr>
+              <w:t>ountry</w:t>
+            </w:r>
+            <w:r>
+              <w:rPr>
+                <w:color w:val="FFFFFF" w:themeColor="background1"/>
+                <w:sz w:val="18"/>
+                <w:szCs w:val="18"/>
+              </w:rPr>
+              <w:t>_name</w:t>
+            </w:r>
+          </w:p>
+        </w:tc>
+        <w:tc>
+          <w:tcPr>
+            <w:tcW w:w="3060" w:type="dxa"/>
+            <w:shd w:val="clear" w:color="auto" w:fill="76CDD8"/>
+          </w:tcPr>
+          <w:p>
+            <w:pPr>
+              <w:pStyle w:val="BodyText"/>
+              <w:widowControl w:val="0"/>
+              <w:spacing w:line="360" w:lineRule="auto"/>
+              <w:jc w:val="center"/>
+              <w:rPr>
+                <w:color w:val="FFFFFF" w:themeColor="background1"/>
+                <w:sz w:val="18"/>
+                <w:szCs w:val="18"/>
+              </w:rPr>
+            </w:pPr>
+            <w:r>
+              <w:rPr>
+                <w:color w:val="FFFFFF" w:themeColor="background1"/>
+                <w:sz w:val="18"/>
+                <w:szCs w:val="18"/>
+              </w:rPr>
+              <w:t>region_id</w:t>
+            </w:r>
+          </w:p>
+        </w:tc>
+      </w:tr>
+      <w:tr>
+        <w:trPr>
+          <w:trHeight w:val="435"/>
+        </w:trPr>
+        <w:tc>
+          <w:tcPr>
+            <w:tcW w:w="3060" w:type="dxa"/>
+          </w:tcPr>
+          <w:p>
+            <w:pPr>
+              <w:pStyle w:val="BodyText"/>
+              <w:spacing w:before="60" w:after="60"/>
+            </w:pPr>
+            <w:r>
+              <w:t>1</w:t>
+            </w:r>
+          </w:p>
+        </w:tc>
+        <w:tc>
+          <w:tcPr>
+            <w:tcW w:w="3060" w:type="dxa"/>
+          </w:tcPr>
+          <w:p>
+            <w:pPr>
+              <w:pStyle w:val="BodyText"/>
+              <w:spacing w:before="60" w:after="60"/>
+            </w:pPr>
+            <w:r>
+              <w:t>United Kingdom</w:t>
+            </w:r>
+          </w:p>
+        </w:tc>
+        <w:tc>
+          <w:tcPr>
+            <w:tcW w:w="3060" w:type="dxa"/>
+          </w:tcPr>
+          <w:p>
+            <w:pPr>
+              <w:pStyle w:val="BodyText"/>
+              <w:spacing w:before="60" w:after="60"/>
+            </w:pPr>
+            <w:r>
+              <w:t>1</w:t>
+            </w:r>
+          </w:p>
+        </w:tc>
+      </w:tr>
+      <w:tr>
+        <w:trPr>
+          <w:trHeight w:val="435"/>
+        </w:trPr>
+        <w:tc>
+          <w:tcPr>
+            <w:tcW w:w="3060" w:type="dxa"/>
+          </w:tcPr>
+          <w:p>
+            <w:pPr>
+              <w:pStyle w:val="BodyText"/>
+              <w:spacing w:before="60" w:after="60"/>
+            </w:pPr>
+            <w:r>
+              <w:t>2</w:t>
+            </w:r>
+          </w:p>
+        </w:tc>
+        <w:tc>
+          <w:tcPr>
+            <w:tcW w:w="3060" w:type="dxa"/>
+          </w:tcPr>
+          <w:p>
+            <w:pPr>
+              <w:pStyle w:val="BodyText"/>
+              <w:spacing w:before="60" w:after="60"/>
+            </w:pPr>
+            <w:r>
+              <w:t>Poland</w:t>
+            </w:r>
+          </w:p>
+        </w:tc>
+        <w:tc>
+          <w:tcPr>
+            <w:tcW w:w="3060" w:type="dxa"/>
+          </w:tcPr>
+          <w:p>
+            <w:pPr>
+              <w:pStyle w:val="BodyText"/>
+              <w:spacing w:before="60" w:after="60"/>
+            </w:pPr>
+            <w:r>
+              <w:t>1</w:t>
+            </w:r>
+          </w:p>
+        </w:tc>
+      </w:tr>
+    </w:tbl>
+    <w:p>
+      <w:pPr>
+        <w:pStyle w:val="BodyText"/>
+      </w:pPr>
+    </w:p>
+    <w:p>
+      <w:pPr>
+        <w:pStyle w:val="Heading3"/>
+        <w:spacing w:before="360"/>
+      </w:pPr>
+      <w:bookmarkStart w:id="27" w:name="_Toc225207693"/>
+      <w:r>
+        <w:lastRenderedPageBreak/>
+        <w:t>cities</w:t>
+      </w:r>
+      <w:bookmarkEnd w:id="27"/>
+    </w:p>
+    <w:p>
+      <w:pPr>
+        <w:pStyle w:val="BodyText"/>
+      </w:pPr>
+      <w:r>
+        <w:t>This table represents a city within a country. It replaces the former flat locations table and is the level of geographic granularity referenced by job postings, candidate preferred locations, and on-site interview addresses. Centralizing cities here means one record per city that everything else points to. A single spelling difference in a text column would cause joins to miss matches entirely, which is exactly why this exists as its own table. UNIQUE(city_name, country_id) enforces that the same city cannot be entered twice within the same country while still allowing cities with identical names in different countries, for example London UK and London Canada. All columns depend only on city_id, the table is in 3NF. FK country_id references countries.</w:t>
+      </w:r>
+    </w:p>
+    <w:p>
+      <w:pPr>
+        <w:pStyle w:val="BodyText"/>
+      </w:pPr>
+    </w:p>
+    <w:tbl>
+      <w:tblPr>
+        <w:tblW w:w="0" w:type="auto"/>
+        <w:tblInd w:w="-108" w:type="dxa"/>
+        <w:tblBorders>
+          <w:top w:val="single" w:sz="4" w:space="0" w:color="76CDD8"/>
+          <w:left w:val="single" w:sz="4" w:space="0" w:color="76CDD8"/>
+          <w:bottom w:val="single" w:sz="4" w:space="0" w:color="76CDD8"/>
+          <w:right w:val="single" w:sz="4" w:space="0" w:color="76CDD8"/>
+          <w:insideH w:val="single" w:sz="4" w:space="0" w:color="76CDD8"/>
+          <w:insideV w:val="single" w:sz="4" w:space="0" w:color="76CDD8"/>
+        </w:tblBorders>
+        <w:tblLayout w:type="fixed"/>
+        <w:tblLook w:val="0000" w:firstRow="0" w:lastRow="0" w:firstColumn="0" w:lastColumn="0" w:noHBand="0" w:noVBand="0"/>
+      </w:tblPr>
+      <w:tblGrid>
+        <w:gridCol w:w="1663"/>
+        <w:gridCol w:w="1842"/>
+        <w:gridCol w:w="3969"/>
+        <w:gridCol w:w="1734"/>
+      </w:tblGrid>
+      <w:tr>
+        <w:trPr>
+          <w:trHeight w:val="292"/>
+        </w:trPr>
+        <w:tc>
+          <w:tcPr>
+            <w:tcW w:w="1663" w:type="dxa"/>
+            <w:shd w:val="clear" w:color="auto" w:fill="76CDD8"/>
+          </w:tcPr>
+          <w:p>
+            <w:pPr>
+              <w:pStyle w:val="BodyText"/>
+              <w:widowControl w:val="0"/>
+              <w:spacing w:line="360" w:lineRule="auto"/>
+              <w:jc w:val="center"/>
+              <w:rPr>
+                <w:color w:val="FFFFFF" w:themeColor="background1"/>
+                <w:sz w:val="18"/>
+                <w:szCs w:val="18"/>
+              </w:rPr>
+            </w:pPr>
+            <w:r>
+              <w:rPr>
+                <w:color w:val="FFFFFF" w:themeColor="background1"/>
+                <w:sz w:val="18"/>
+                <w:szCs w:val="18"/>
+              </w:rPr>
+              <w:t>Table Name</w:t>
+            </w:r>
+          </w:p>
+        </w:tc>
+        <w:tc>
+          <w:tcPr>
+            <w:tcW w:w="1842" w:type="dxa"/>
+            <w:shd w:val="clear" w:color="auto" w:fill="76CDD8"/>
+          </w:tcPr>
+          <w:p>
+            <w:pPr>
+              <w:pStyle w:val="BodyText"/>
+              <w:widowControl w:val="0"/>
+              <w:spacing w:line="360" w:lineRule="auto"/>
+              <w:jc w:val="center"/>
+              <w:rPr>
+                <w:color w:val="FFFFFF" w:themeColor="background1"/>
+                <w:sz w:val="18"/>
+                <w:szCs w:val="18"/>
+              </w:rPr>
+            </w:pPr>
+            <w:r>
+              <w:rPr>
+                <w:color w:val="FFFFFF" w:themeColor="background1"/>
+                <w:sz w:val="18"/>
+                <w:szCs w:val="18"/>
+              </w:rPr>
+              <w:t>Field name</w:t>
+            </w:r>
+          </w:p>
+        </w:tc>
+        <w:tc>
+          <w:tcPr>
+            <w:tcW w:w="3969" w:type="dxa"/>
+            <w:shd w:val="clear" w:color="auto" w:fill="76CDD8"/>
+          </w:tcPr>
+          <w:p>
+            <w:pPr>
+              <w:pStyle w:val="BodyText"/>
+              <w:widowControl w:val="0"/>
+              <w:spacing w:line="360" w:lineRule="auto"/>
+              <w:jc w:val="center"/>
+              <w:rPr>
+                <w:color w:val="FFFFFF" w:themeColor="background1"/>
+                <w:sz w:val="18"/>
+                <w:szCs w:val="18"/>
+              </w:rPr>
+            </w:pPr>
+            <w:r>
+              <w:rPr>
+                <w:color w:val="FFFFFF" w:themeColor="background1"/>
+                <w:sz w:val="18"/>
+                <w:szCs w:val="18"/>
+              </w:rPr>
+              <w:t>Field Description</w:t>
+            </w:r>
+          </w:p>
+        </w:tc>
+        <w:tc>
+          <w:tcPr>
+            <w:tcW w:w="1734" w:type="dxa"/>
+            <w:shd w:val="clear" w:color="auto" w:fill="76CDD8"/>
+          </w:tcPr>
+          <w:p>
+            <w:pPr>
+              <w:pStyle w:val="BodyText"/>
+              <w:widowControl w:val="0"/>
+              <w:spacing w:line="360" w:lineRule="auto"/>
+              <w:jc w:val="center"/>
+              <w:rPr>
+                <w:color w:val="FFFFFF" w:themeColor="background1"/>
+                <w:sz w:val="18"/>
+                <w:szCs w:val="18"/>
+              </w:rPr>
+            </w:pPr>
+            <w:r>
+              <w:rPr>
+                <w:color w:val="FFFFFF" w:themeColor="background1"/>
+                <w:sz w:val="18"/>
+                <w:szCs w:val="18"/>
+              </w:rPr>
+              <w:t>Data Type</w:t>
+            </w:r>
+          </w:p>
+        </w:tc>
+      </w:tr>
+      <w:tr>
+        <w:trPr>
+          <w:trHeight w:val="432"/>
+        </w:trPr>
+        <w:tc>
+          <w:tcPr>
+            <w:tcW w:w="1663" w:type="dxa"/>
+            <w:vMerge w:val="restart"/>
+          </w:tcPr>
+          <w:p>
+            <w:pPr>
+              <w:pStyle w:val="BodyText"/>
+              <w:spacing w:before="60" w:after="60"/>
+            </w:pPr>
+            <w:r>
+              <w:t>c</w:t>
+            </w:r>
+            <w:r>
+              <w:t>ities</w:t>
+            </w:r>
+          </w:p>
+        </w:tc>
+        <w:tc>
+          <w:tcPr>
+            <w:tcW w:w="1842" w:type="dxa"/>
+          </w:tcPr>
+          <w:p>
+            <w:pPr>
+              <w:pStyle w:val="BodyText"/>
+              <w:spacing w:before="60" w:after="60"/>
+            </w:pPr>
+            <w:r>
+              <w:t>city</w:t>
+            </w:r>
+            <w:r>
+              <w:t>_id</w:t>
+            </w:r>
+          </w:p>
+        </w:tc>
+        <w:tc>
+          <w:tcPr>
+            <w:tcW w:w="3969" w:type="dxa"/>
+          </w:tcPr>
+          <w:p>
+            <w:pPr>
+              <w:pStyle w:val="BodyText"/>
+              <w:spacing w:before="60" w:after="60"/>
+            </w:pPr>
+            <w:r>
+              <w:t>Auto-incrementing surrogate primary key. PK_cities_city_id</w:t>
+            </w:r>
+          </w:p>
+        </w:tc>
+        <w:tc>
+          <w:tcPr>
+            <w:tcW w:w="1734" w:type="dxa"/>
+          </w:tcPr>
+          <w:p>
+            <w:pPr>
+              <w:pStyle w:val="BodyText"/>
+              <w:spacing w:before="60" w:after="60"/>
+            </w:pPr>
+            <w:r>
+              <w:t>SERIAL</w:t>
+            </w:r>
+          </w:p>
+        </w:tc>
+      </w:tr>
+      <w:tr>
+        <w:trPr>
+          <w:trHeight w:val="432"/>
+        </w:trPr>
+        <w:tc>
+          <w:tcPr>
+            <w:tcW w:w="1663" w:type="dxa"/>
+            <w:vMerge/>
+          </w:tcPr>
+          <w:p>
+            <w:pPr>
+              <w:pStyle w:val="BodyText"/>
+              <w:spacing w:before="60" w:after="60"/>
+            </w:pPr>
+          </w:p>
+        </w:tc>
+        <w:tc>
+          <w:tcPr>
+            <w:tcW w:w="1842" w:type="dxa"/>
+          </w:tcPr>
+          <w:p>
+            <w:pPr>
+              <w:pStyle w:val="BodyText"/>
+              <w:spacing w:before="60" w:after="60"/>
+            </w:pPr>
+            <w:r>
+              <w:t>city</w:t>
+            </w:r>
+            <w:r>
+              <w:t>_name</w:t>
+            </w:r>
+          </w:p>
+        </w:tc>
+        <w:tc>
+          <w:tcPr>
+            <w:tcW w:w="3969" w:type="dxa"/>
+          </w:tcPr>
+          <w:p>
+            <w:pPr>
+              <w:pStyle w:val="BodyText"/>
+              <w:spacing w:before="60" w:after="60"/>
+            </w:pPr>
+            <w:r>
+              <w:t>City name. NOT NULL</w:t>
+            </w:r>
+          </w:p>
+        </w:tc>
+        <w:tc>
+          <w:tcPr>
+            <w:tcW w:w="1734" w:type="dxa"/>
+          </w:tcPr>
+          <w:p>
+            <w:pPr>
+              <w:pStyle w:val="BodyText"/>
+              <w:spacing w:before="60" w:after="60"/>
+            </w:pPr>
+            <w:r>
+              <w:t>VARCHAR(100)</w:t>
+            </w:r>
+          </w:p>
+        </w:tc>
+      </w:tr>
+      <w:tr>
+        <w:trPr>
+          <w:trHeight w:val="432"/>
+        </w:trPr>
+        <w:tc>
+          <w:tcPr>
+            <w:tcW w:w="1663" w:type="dxa"/>
+            <w:vMerge/>
+          </w:tcPr>
+          <w:p>
+            <w:pPr>
+              <w:pStyle w:val="BodyText"/>
+              <w:spacing w:before="60" w:after="60"/>
+            </w:pPr>
+          </w:p>
+        </w:tc>
+        <w:tc>
+          <w:tcPr>
+            <w:tcW w:w="1842" w:type="dxa"/>
+          </w:tcPr>
+          <w:p>
+            <w:pPr>
+              <w:pStyle w:val="BodyText"/>
+              <w:spacing w:before="60" w:after="60"/>
+            </w:pPr>
+            <w:r>
+              <w:t>country</w:t>
+            </w:r>
+            <w:r>
+              <w:t>_id</w:t>
+            </w:r>
+          </w:p>
+        </w:tc>
+        <w:tc>
+          <w:tcPr>
+            <w:tcW w:w="3969" w:type="dxa"/>
+          </w:tcPr>
+          <w:p>
+            <w:pPr>
+              <w:pStyle w:val="BodyText"/>
+              <w:spacing w:before="60" w:after="60"/>
+            </w:pPr>
+            <w:r>
+              <w:t>FK_cities_country_id references countries. NOT NULL. UNIQUE(city_name, country_id)</w:t>
+            </w:r>
+          </w:p>
+        </w:tc>
+        <w:tc>
+          <w:tcPr>
+            <w:tcW w:w="1734" w:type="dxa"/>
+          </w:tcPr>
+          <w:p>
+            <w:pPr>
+              <w:pStyle w:val="BodyText"/>
+              <w:spacing w:before="60" w:after="60"/>
+            </w:pPr>
+            <w:r>
+              <w:t>INTEGER</w:t>
+            </w:r>
+          </w:p>
+        </w:tc>
+      </w:tr>
+    </w:tbl>
+    <w:p>
+      <w:pPr>
+        <w:pStyle w:val="BodyText"/>
+      </w:pPr>
+    </w:p>
+    <w:tbl>
+      <w:tblPr>
+        <w:tblW w:w="0" w:type="auto"/>
+        <w:tblInd w:w="-108" w:type="dxa"/>
+        <w:tblBorders>
+          <w:top w:val="single" w:sz="4" w:space="0" w:color="76CDD8"/>
+          <w:left w:val="single" w:sz="4" w:space="0" w:color="76CDD8"/>
+          <w:bottom w:val="single" w:sz="4" w:space="0" w:color="76CDD8"/>
+          <w:right w:val="single" w:sz="4" w:space="0" w:color="76CDD8"/>
+          <w:insideH w:val="single" w:sz="4" w:space="0" w:color="76CDD8"/>
+          <w:insideV w:val="single" w:sz="4" w:space="0" w:color="76CDD8"/>
+        </w:tblBorders>
+        <w:tblLayout w:type="fixed"/>
+        <w:tblLook w:val="0000" w:firstRow="0" w:lastRow="0" w:firstColumn="0" w:lastColumn="0" w:noHBand="0" w:noVBand="0"/>
+      </w:tblPr>
+      <w:tblGrid>
+        <w:gridCol w:w="3060"/>
+        <w:gridCol w:w="3060"/>
+        <w:gridCol w:w="3060"/>
+      </w:tblGrid>
+      <w:tr>
+        <w:trPr>
+          <w:trHeight w:val="294"/>
+        </w:trPr>
+        <w:tc>
+          <w:tcPr>
+            <w:tcW w:w="3060" w:type="dxa"/>
+            <w:shd w:val="clear" w:color="auto" w:fill="76CDD8"/>
+          </w:tcPr>
+          <w:p>
+            <w:pPr>
+              <w:pStyle w:val="BodyText"/>
+              <w:widowControl w:val="0"/>
+              <w:spacing w:line="360" w:lineRule="auto"/>
+              <w:jc w:val="center"/>
+              <w:rPr>
+                <w:color w:val="FFFFFF" w:themeColor="background1"/>
+                <w:sz w:val="18"/>
+                <w:szCs w:val="18"/>
+              </w:rPr>
+            </w:pPr>
+            <w:r>
+              <w:rPr>
+                <w:color w:val="FFFFFF" w:themeColor="background1"/>
+                <w:sz w:val="18"/>
+                <w:szCs w:val="18"/>
+              </w:rPr>
+              <w:t>city_id</w:t>
+            </w:r>
+          </w:p>
+        </w:tc>
+        <w:tc>
+          <w:tcPr>
+            <w:tcW w:w="3060" w:type="dxa"/>
+            <w:shd w:val="clear" w:color="auto" w:fill="76CDD8"/>
+          </w:tcPr>
+          <w:p>
+            <w:pPr>
+              <w:pStyle w:val="BodyText"/>
+              <w:widowControl w:val="0"/>
+              <w:spacing w:line="360" w:lineRule="auto"/>
+              <w:jc w:val="center"/>
+              <w:rPr>
+                <w:color w:val="FFFFFF" w:themeColor="background1"/>
+                <w:sz w:val="18"/>
+                <w:szCs w:val="18"/>
+              </w:rPr>
+            </w:pPr>
+            <w:r>
+              <w:rPr>
+                <w:color w:val="FFFFFF" w:themeColor="background1"/>
+                <w:sz w:val="18"/>
+                <w:szCs w:val="18"/>
+              </w:rPr>
+              <w:t>city_name</w:t>
+            </w:r>
+          </w:p>
+        </w:tc>
+        <w:tc>
+          <w:tcPr>
+            <w:tcW w:w="3060" w:type="dxa"/>
+            <w:shd w:val="clear" w:color="auto" w:fill="76CDD8"/>
+          </w:tcPr>
+          <w:p>
+            <w:pPr>
+              <w:pStyle w:val="BodyText"/>
+              <w:widowControl w:val="0"/>
+              <w:spacing w:line="360" w:lineRule="auto"/>
+              <w:jc w:val="center"/>
+              <w:rPr>
+                <w:color w:val="FFFFFF" w:themeColor="background1"/>
+                <w:sz w:val="18"/>
+                <w:szCs w:val="18"/>
+              </w:rPr>
+            </w:pPr>
+            <w:r>
+              <w:rPr>
+                <w:color w:val="FFFFFF" w:themeColor="background1"/>
+                <w:sz w:val="18"/>
+                <w:szCs w:val="18"/>
+              </w:rPr>
+              <w:t>country_id</w:t>
+            </w:r>
+          </w:p>
+        </w:tc>
+      </w:tr>
+      <w:tr>
+        <w:trPr>
+          <w:trHeight w:val="435"/>
+        </w:trPr>
+        <w:tc>
+          <w:tcPr>
+            <w:tcW w:w="3060" w:type="dxa"/>
+          </w:tcPr>
+          <w:p>
+            <w:pPr>
+              <w:pStyle w:val="BodyText"/>
+              <w:spacing w:before="60" w:after="60"/>
+            </w:pPr>
+            <w:r>
+              <w:t>1</w:t>
+            </w:r>
+          </w:p>
+        </w:tc>
+        <w:tc>
+          <w:tcPr>
+            <w:tcW w:w="3060" w:type="dxa"/>
+          </w:tcPr>
+          <w:p>
+            <w:pPr>
+              <w:pStyle w:val="BodyText"/>
+              <w:spacing w:before="60" w:after="60"/>
+            </w:pPr>
+            <w:r>
+              <w:t>London</w:t>
+            </w:r>
+          </w:p>
+        </w:tc>
+        <w:tc>
+          <w:tcPr>
+            <w:tcW w:w="3060" w:type="dxa"/>
+          </w:tcPr>
+          <w:p>
+            <w:pPr>
+              <w:pStyle w:val="BodyText"/>
+              <w:spacing w:before="60" w:after="60"/>
+            </w:pPr>
+            <w:r>
+              <w:t>1</w:t>
+            </w:r>
+          </w:p>
+        </w:tc>
+      </w:tr>
+      <w:tr>
+        <w:trPr>
+          <w:trHeight w:val="435"/>
+        </w:trPr>
+        <w:tc>
+          <w:tcPr>
+            <w:tcW w:w="3060" w:type="dxa"/>
+          </w:tcPr>
+          <w:p>
+            <w:pPr>
+              <w:pStyle w:val="BodyText"/>
+              <w:spacing w:before="60" w:after="60"/>
+            </w:pPr>
+            <w:r>
+              <w:t>2</w:t>
+            </w:r>
+          </w:p>
+        </w:tc>
+        <w:tc>
+          <w:tcPr>
+            <w:tcW w:w="3060" w:type="dxa"/>
+          </w:tcPr>
+          <w:p>
+            <w:pPr>
+              <w:pStyle w:val="BodyText"/>
+              <w:spacing w:before="60" w:after="60"/>
+            </w:pPr>
+            <w:r>
+              <w:t>Warsaw</w:t>
+            </w:r>
+          </w:p>
+        </w:tc>
+        <w:tc>
+          <w:tcPr>
+            <w:tcW w:w="3060" w:type="dxa"/>
+          </w:tcPr>
+          <w:p>
+            <w:pPr>
+              <w:pStyle w:val="BodyText"/>
+              <w:spacing w:before="60" w:after="60"/>
+            </w:pPr>
+            <w:r>
+              <w:t>2</w:t>
+            </w:r>
+          </w:p>
+        </w:tc>
+      </w:tr>
+    </w:tbl>
+    <w:p>
+      <w:pPr>
+        <w:pStyle w:val="Heading3"/>
+      </w:pPr>
+      <w:bookmarkStart w:id="28" w:name="_Toc225207694"/>
+      <w:r>
+        <w:t>s</w:t>
+      </w:r>
+      <w:r>
+        <w:t>kills</w:t>
+      </w:r>
+      <w:bookmarkEnd w:id="28"/>
+    </w:p>
+    <w:p>
+      <w:pPr>
+        <w:pStyle w:val="BodyText"/>
+      </w:pPr>
+      <w:r>
+        <w:t>This table holds the controlled vocabulary of professional skills. Without it, skill names would be free text inside candidate records and "Python", "python 3", and "Python programming" would all be treated as different skills. Centralizing them here means one entry per skill and clean filtering across all candidates.  All columns depend only on skill_id</w:t>
+      </w:r>
+      <w:r>
+        <w:t>,</w:t>
+      </w:r>
+      <w:r>
+        <w:t xml:space="preserve"> the table is in 3NF. UNIQUE on skill_name is not optional</w:t>
+      </w:r>
+      <w:r>
+        <w:t xml:space="preserve">, this </w:t>
+      </w:r>
+      <w:r>
+        <w:t xml:space="preserve">is what enforces the controlled vocabulary. </w:t>
+      </w:r>
+      <w:r>
+        <w:t xml:space="preserve">A </w:t>
+      </w:r>
+      <w:r>
+        <w:t>surrogate PK is used so skill names can be corrected without cascading updates through candidate_skills.</w:t>
+      </w:r>
+    </w:p>
+    <w:p>
+      <w:pPr>
+        <w:pStyle w:val="BodyText"/>
+      </w:pPr>
+    </w:p>
+    <w:tbl>
+      <w:tblPr>
+        <w:tblW w:w="0" w:type="auto"/>
+        <w:tblInd w:w="-108" w:type="dxa"/>
+        <w:tblBorders>
+          <w:top w:val="single" w:sz="4" w:space="0" w:color="76CDD8"/>
+          <w:left w:val="single" w:sz="4" w:space="0" w:color="76CDD8"/>
+          <w:bottom w:val="single" w:sz="4" w:space="0" w:color="76CDD8"/>
+          <w:right w:val="single" w:sz="4" w:space="0" w:color="76CDD8"/>
+          <w:insideH w:val="single" w:sz="4" w:space="0" w:color="76CDD8"/>
+          <w:insideV w:val="single" w:sz="4" w:space="0" w:color="76CDD8"/>
+        </w:tblBorders>
+        <w:tblLayout w:type="fixed"/>
+        <w:tblLook w:val="0000" w:firstRow="0" w:lastRow="0" w:firstColumn="0" w:lastColumn="0" w:noHBand="0" w:noVBand="0"/>
+      </w:tblPr>
+      <w:tblGrid>
+        <w:gridCol w:w="1663"/>
+        <w:gridCol w:w="1842"/>
+        <w:gridCol w:w="3969"/>
+        <w:gridCol w:w="1734"/>
+      </w:tblGrid>
+      <w:tr>
+        <w:trPr>
+          <w:trHeight w:val="292"/>
+        </w:trPr>
+        <w:tc>
+          <w:tcPr>
+            <w:tcW w:w="1663" w:type="dxa"/>
+            <w:shd w:val="clear" w:color="auto" w:fill="76CDD8"/>
+          </w:tcPr>
+          <w:p>
+            <w:pPr>
+              <w:pStyle w:val="BodyText"/>
+              <w:widowControl w:val="0"/>
+              <w:spacing w:line="360" w:lineRule="auto"/>
+              <w:jc w:val="center"/>
+              <w:rPr>
+                <w:color w:val="FFFFFF" w:themeColor="background1"/>
+                <w:sz w:val="18"/>
+                <w:szCs w:val="18"/>
+              </w:rPr>
+            </w:pPr>
+            <w:r>
+              <w:rPr>
+                <w:color w:val="FFFFFF" w:themeColor="background1"/>
+                <w:sz w:val="18"/>
+                <w:szCs w:val="18"/>
+              </w:rPr>
+              <w:t>Table Name</w:t>
+            </w:r>
+          </w:p>
+        </w:tc>
+        <w:tc>
+          <w:tcPr>
+            <w:tcW w:w="1842" w:type="dxa"/>
+            <w:shd w:val="clear" w:color="auto" w:fill="76CDD8"/>
+          </w:tcPr>
+          <w:p>
+            <w:pPr>
+              <w:pStyle w:val="BodyText"/>
+              <w:widowControl w:val="0"/>
+              <w:spacing w:line="360" w:lineRule="auto"/>
+              <w:jc w:val="center"/>
+              <w:rPr>
+                <w:color w:val="FFFFFF" w:themeColor="background1"/>
+                <w:sz w:val="18"/>
+                <w:szCs w:val="18"/>
+              </w:rPr>
+            </w:pPr>
+            <w:r>
+              <w:rPr>
+                <w:color w:val="FFFFFF" w:themeColor="background1"/>
+                <w:sz w:val="18"/>
+                <w:szCs w:val="18"/>
+              </w:rPr>
+              <w:t>Field name</w:t>
+            </w:r>
+          </w:p>
+        </w:tc>
+        <w:tc>
+          <w:tcPr>
+            <w:tcW w:w="3969" w:type="dxa"/>
+            <w:shd w:val="clear" w:color="auto" w:fill="76CDD8"/>
+          </w:tcPr>
+          <w:p>
+            <w:pPr>
+              <w:pStyle w:val="BodyText"/>
+              <w:widowControl w:val="0"/>
+              <w:spacing w:line="360" w:lineRule="auto"/>
+              <w:jc w:val="center"/>
+              <w:rPr>
+                <w:color w:val="FFFFFF" w:themeColor="background1"/>
+                <w:sz w:val="18"/>
+                <w:szCs w:val="18"/>
+              </w:rPr>
+            </w:pPr>
+            <w:r>
+              <w:rPr>
+                <w:color w:val="FFFFFF" w:themeColor="background1"/>
+                <w:sz w:val="18"/>
+                <w:szCs w:val="18"/>
+              </w:rPr>
+              <w:t>Field Description</w:t>
+            </w:r>
+          </w:p>
+        </w:tc>
+        <w:tc>
+          <w:tcPr>
+            <w:tcW w:w="1734" w:type="dxa"/>
+            <w:shd w:val="clear" w:color="auto" w:fill="76CDD8"/>
+          </w:tcPr>
+          <w:p>
+            <w:pPr>
+              <w:pStyle w:val="BodyText"/>
+              <w:widowControl w:val="0"/>
+              <w:spacing w:line="360" w:lineRule="auto"/>
+              <w:jc w:val="center"/>
+              <w:rPr>
+                <w:color w:val="FFFFFF" w:themeColor="background1"/>
+                <w:sz w:val="18"/>
+                <w:szCs w:val="18"/>
+              </w:rPr>
+            </w:pPr>
+            <w:r>
+              <w:rPr>
+                <w:color w:val="FFFFFF" w:themeColor="background1"/>
+                <w:sz w:val="18"/>
+                <w:szCs w:val="18"/>
+              </w:rPr>
+              <w:t>Data Type</w:t>
+            </w:r>
+          </w:p>
+        </w:tc>
+      </w:tr>
+      <w:tr>
+        <w:trPr>
+          <w:trHeight w:val="432"/>
+        </w:trPr>
+        <w:tc>
+          <w:tcPr>
+            <w:tcW w:w="1663" w:type="dxa"/>
+            <w:vMerge w:val="restart"/>
+          </w:tcPr>
+          <w:p>
+            <w:pPr>
+              <w:pStyle w:val="BodyText"/>
+              <w:spacing w:before="60" w:after="60"/>
+            </w:pPr>
+            <w:r>
+              <w:t>skills</w:t>
+            </w:r>
+          </w:p>
+        </w:tc>
+        <w:tc>
+          <w:tcPr>
+            <w:tcW w:w="1842" w:type="dxa"/>
+          </w:tcPr>
+          <w:p>
+            <w:pPr>
+              <w:pStyle w:val="BodyText"/>
+              <w:spacing w:before="60" w:after="60"/>
+            </w:pPr>
+            <w:r>
+              <w:t>skill_id</w:t>
+            </w:r>
+          </w:p>
+        </w:tc>
+        <w:tc>
+          <w:tcPr>
+            <w:tcW w:w="3969" w:type="dxa"/>
+          </w:tcPr>
+          <w:p>
+            <w:pPr>
+              <w:pStyle w:val="BodyText"/>
+              <w:spacing w:before="60" w:after="60"/>
+            </w:pPr>
+            <w:r>
+              <w:t>Auto-incrementing surrogate primary key. PK_skills_skill_id</w:t>
+            </w:r>
+          </w:p>
+        </w:tc>
+        <w:tc>
+          <w:tcPr>
+            <w:tcW w:w="1734" w:type="dxa"/>
+          </w:tcPr>
+          <w:p>
+            <w:pPr>
+              <w:pStyle w:val="BodyText"/>
+              <w:spacing w:before="60" w:after="60"/>
+            </w:pPr>
+            <w:r>
+              <w:t>SERIAL</w:t>
+            </w:r>
+          </w:p>
+        </w:tc>
+      </w:tr>
+      <w:tr>
+        <w:trPr>
+          <w:trHeight w:val="432"/>
+        </w:trPr>
+        <w:tc>
+          <w:tcPr>
+            <w:tcW w:w="1663" w:type="dxa"/>
+            <w:vMerge/>
+          </w:tcPr>
+          <w:p>
+            <w:pPr>
+              <w:pStyle w:val="BodyText"/>
+              <w:spacing w:before="60" w:after="60"/>
+            </w:pPr>
+          </w:p>
+        </w:tc>
+        <w:tc>
+          <w:tcPr>
+            <w:tcW w:w="1842" w:type="dxa"/>
+          </w:tcPr>
+          <w:p>
+            <w:pPr>
+              <w:pStyle w:val="BodyText"/>
+              <w:spacing w:before="60" w:after="60"/>
+            </w:pPr>
+            <w:r>
+              <w:t>skill_name</w:t>
+            </w:r>
+          </w:p>
+        </w:tc>
+        <w:tc>
+          <w:tcPr>
+            <w:tcW w:w="3969" w:type="dxa"/>
+          </w:tcPr>
+          <w:p>
+            <w:pPr>
+              <w:pStyle w:val="BodyText"/>
+              <w:spacing w:before="60" w:after="60"/>
+            </w:pPr>
+            <w:r>
+              <w:t>S</w:t>
+            </w:r>
+            <w:r>
+              <w:t xml:space="preserve">kill name. </w:t>
+            </w:r>
+            <w:r>
+              <w:t>N</w:t>
+            </w:r>
+            <w:r>
+              <w:t>o two entries can represent the same skill</w:t>
+            </w:r>
+            <w:r>
+              <w:t>.</w:t>
+            </w:r>
+            <w:r>
+              <w:t xml:space="preserve"> NOT NULL, UNIQUE</w:t>
+            </w:r>
+          </w:p>
+        </w:tc>
+        <w:tc>
+          <w:tcPr>
+            <w:tcW w:w="1734" w:type="dxa"/>
+          </w:tcPr>
+          <w:p>
+            <w:pPr>
+              <w:pStyle w:val="BodyText"/>
+              <w:spacing w:before="60" w:after="60"/>
+            </w:pPr>
+            <w:r>
+              <w:t>VARCHAR(100)</w:t>
+            </w:r>
+          </w:p>
+        </w:tc>
+      </w:tr>
+      <w:tr>
+        <w:trPr>
+          <w:trHeight w:val="432"/>
+        </w:trPr>
+        <w:tc>
+          <w:tcPr>
+            <w:tcW w:w="1663" w:type="dxa"/>
+            <w:vMerge/>
+          </w:tcPr>
+          <w:p>
+            <w:pPr>
+              <w:pStyle w:val="BodyText"/>
+              <w:spacing w:before="60" w:after="60"/>
+            </w:pPr>
+          </w:p>
+        </w:tc>
+        <w:tc>
+          <w:tcPr>
+            <w:tcW w:w="1842" w:type="dxa"/>
+          </w:tcPr>
+          <w:p>
+            <w:pPr>
+              <w:pStyle w:val="BodyText"/>
+              <w:spacing w:before="60" w:after="60"/>
+            </w:pPr>
+            <w:r>
               <w:t>category</w:t>
             </w:r>
           </w:p>
@@ -4473,13 +5152,8 @@
               <w:pStyle w:val="BodyText"/>
               <w:spacing w:before="60" w:after="60"/>
             </w:pPr>
-            <w:proofErr w:type="gramStart"/>
-            <w:r>
-              <w:t>VARCHAR(</w:t>
-            </w:r>
-            <w:proofErr w:type="gramEnd"/>
-            <w:r>
-              <w:t>100)</w:t>
+            <w:r>
+              <w:t>VARCHAR(100)</w:t>
             </w:r>
           </w:p>
         </w:tc>
@@ -4708,6 +5382,7 @@
               <w:spacing w:before="60" w:after="60"/>
             </w:pPr>
             <w:r>
+              <w:lastRenderedPageBreak/>
               <w:t>3</w:t>
             </w:r>
           </w:p>
@@ -4746,11 +5421,11 @@
       <w:pPr>
         <w:pStyle w:val="Heading3"/>
       </w:pPr>
-      <w:bookmarkStart w:id="27" w:name="_Toc224491484"/>
+      <w:bookmarkStart w:id="29" w:name="_Toc225207695"/>
       <w:r>
         <w:t>services</w:t>
       </w:r>
-      <w:bookmarkEnd w:id="27"/>
+      <w:bookmarkEnd w:id="29"/>
     </w:p>
     <w:p>
       <w:pPr>
@@ -4769,15 +5444,7 @@
         <w:t>,</w:t>
       </w:r>
       <w:r>
-        <w:t xml:space="preserve"> the table is in 3NF with no transitive dependencies. price uses NUMERIC not FLOAT because this is a monetary value and binary floating point cannot exactly represent most decimal fractions. CHECK (price &gt;= 0) allows free services stored </w:t>
-      </w:r>
-      <w:proofErr w:type="gramStart"/>
-      <w:r>
-        <w:t>as</w:t>
-      </w:r>
-      <w:proofErr w:type="gramEnd"/>
-      <w:r>
-        <w:t xml:space="preserve"> 0.00 while making negative prices impossible.</w:t>
+        <w:t xml:space="preserve"> the table is in 3NF with no transitive dependencies. price uses NUMERIC not FLOAT because this is a monetary value and binary floating point cannot exactly represent most decimal fractions. CHECK (price &gt;= 0) allows free services stored as 0.00 while making negative prices impossible.</w:t>
       </w:r>
     </w:p>
     <w:p>
@@ -5049,13 +5716,8 @@
               <w:pStyle w:val="BodyText"/>
               <w:spacing w:before="60" w:after="60"/>
             </w:pPr>
-            <w:proofErr w:type="gramStart"/>
-            <w:r>
-              <w:t>VARCHAR(</w:t>
-            </w:r>
-            <w:proofErr w:type="gramEnd"/>
-            <w:r>
-              <w:t>150)</w:t>
+            <w:r>
+              <w:t>VARCHAR(150)</w:t>
             </w:r>
           </w:p>
         </w:tc>
@@ -5162,15 +5824,7 @@
               <w:t xml:space="preserve">Standard price. </w:t>
             </w:r>
             <w:r>
-              <w:t xml:space="preserve">Free services stored </w:t>
-            </w:r>
-            <w:proofErr w:type="gramStart"/>
-            <w:r>
-              <w:t>as</w:t>
-            </w:r>
-            <w:proofErr w:type="gramEnd"/>
-            <w:r>
-              <w:t xml:space="preserve"> 0.00</w:t>
+              <w:t>Free services stored as 0.00</w:t>
             </w:r>
             <w:r>
               <w:t xml:space="preserve">. </w:t>
@@ -5189,13 +5843,8 @@
               <w:pStyle w:val="BodyText"/>
               <w:spacing w:before="60" w:after="60"/>
             </w:pPr>
-            <w:proofErr w:type="gramStart"/>
-            <w:r>
-              <w:t>NUMERIC(</w:t>
-            </w:r>
-            <w:proofErr w:type="gramEnd"/>
-            <w:r>
-              <w:t>10,2)</w:t>
+            <w:r>
+              <w:t>NUMERIC(10,2)</w:t>
             </w:r>
           </w:p>
         </w:tc>
@@ -5420,11 +6069,11 @@
           <w:szCs w:val="20"/>
         </w:rPr>
       </w:pPr>
-      <w:bookmarkStart w:id="28" w:name="_Toc224491485"/>
+      <w:bookmarkStart w:id="30" w:name="_Toc225207696"/>
       <w:r>
         <w:t>companies</w:t>
       </w:r>
-      <w:bookmarkEnd w:id="28"/>
+      <w:bookmarkEnd w:id="30"/>
     </w:p>
     <w:p>
       <w:pPr>
@@ -5443,15 +6092,7 @@
         <w:t>,</w:t>
       </w:r>
       <w:r>
-        <w:t xml:space="preserve"> the table is in 3NF. </w:t>
-      </w:r>
-      <w:proofErr w:type="gramStart"/>
-      <w:r>
-        <w:t>The surrogate</w:t>
-      </w:r>
-      <w:proofErr w:type="gramEnd"/>
-      <w:r>
-        <w:t xml:space="preserve"> PK is important specifically because companies rebrand. "Facebook" becoming "Meta" should be one UPDATE on this row, not a cascade through every FK in jobs and company_representatives.</w:t>
+        <w:t xml:space="preserve"> the table is in 3NF. The surrogate PK is important specifically because companies rebrand. "Facebook" becoming "Meta" should be one UPDATE on this row, not a cascade through every FK in jobs and company_representatives.</w:t>
       </w:r>
     </w:p>
     <w:p>
@@ -5706,6 +6347,9 @@
             <w:r>
               <w:t>Official company name. NOT NULL</w:t>
             </w:r>
+            <w:r>
+              <w:t>, UNIQUE</w:t>
+            </w:r>
           </w:p>
         </w:tc>
         <w:tc>
@@ -5717,13 +6361,8 @@
               <w:pStyle w:val="BodyText"/>
               <w:spacing w:before="60" w:after="60"/>
             </w:pPr>
-            <w:proofErr w:type="gramStart"/>
-            <w:r>
-              <w:t>VARCHAR(</w:t>
-            </w:r>
-            <w:proofErr w:type="gramEnd"/>
-            <w:r>
-              <w:t>200)</w:t>
+            <w:r>
+              <w:t>VARCHAR(200)</w:t>
             </w:r>
           </w:p>
         </w:tc>
@@ -5780,10 +6419,7 @@
               <w:t>.</w:t>
             </w:r>
             <w:r>
-              <w:t xml:space="preserve"> </w:t>
-            </w:r>
-            <w:r>
-              <w:t>Nullable</w:t>
+              <w:t xml:space="preserve"> Nullable</w:t>
             </w:r>
           </w:p>
         </w:tc>
@@ -5796,13 +6432,8 @@
               <w:pStyle w:val="BodyText"/>
               <w:spacing w:before="60" w:after="60"/>
             </w:pPr>
-            <w:proofErr w:type="gramStart"/>
-            <w:r>
-              <w:t>VARCHAR(</w:t>
-            </w:r>
-            <w:proofErr w:type="gramEnd"/>
-            <w:r>
-              <w:t>100)</w:t>
+            <w:r>
+              <w:t>VARCHAR(100)</w:t>
             </w:r>
           </w:p>
         </w:tc>
@@ -5860,13 +6491,8 @@
               <w:pStyle w:val="BodyText"/>
               <w:spacing w:before="60" w:after="60"/>
             </w:pPr>
-            <w:proofErr w:type="gramStart"/>
-            <w:r>
-              <w:t>VARCHAR(</w:t>
-            </w:r>
-            <w:proofErr w:type="gramEnd"/>
-            <w:r>
-              <w:t>255)</w:t>
+            <w:r>
+              <w:t>VARCHAR(255)</w:t>
             </w:r>
           </w:p>
         </w:tc>
@@ -5926,21 +6552,10 @@
               <w:t xml:space="preserve"> </w:t>
             </w:r>
             <w:r>
-              <w:t>TIMESTAMPTZ</w:t>
-            </w:r>
-            <w:r>
-              <w:t xml:space="preserve"> </w:t>
-            </w:r>
-            <w:r>
-              <w:t xml:space="preserve">DEFAULT </w:t>
-            </w:r>
-            <w:proofErr w:type="gramStart"/>
-            <w:r>
-              <w:t>now(</w:t>
-            </w:r>
-            <w:proofErr w:type="gramEnd"/>
-            <w:r>
-              <w:t>)</w:t>
+              <w:t xml:space="preserve">TIMESTAMPTZ </w:t>
+            </w:r>
+            <w:r>
+              <w:t>DEFAULT now()</w:t>
             </w:r>
             <w:r>
               <w:t xml:space="preserve">, </w:t>
@@ -6183,11 +6798,11 @@
       <w:pPr>
         <w:pStyle w:val="Heading3"/>
       </w:pPr>
-      <w:bookmarkStart w:id="29" w:name="_Toc224491486"/>
+      <w:bookmarkStart w:id="31" w:name="_Toc225207697"/>
       <w:r>
         <w:t>company_representatives</w:t>
       </w:r>
-      <w:bookmarkEnd w:id="29"/>
+      <w:bookmarkEnd w:id="31"/>
     </w:p>
     <w:p>
       <w:pPr>
@@ -6206,15 +6821,7 @@
         <w:t>,</w:t>
       </w:r>
       <w:r>
-        <w:t xml:space="preserve"> the table is in 3NF. No company-level data such as industry or website appears here, which would be a transitive dependency through company_id. Representatives who leave the company are deactivated via is_active rather than deleted, because historical interviews reference their rep_id and deleting the row would either cause </w:t>
-      </w:r>
-      <w:proofErr w:type="gramStart"/>
-      <w:r>
-        <w:t>a</w:t>
-      </w:r>
-      <w:proofErr w:type="gramEnd"/>
-      <w:r>
-        <w:t xml:space="preserve"> FK violation or silently cascade and destroy that history. FK company_id references companies because every representative belongs to exactly one company.</w:t>
+        <w:t xml:space="preserve"> the table is in 3NF. No company-level data such as industry or website appears here, which would be a transitive dependency through company_id. Representatives who leave the company are deactivated via is_active rather than deleted, because historical interviews reference their rep_id and deleting the row would either cause a FK violation or silently cascade and destroy that history. FK company_id references companies because every representative belongs to exactly one company.</w:t>
       </w:r>
     </w:p>
     <w:p>
@@ -6545,13 +7152,8 @@
               <w:pStyle w:val="BodyText"/>
               <w:spacing w:before="60" w:after="60"/>
             </w:pPr>
-            <w:proofErr w:type="gramStart"/>
-            <w:r>
-              <w:t>VARCHAR(</w:t>
-            </w:r>
-            <w:proofErr w:type="gramEnd"/>
-            <w:r>
-              <w:t>100)</w:t>
+            <w:r>
+              <w:t>VARCHAR(100)</w:t>
             </w:r>
           </w:p>
         </w:tc>
@@ -6609,13 +7211,8 @@
               <w:pStyle w:val="BodyText"/>
               <w:spacing w:before="60" w:after="60"/>
             </w:pPr>
-            <w:proofErr w:type="gramStart"/>
-            <w:r>
-              <w:t>VARCHAR(</w:t>
-            </w:r>
-            <w:proofErr w:type="gramEnd"/>
-            <w:r>
-              <w:t>100)</w:t>
+            <w:r>
+              <w:t>VARCHAR(100)</w:t>
             </w:r>
           </w:p>
         </w:tc>
@@ -6673,13 +7270,8 @@
               <w:pStyle w:val="BodyText"/>
               <w:spacing w:before="60" w:after="60"/>
             </w:pPr>
-            <w:proofErr w:type="gramStart"/>
-            <w:r>
-              <w:t>VARCHAR(</w:t>
-            </w:r>
-            <w:proofErr w:type="gramEnd"/>
-            <w:r>
-              <w:t>255)</w:t>
+            <w:r>
+              <w:t>VARCHAR(255)</w:t>
             </w:r>
           </w:p>
         </w:tc>
@@ -6724,15 +7316,7 @@
               <w:spacing w:before="60" w:after="60"/>
             </w:pPr>
             <w:r>
-              <w:t xml:space="preserve">Phone number. VARCHAR </w:t>
-            </w:r>
-            <w:proofErr w:type="gramStart"/>
-            <w:r>
-              <w:t>not</w:t>
-            </w:r>
-            <w:proofErr w:type="gramEnd"/>
-            <w:r>
-              <w:t xml:space="preserve"> INTEGER</w:t>
+              <w:t>Phone number. VARCHAR not INTEGER</w:t>
             </w:r>
             <w:r>
               <w:t>, because it</w:t>
@@ -6751,13 +7335,8 @@
               <w:pStyle w:val="BodyText"/>
               <w:spacing w:before="60" w:after="60"/>
             </w:pPr>
-            <w:proofErr w:type="gramStart"/>
-            <w:r>
-              <w:t>VARCHAR(</w:t>
-            </w:r>
-            <w:proofErr w:type="gramEnd"/>
-            <w:r>
-              <w:t>30)</w:t>
+            <w:r>
+              <w:t>VARCHAR(30)</w:t>
             </w:r>
           </w:p>
         </w:tc>
@@ -6815,13 +7394,8 @@
               <w:pStyle w:val="BodyText"/>
               <w:spacing w:before="60" w:after="60"/>
             </w:pPr>
-            <w:proofErr w:type="gramStart"/>
-            <w:r>
-              <w:t>VARCHAR(</w:t>
-            </w:r>
-            <w:proofErr w:type="gramEnd"/>
-            <w:r>
-              <w:t>150)</w:t>
+            <w:r>
+              <w:t>VARCHAR(150)</w:t>
             </w:r>
           </w:p>
         </w:tc>
@@ -6872,10 +7446,7 @@
               <w:t>.</w:t>
             </w:r>
             <w:r>
-              <w:t xml:space="preserve"> </w:t>
-            </w:r>
-            <w:r>
-              <w:t>NOT NULL, DEFAULT true</w:t>
+              <w:t xml:space="preserve"> NOT NULL, DEFAULT true</w:t>
             </w:r>
           </w:p>
         </w:tc>
@@ -6940,15 +7511,7 @@
               <w:t>TIMESTAMPTZ</w:t>
             </w:r>
             <w:r>
-              <w:t xml:space="preserve"> DEFAULT </w:t>
-            </w:r>
-            <w:proofErr w:type="gramStart"/>
-            <w:r>
-              <w:t>now(</w:t>
-            </w:r>
-            <w:proofErr w:type="gramEnd"/>
-            <w:r>
-              <w:t>)</w:t>
+              <w:t xml:space="preserve"> DEFAULT now()</w:t>
             </w:r>
             <w:r>
               <w:t xml:space="preserve">, </w:t>
@@ -7281,6 +7844,7 @@
               <w:spacing w:before="60" w:after="60"/>
             </w:pPr>
             <w:r>
+              <w:lastRenderedPageBreak/>
               <w:t>1</w:t>
             </w:r>
           </w:p>
@@ -7552,11 +8116,11 @@
       <w:pPr>
         <w:pStyle w:val="Heading3"/>
       </w:pPr>
-      <w:bookmarkStart w:id="30" w:name="_Toc224491487"/>
+      <w:bookmarkStart w:id="32" w:name="_Toc225207698"/>
       <w:r>
         <w:t>candidates</w:t>
       </w:r>
-      <w:bookmarkEnd w:id="30"/>
+      <w:bookmarkEnd w:id="32"/>
     </w:p>
     <w:p>
       <w:pPr>
@@ -7842,13 +8406,8 @@
               <w:pStyle w:val="BodyText"/>
               <w:spacing w:before="60" w:after="60"/>
             </w:pPr>
-            <w:proofErr w:type="gramStart"/>
-            <w:r>
-              <w:t>VARCHAR(</w:t>
-            </w:r>
-            <w:proofErr w:type="gramEnd"/>
-            <w:r>
-              <w:t>100)</w:t>
+            <w:r>
+              <w:t>VARCHAR(100)</w:t>
             </w:r>
           </w:p>
         </w:tc>
@@ -7906,13 +8465,8 @@
               <w:pStyle w:val="BodyText"/>
               <w:spacing w:before="60" w:after="60"/>
             </w:pPr>
-            <w:proofErr w:type="gramStart"/>
-            <w:r>
-              <w:t>VARCHAR(</w:t>
-            </w:r>
-            <w:proofErr w:type="gramEnd"/>
-            <w:r>
-              <w:t>100)</w:t>
+            <w:r>
+              <w:t>VARCHAR(100)</w:t>
             </w:r>
           </w:p>
         </w:tc>
@@ -7969,10 +8523,7 @@
               <w:t>.</w:t>
             </w:r>
             <w:r>
-              <w:t xml:space="preserve"> </w:t>
-            </w:r>
-            <w:r>
-              <w:t>NOT NULL, UNIQUE</w:t>
+              <w:t xml:space="preserve"> NOT NULL, UNIQUE</w:t>
             </w:r>
           </w:p>
         </w:tc>
@@ -7985,13 +8536,8 @@
               <w:pStyle w:val="BodyText"/>
               <w:spacing w:before="60" w:after="60"/>
             </w:pPr>
-            <w:proofErr w:type="gramStart"/>
-            <w:r>
-              <w:t>VARCHAR(</w:t>
-            </w:r>
-            <w:proofErr w:type="gramEnd"/>
-            <w:r>
-              <w:t>255)</w:t>
+            <w:r>
+              <w:t>VARCHAR(255)</w:t>
             </w:r>
           </w:p>
         </w:tc>
@@ -8049,13 +8595,8 @@
               <w:pStyle w:val="BodyText"/>
               <w:spacing w:before="60" w:after="60"/>
             </w:pPr>
-            <w:proofErr w:type="gramStart"/>
-            <w:r>
-              <w:t>VARCHAR(</w:t>
-            </w:r>
-            <w:proofErr w:type="gramEnd"/>
-            <w:r>
-              <w:t>30)</w:t>
+            <w:r>
+              <w:t>VARCHAR(30)</w:t>
             </w:r>
           </w:p>
         </w:tc>
@@ -8239,21 +8780,10 @@
               <w:t xml:space="preserve">Registration timestamp. </w:t>
             </w:r>
             <w:r>
-              <w:t>TIMESTAMPTZ</w:t>
-            </w:r>
-            <w:r>
-              <w:t xml:space="preserve"> </w:t>
-            </w:r>
-            <w:r>
-              <w:t xml:space="preserve">DEFAULT </w:t>
-            </w:r>
-            <w:proofErr w:type="gramStart"/>
-            <w:r>
-              <w:t>now(</w:t>
-            </w:r>
-            <w:proofErr w:type="gramEnd"/>
-            <w:r>
-              <w:t>)</w:t>
+              <w:t xml:space="preserve">TIMESTAMPTZ </w:t>
+            </w:r>
+            <w:r>
+              <w:t>DEFAULT now()</w:t>
             </w:r>
             <w:r>
               <w:t xml:space="preserve">, </w:t>
@@ -8684,7 +9214,6 @@
               <w:spacing w:before="60" w:after="60"/>
             </w:pPr>
             <w:r>
-              <w:lastRenderedPageBreak/>
               <w:t>2</w:t>
             </w:r>
           </w:p>
@@ -8802,11 +9331,12 @@
       <w:pPr>
         <w:pStyle w:val="Heading3"/>
       </w:pPr>
-      <w:bookmarkStart w:id="31" w:name="_Toc224491488"/>
+      <w:bookmarkStart w:id="33" w:name="_Toc225207699"/>
       <w:r>
+        <w:lastRenderedPageBreak/>
         <w:t>candidate_skills</w:t>
       </w:r>
-      <w:bookmarkEnd w:id="31"/>
+      <w:bookmarkEnd w:id="33"/>
     </w:p>
     <w:p>
       <w:pPr>
@@ -8828,15 +9358,7 @@
         <w:t>:</w:t>
       </w:r>
       <w:r>
-        <w:t xml:space="preserve"> a candidate can have many </w:t>
-      </w:r>
-      <w:proofErr w:type="gramStart"/>
-      <w:r>
-        <w:t>skills</w:t>
-      </w:r>
-      <w:proofErr w:type="gramEnd"/>
-      <w:r>
-        <w:t xml:space="preserve"> and the same skill is held by many candidates. Storing skills as columns on candidates would break 1NF and cap the number of skills a candidate can record.  The composite PK (candidate_id, skill_id)</w:t>
+        <w:t xml:space="preserve"> a candidate can have many skills and the same skill is held by many candidates. Storing skills as columns on candidates would break 1NF and cap the number of skills a candidate can record.  The composite PK (candidate_id, skill_id)</w:t>
       </w:r>
       <w:r>
         <w:t xml:space="preserve"> </w:t>
@@ -9128,13 +9650,8 @@
               <w:t>references</w:t>
             </w:r>
             <w:r>
-              <w:t xml:space="preserve"> skills. NOT NULL. </w:t>
-            </w:r>
-            <w:proofErr w:type="spellStart"/>
-            <w:r>
-              <w:t>PK_candidate_skills_candidate_id_skill_id</w:t>
-            </w:r>
-            <w:proofErr w:type="spellEnd"/>
+              <w:t xml:space="preserve"> skills. NOT NULL. PK_candidate_skills_candidate_id_skill_id</w:t>
+            </w:r>
           </w:p>
         </w:tc>
         <w:tc>
@@ -9205,13 +9722,8 @@
               <w:pStyle w:val="BodyText"/>
               <w:spacing w:before="60" w:after="60"/>
             </w:pPr>
-            <w:proofErr w:type="gramStart"/>
-            <w:r>
-              <w:t>VARCHAR(</w:t>
-            </w:r>
-            <w:proofErr w:type="gramEnd"/>
-            <w:r>
-              <w:t>50)</w:t>
+            <w:r>
+              <w:t>VARCHAR(50)</w:t>
             </w:r>
           </w:p>
         </w:tc>
@@ -9613,12 +10125,11 @@
       <w:pPr>
         <w:pStyle w:val="Heading3"/>
       </w:pPr>
-      <w:bookmarkStart w:id="32" w:name="_Toc224491489"/>
+      <w:bookmarkStart w:id="34" w:name="_Toc225207700"/>
       <w:r>
-        <w:lastRenderedPageBreak/>
         <w:t>candidate_preferred_locations</w:t>
       </w:r>
-      <w:bookmarkEnd w:id="32"/>
+      <w:bookmarkEnd w:id="34"/>
     </w:p>
     <w:p>
       <w:pPr>
@@ -9640,24 +10151,16 @@
         <w:t>:</w:t>
       </w:r>
       <w:r>
-        <w:t xml:space="preserve"> a candidate can list multiple preferred </w:t>
-      </w:r>
-      <w:proofErr w:type="gramStart"/>
-      <w:r>
-        <w:t>cities</w:t>
-      </w:r>
-      <w:proofErr w:type="gramEnd"/>
-      <w:r>
-        <w:t xml:space="preserve"> and the same city can be preferred by many candidates. Storing preferred cities as columns on candidates would break 1NF.  A surrogate PK is used instead of a composite of candidate_id</w:t>
+        <w:t xml:space="preserve"> a candidate can list multiple preferred cities and the same city can be preferred by many candidates. Storing preferred cities as columns on candidates would break 1NF.  A surrogate PK is used instead of a composite of candidate_id</w:t>
       </w:r>
       <w:r>
         <w:t xml:space="preserve"> and </w:t>
       </w:r>
       <w:r>
-        <w:t>location_i</w:t>
+        <w:t>city_id</w:t>
       </w:r>
       <w:r>
-        <w:t>d,</w:t>
+        <w:t>,</w:t>
       </w:r>
       <w:r>
         <w:t xml:space="preserve"> because there is no attribute of the relationship to store</w:t>
@@ -9666,23 +10169,13 @@
         <w:t>,</w:t>
       </w:r>
       <w:r>
-        <w:t xml:space="preserve"> the row just records that a preference exists. However, </w:t>
+        <w:t xml:space="preserve"> the row just records that a preference exists. However, UNIQUE(candidate_id, </w:t>
       </w:r>
-      <w:proofErr w:type="gramStart"/>
       <w:r>
-        <w:t>UNIQUE(</w:t>
+        <w:t>city_id</w:t>
       </w:r>
-      <w:proofErr w:type="gramEnd"/>
       <w:r>
-        <w:t xml:space="preserve">candidate_id, location_id) is still required alongside it. Without that UNIQUE constraint, the same city could be inserted twice for the same </w:t>
-      </w:r>
-      <w:proofErr w:type="gramStart"/>
-      <w:r>
-        <w:t>candidate</w:t>
-      </w:r>
-      <w:proofErr w:type="gramEnd"/>
-      <w:r>
-        <w:t xml:space="preserve"> and the surrogate PK would not catch it</w:t>
+        <w:t>) is still required alongside it. Without that UNIQUE constraint, the same city could be inserted twice for the same candidate and the surrogate PK would not catch it</w:t>
       </w:r>
       <w:r>
         <w:t xml:space="preserve">. </w:t>
@@ -9694,18 +10187,12 @@
         <w:t xml:space="preserve"> references</w:t>
       </w:r>
       <w:r>
-        <w:t xml:space="preserve"> candidates and location_id </w:t>
+        <w:t xml:space="preserve"> candidates and </w:t>
       </w:r>
       <w:r>
-        <w:t xml:space="preserve">references </w:t>
+        <w:t>city_id references cities</w:t>
       </w:r>
       <w:r>
-        <w:t>locations</w:t>
-      </w:r>
-      <w:r>
-        <w:rPr>
-          <w:rFonts w:eastAsia="Arial"/>
-        </w:rPr>
         <w:t>.</w:t>
       </w:r>
     </w:p>
@@ -9879,11 +10366,9 @@
               <w:pStyle w:val="BodyText"/>
               <w:spacing w:before="60" w:after="60"/>
             </w:pPr>
-            <w:proofErr w:type="spellStart"/>
             <w:r>
               <w:t>candidate_preferred_location_id</w:t>
             </w:r>
-            <w:proofErr w:type="spellEnd"/>
           </w:p>
         </w:tc>
         <w:tc>
@@ -9955,21 +10440,7 @@
               <w:spacing w:before="60" w:after="60"/>
             </w:pPr>
             <w:r>
-              <w:t xml:space="preserve">FK_candidate_preferred_locations_candidate_id </w:t>
-            </w:r>
-            <w:r>
-              <w:t>references</w:t>
-            </w:r>
-            <w:r>
-              <w:t xml:space="preserve"> candidates. NOT NULL. </w:t>
-            </w:r>
-            <w:proofErr w:type="gramStart"/>
-            <w:r>
-              <w:t>UNIQUE(</w:t>
-            </w:r>
-            <w:proofErr w:type="gramEnd"/>
-            <w:r>
-              <w:t>candidate_id, location_id)</w:t>
+              <w:t>FK_candidate_preferred_locations_candidate_id references candidates. NOT NULL. UNIQUE(candidate_id, city_id)</w:t>
             </w:r>
           </w:p>
         </w:tc>
@@ -10014,7 +10485,7 @@
               <w:spacing w:before="60" w:after="60"/>
             </w:pPr>
             <w:r>
-              <w:t>location_id</w:t>
+              <w:t>city_id</w:t>
             </w:r>
           </w:p>
         </w:tc>
@@ -10028,13 +10499,7 @@
               <w:spacing w:before="60" w:after="60"/>
             </w:pPr>
             <w:r>
-              <w:t xml:space="preserve">FK_candidate_preferred_locations_location_id </w:t>
-            </w:r>
-            <w:r>
-              <w:t xml:space="preserve">references </w:t>
-            </w:r>
-            <w:r>
-              <w:t>locations. NOT NULL</w:t>
+              <w:t>FK_candidate_preferred_locations_city_id references cities. NOT NULL</w:t>
             </w:r>
           </w:p>
         </w:tc>
@@ -10104,7 +10569,6 @@
                 <w:szCs w:val="18"/>
               </w:rPr>
             </w:pPr>
-            <w:proofErr w:type="spellStart"/>
             <w:r>
               <w:rPr>
                 <w:color w:val="FFFFFF" w:themeColor="background1"/>
@@ -10113,7 +10577,6 @@
               </w:rPr>
               <w:t>candidate_preferred_location_id</w:t>
             </w:r>
-            <w:proofErr w:type="spellEnd"/>
           </w:p>
         </w:tc>
         <w:tc>
@@ -10166,7 +10629,15 @@
                 <w:sz w:val="18"/>
                 <w:szCs w:val="18"/>
               </w:rPr>
-              <w:t>location_id</w:t>
+              <w:t>city</w:t>
+            </w:r>
+            <w:r>
+              <w:rPr>
+                <w:color w:val="FFFFFF" w:themeColor="background1"/>
+                <w:sz w:val="18"/>
+                <w:szCs w:val="18"/>
+              </w:rPr>
+              <w:t>_id</w:t>
             </w:r>
           </w:p>
         </w:tc>
@@ -10317,11 +10788,11 @@
       <w:pPr>
         <w:pStyle w:val="Heading3"/>
       </w:pPr>
-      <w:bookmarkStart w:id="33" w:name="_Toc224491490"/>
+      <w:bookmarkStart w:id="35" w:name="_Toc225207701"/>
       <w:r>
         <w:t>work_experience</w:t>
       </w:r>
-      <w:bookmarkEnd w:id="33"/>
+      <w:bookmarkEnd w:id="35"/>
     </w:p>
     <w:p>
       <w:pPr>
@@ -10346,37 +10817,13 @@
         <w:t>,</w:t>
       </w:r>
       <w:r>
-        <w:t xml:space="preserve"> each job is a permanent row. </w:t>
-      </w:r>
-      <w:proofErr w:type="gramStart"/>
-      <w:r>
-        <w:t>The is_</w:t>
-      </w:r>
-      <w:proofErr w:type="gramEnd"/>
-      <w:r>
-        <w:t xml:space="preserve">current flag marks the active role without removing past ones, preserving full employment history. company_name is plain text rather than </w:t>
-      </w:r>
-      <w:proofErr w:type="gramStart"/>
-      <w:r>
-        <w:t>a</w:t>
-      </w:r>
-      <w:proofErr w:type="gramEnd"/>
-      <w:r>
-        <w:t xml:space="preserve"> FK to companies because past employers are almost certainly not registered agency clients</w:t>
+        <w:t xml:space="preserve"> each job is a permanent row. The is_current flag marks the active role without removing past ones, preserving full employment history. company_name is plain text rather than a FK to companies because past employers are almost certainly not registered agency clients</w:t>
       </w:r>
       <w:r>
         <w:t xml:space="preserve">, </w:t>
       </w:r>
       <w:r>
-        <w:t xml:space="preserve">forcing </w:t>
-      </w:r>
-      <w:proofErr w:type="gramStart"/>
-      <w:r>
-        <w:t>a</w:t>
-      </w:r>
-      <w:proofErr w:type="gramEnd"/>
-      <w:r>
-        <w:t xml:space="preserve"> FK would make it impossible to record most employment history. All columns depend only on exp_id</w:t>
+        <w:t>forcing a FK would make it impossible to record most employment history. All columns depend only on exp_id</w:t>
       </w:r>
       <w:r>
         <w:t>,</w:t>
@@ -10719,13 +11166,8 @@
               <w:pStyle w:val="BodyText"/>
               <w:spacing w:before="60" w:after="60"/>
             </w:pPr>
-            <w:proofErr w:type="gramStart"/>
-            <w:r>
-              <w:t>VARCHAR(</w:t>
-            </w:r>
-            <w:proofErr w:type="gramEnd"/>
-            <w:r>
-              <w:t>200)</w:t>
+            <w:r>
+              <w:t>VARCHAR(200)</w:t>
             </w:r>
           </w:p>
         </w:tc>
@@ -10783,13 +11225,8 @@
               <w:pStyle w:val="BodyText"/>
               <w:spacing w:before="60" w:after="60"/>
             </w:pPr>
-            <w:proofErr w:type="gramStart"/>
-            <w:r>
-              <w:t>VARCHAR(</w:t>
-            </w:r>
-            <w:proofErr w:type="gramEnd"/>
-            <w:r>
-              <w:t>150)</w:t>
+            <w:r>
+              <w:t>VARCHAR(150)</w:t>
             </w:r>
           </w:p>
         </w:tc>
@@ -10834,15 +11271,7 @@
               <w:spacing w:before="60" w:after="60"/>
             </w:pPr>
             <w:r>
-              <w:t xml:space="preserve">Employment </w:t>
-            </w:r>
-            <w:proofErr w:type="gramStart"/>
-            <w:r>
-              <w:t>start</w:t>
-            </w:r>
-            <w:proofErr w:type="gramEnd"/>
-            <w:r>
-              <w:t>. DATE</w:t>
+              <w:t>Employment start. DATE</w:t>
             </w:r>
             <w:r>
               <w:t>,</w:t>
@@ -10907,13 +11336,7 @@
               <w:spacing w:before="60" w:after="60"/>
             </w:pPr>
             <w:r>
-              <w:t>Employment end. DATE. Nullable</w:t>
-            </w:r>
-            <w:r>
-              <w:t>.</w:t>
-            </w:r>
-            <w:r>
-              <w:t xml:space="preserve"> NULL means currently employed in this role</w:t>
+              <w:t>Employment end. DATE. Nullable. NULL means currently employed in this role. CHECK (end_date IS NULL OR end_date &gt;= start_date)</w:t>
             </w:r>
           </w:p>
         </w:tc>
@@ -11037,7 +11460,7 @@
               <w:spacing w:before="60" w:after="60"/>
             </w:pPr>
             <w:r>
-              <w:t>Whether this is the active role. NOT NULL, DEFAULT false</w:t>
+              <w:t>Whether this is the active role. NOT NULL, DEFAULT false. CHECK (is_current = false OR end_date IS NULL)</w:t>
             </w:r>
           </w:p>
         </w:tc>
@@ -11088,8 +11511,8 @@
         <w:gridCol w:w="1276"/>
         <w:gridCol w:w="1276"/>
         <w:gridCol w:w="1275"/>
-        <w:gridCol w:w="1134"/>
-        <w:gridCol w:w="847"/>
+        <w:gridCol w:w="851"/>
+        <w:gridCol w:w="1130"/>
       </w:tblGrid>
       <w:tr>
         <w:trPr>
@@ -11117,6 +11540,7 @@
                 <w:sz w:val="18"/>
                 <w:szCs w:val="18"/>
               </w:rPr>
+              <w:lastRenderedPageBreak/>
               <w:t>exp_id</w:t>
             </w:r>
           </w:p>
@@ -11258,7 +11682,7 @@
         </w:tc>
         <w:tc>
           <w:tcPr>
-            <w:tcW w:w="1134" w:type="dxa"/>
+            <w:tcW w:w="851" w:type="dxa"/>
             <w:shd w:val="clear" w:color="auto" w:fill="76CDD8"/>
           </w:tcPr>
           <w:p>
@@ -11279,13 +11703,13 @@
                 <w:sz w:val="18"/>
                 <w:szCs w:val="18"/>
               </w:rPr>
-              <w:t>is_current</w:t>
-            </w:r>
-          </w:p>
-        </w:tc>
-        <w:tc>
-          <w:tcPr>
-            <w:tcW w:w="847" w:type="dxa"/>
+              <w:t>description</w:t>
+            </w:r>
+          </w:p>
+        </w:tc>
+        <w:tc>
+          <w:tcPr>
+            <w:tcW w:w="1130" w:type="dxa"/>
             <w:shd w:val="clear" w:color="auto" w:fill="76CDD8"/>
           </w:tcPr>
           <w:p>
@@ -11306,7 +11730,7 @@
                 <w:sz w:val="18"/>
                 <w:szCs w:val="18"/>
               </w:rPr>
-              <w:t>exp_id</w:t>
+              <w:t>is_current</w:t>
             </w:r>
           </w:p>
         </w:tc>
@@ -11401,7 +11825,18 @@
         </w:tc>
         <w:tc>
           <w:tcPr>
-            <w:tcW w:w="1134" w:type="dxa"/>
+            <w:tcW w:w="851" w:type="dxa"/>
+          </w:tcPr>
+          <w:p>
+            <w:pPr>
+              <w:pStyle w:val="BodyText"/>
+              <w:spacing w:before="60" w:after="60"/>
+            </w:pPr>
+          </w:p>
+        </w:tc>
+        <w:tc>
+          <w:tcPr>
+            <w:tcW w:w="1130" w:type="dxa"/>
           </w:tcPr>
           <w:p>
             <w:pPr>
@@ -11410,20 +11845,6 @@
             </w:pPr>
             <w:r>
               <w:t>false</w:t>
-            </w:r>
-          </w:p>
-        </w:tc>
-        <w:tc>
-          <w:tcPr>
-            <w:tcW w:w="847" w:type="dxa"/>
-          </w:tcPr>
-          <w:p>
-            <w:pPr>
-              <w:pStyle w:val="BodyText"/>
-              <w:spacing w:before="60" w:after="60"/>
-            </w:pPr>
-            <w:r>
-              <w:t>1</w:t>
             </w:r>
           </w:p>
         </w:tc>
@@ -11515,7 +11936,18 @@
         </w:tc>
         <w:tc>
           <w:tcPr>
-            <w:tcW w:w="1134" w:type="dxa"/>
+            <w:tcW w:w="851" w:type="dxa"/>
+          </w:tcPr>
+          <w:p>
+            <w:pPr>
+              <w:pStyle w:val="BodyText"/>
+              <w:spacing w:before="60" w:after="60"/>
+            </w:pPr>
+          </w:p>
+        </w:tc>
+        <w:tc>
+          <w:tcPr>
+            <w:tcW w:w="1130" w:type="dxa"/>
           </w:tcPr>
           <w:p>
             <w:pPr>
@@ -11524,20 +11956,6 @@
             </w:pPr>
             <w:r>
               <w:t>true</w:t>
-            </w:r>
-          </w:p>
-        </w:tc>
-        <w:tc>
-          <w:tcPr>
-            <w:tcW w:w="847" w:type="dxa"/>
-          </w:tcPr>
-          <w:p>
-            <w:pPr>
-              <w:pStyle w:val="BodyText"/>
-              <w:spacing w:before="60" w:after="60"/>
-            </w:pPr>
-            <w:r>
-              <w:t>2</w:t>
             </w:r>
           </w:p>
         </w:tc>
@@ -11547,65 +11965,26 @@
       <w:pPr>
         <w:pStyle w:val="Heading3"/>
       </w:pPr>
-      <w:bookmarkStart w:id="34" w:name="_Toc224491491"/>
+      <w:bookmarkStart w:id="36" w:name="_Toc225207702"/>
       <w:r>
         <w:t>candidate_services</w:t>
       </w:r>
-      <w:bookmarkEnd w:id="34"/>
+      <w:bookmarkEnd w:id="36"/>
     </w:p>
     <w:p>
       <w:pPr>
         <w:pStyle w:val="BodyText"/>
       </w:pPr>
       <w:r>
-        <w:t>This table records every instance of a service being delivered to a candidate. It is more than a simple bridge table between candidates and services because each delivery has its own lifecycle</w:t>
+        <w:t>This table records every instance of a service being delivered to a candidate. It is more than a simple bridge table between candidates and services because each delivery has its own lifecycle (assigned, in_progress, completed, cancelled) and each status transition is a permanent historical record. The same candidate can receive the same service multiple times across different time periods, which is why a composite PK of candidate_id and service_id was not used. That would block repeat usage entirely. A surrogate PK allows each delivery instance to exist independently.</w:t>
       </w:r>
+    </w:p>
+    <w:p>
+      <w:pPr>
+        <w:pStyle w:val="BodyText"/>
+      </w:pPr>
       <w:r>
-        <w:t xml:space="preserve"> (</w:t>
-      </w:r>
-      <w:r>
-        <w:t>assigned, in progress, completed, cancelled</w:t>
-      </w:r>
-      <w:r>
-        <w:t xml:space="preserve">) </w:t>
-      </w:r>
-      <w:r>
-        <w:t>and its own timestamps. The same candidate can receive the same service multiple times across different time periods, which is why a composite PK of candidate_id</w:t>
-      </w:r>
-      <w:r>
-        <w:t xml:space="preserve"> and</w:t>
-      </w:r>
-      <w:r>
-        <w:t xml:space="preserve"> service_id was not used. That would block repeat usage entirely. A surrogate PK allows each delivery instance to exist independently.  New rows are only ever inserted</w:t>
-      </w:r>
-      <w:r>
-        <w:t xml:space="preserve">, </w:t>
-      </w:r>
-      <w:r>
-        <w:t xml:space="preserve">completed service records are never updated or deleted. If a service is delivered again a new row is created. This preserves a full history of every service engagement. All non-key attributes depend only on </w:t>
-      </w:r>
-      <w:proofErr w:type="spellStart"/>
-      <w:r>
-        <w:t>candidate_service_id</w:t>
-      </w:r>
-      <w:proofErr w:type="spellEnd"/>
-      <w:r>
-        <w:t xml:space="preserve">, </w:t>
-      </w:r>
-      <w:r>
-        <w:t xml:space="preserve">the table is in 3NF. FKs candidate_id </w:t>
-      </w:r>
-      <w:r>
-        <w:t>references</w:t>
-      </w:r>
-      <w:r>
-        <w:t xml:space="preserve"> candidates and service_id </w:t>
-      </w:r>
-      <w:r>
-        <w:t xml:space="preserve">references </w:t>
-      </w:r>
-      <w:r>
-        <w:t>services.</w:t>
+        <w:t>The table follows a Slowly Changing Dimension Type 2 pattern. New rows are only ever inserted, existing rows are never updated or deleted. When a service is first assigned, one row is created with status 'assigned', active_from set to the current timestamp, active_to as NULL, and is_active as true. When the status changes, that row's active_to is stamped with the transition timestamp and is_active is set to false, then a new row is inserted with the new status, active_from equal to the previous row's active_to, active_to as NULL, and is_active as true. The row where is_active = true for a given candidate and service instance is the current state. All prior rows are the full history. CHECK (active_to IS NULL OR active_to &gt;= active_from) prevents logically inverted ranges. All non-key attributes depend only on candidate_service_id, the table is in 3NF. FKs candidate_id references candidates and service_id references services.</w:t>
       </w:r>
     </w:p>
     <w:p>
@@ -11778,11 +12157,9 @@
               <w:pStyle w:val="BodyText"/>
               <w:spacing w:before="60" w:after="60"/>
             </w:pPr>
-            <w:proofErr w:type="spellStart"/>
             <w:r>
               <w:t>candidate_service_id</w:t>
             </w:r>
-            <w:proofErr w:type="spellEnd"/>
           </w:p>
         </w:tc>
         <w:tc>
@@ -11800,11 +12177,9 @@
             <w:r>
               <w:t xml:space="preserve"> </w:t>
             </w:r>
-            <w:proofErr w:type="spellStart"/>
             <w:r>
               <w:t>PK_candidate_services_candidate_service_id</w:t>
             </w:r>
-            <w:proofErr w:type="spellEnd"/>
           </w:p>
         </w:tc>
         <w:tc>
@@ -11978,7 +12353,7 @@
               <w:spacing w:before="60" w:after="60"/>
             </w:pPr>
             <w:r>
-              <w:t>assigned_at</w:t>
+              <w:t>status</w:t>
             </w:r>
           </w:p>
         </w:tc>
@@ -11992,24 +12367,7 @@
               <w:spacing w:before="60" w:after="60"/>
             </w:pPr>
             <w:r>
-              <w:t xml:space="preserve">When the service was assigned. </w:t>
-            </w:r>
-            <w:r>
-              <w:t xml:space="preserve">TIMESTAMPTZ DEFAULT </w:t>
-            </w:r>
-            <w:proofErr w:type="gramStart"/>
-            <w:r>
-              <w:t>now(</w:t>
-            </w:r>
-            <w:proofErr w:type="gramEnd"/>
-            <w:r>
-              <w:t>)</w:t>
-            </w:r>
-            <w:r>
-              <w:t xml:space="preserve">, </w:t>
-            </w:r>
-            <w:r>
-              <w:t xml:space="preserve">NOT NULL </w:t>
+              <w:t>Lifecycle state. NOT NULL, DEFAULT 'assigned'. CHECK IN ('assigned','in_progress','completed','cancelled')</w:t>
             </w:r>
           </w:p>
         </w:tc>
@@ -12023,7 +12381,7 @@
               <w:spacing w:before="60" w:after="60"/>
             </w:pPr>
             <w:r>
-              <w:t>TIMESTAMPTZ</w:t>
+              <w:t>VARCHAR(20)</w:t>
             </w:r>
           </w:p>
         </w:tc>
@@ -12054,7 +12412,7 @@
               <w:spacing w:before="60" w:after="60"/>
             </w:pPr>
             <w:r>
-              <w:t>completed_at</w:t>
+              <w:t>active_from</w:t>
             </w:r>
           </w:p>
         </w:tc>
@@ -12068,13 +12426,7 @@
               <w:spacing w:before="60" w:after="60"/>
             </w:pPr>
             <w:r>
-              <w:t>When the service was completed. TIMESTAMPTZ. Nullabl</w:t>
-            </w:r>
-            <w:r>
-              <w:t>e.</w:t>
-            </w:r>
-            <w:r>
-              <w:t xml:space="preserve"> NULL means still in progress</w:t>
+              <w:t>Start timestamp of this status. NOT NULL, DEFAULT now()</w:t>
             </w:r>
           </w:p>
         </w:tc>
@@ -12119,7 +12471,7 @@
               <w:spacing w:before="60" w:after="60"/>
             </w:pPr>
             <w:r>
-              <w:t>status</w:t>
+              <w:t>active_to</w:t>
             </w:r>
           </w:p>
         </w:tc>
@@ -12133,7 +12485,7 @@
               <w:spacing w:before="60" w:after="60"/>
             </w:pPr>
             <w:r>
-              <w:t>Lifecycle state. NOT NULL, DEFAULT 'assigned'. CHECK IN ('assigned','in_progress','completed','cancelled')</w:t>
+              <w:t>End timestamp of this status. NULL means this is the current status. Nullable</w:t>
             </w:r>
           </w:p>
         </w:tc>
@@ -12146,13 +12498,8 @@
               <w:pStyle w:val="BodyText"/>
               <w:spacing w:before="60" w:after="60"/>
             </w:pPr>
-            <w:proofErr w:type="gramStart"/>
-            <w:r>
-              <w:t>VARCHAR(</w:t>
-            </w:r>
-            <w:proofErr w:type="gramEnd"/>
-            <w:r>
-              <w:t>20)</w:t>
+            <w:r>
+              <w:t>TIMESTAMPTZ</w:t>
             </w:r>
           </w:p>
         </w:tc>
@@ -12183,6 +12530,65 @@
               <w:spacing w:before="60" w:after="60"/>
             </w:pPr>
             <w:r>
+              <w:t>is_active</w:t>
+            </w:r>
+          </w:p>
+        </w:tc>
+        <w:tc>
+          <w:tcPr>
+            <w:tcW w:w="3969" w:type="dxa"/>
+          </w:tcPr>
+          <w:p>
+            <w:pPr>
+              <w:pStyle w:val="BodyText"/>
+              <w:spacing w:before="60" w:after="60"/>
+            </w:pPr>
+            <w:r>
+              <w:t>True for the current status row, false for all historical rows. NOT NULL, DEFAULT true</w:t>
+            </w:r>
+          </w:p>
+        </w:tc>
+        <w:tc>
+          <w:tcPr>
+            <w:tcW w:w="1450" w:type="dxa"/>
+          </w:tcPr>
+          <w:p>
+            <w:pPr>
+              <w:pStyle w:val="BodyText"/>
+              <w:spacing w:before="60" w:after="60"/>
+            </w:pPr>
+            <w:r>
+              <w:t>BOOLEAN</w:t>
+            </w:r>
+          </w:p>
+        </w:tc>
+      </w:tr>
+      <w:tr>
+        <w:trPr>
+          <w:trHeight w:val="432"/>
+        </w:trPr>
+        <w:tc>
+          <w:tcPr>
+            <w:tcW w:w="1663" w:type="dxa"/>
+            <w:vMerge/>
+          </w:tcPr>
+          <w:p>
+            <w:pPr>
+              <w:pStyle w:val="BodyText"/>
+              <w:spacing w:before="60" w:after="60"/>
+            </w:pPr>
+          </w:p>
+        </w:tc>
+        <w:tc>
+          <w:tcPr>
+            <w:tcW w:w="2126" w:type="dxa"/>
+          </w:tcPr>
+          <w:p>
+            <w:pPr>
+              <w:pStyle w:val="BodyText"/>
+              <w:spacing w:before="60" w:after="60"/>
+            </w:pPr>
+            <w:r>
               <w:t>notes</w:t>
             </w:r>
           </w:p>
@@ -12229,7 +12635,6 @@
         <w:spacing w:before="240" w:after="120"/>
       </w:pPr>
       <w:r>
-        <w:lastRenderedPageBreak/>
         <w:t>Example data:</w:t>
       </w:r>
     </w:p>
@@ -12249,13 +12654,14 @@
         <w:tblLook w:val="0000" w:firstRow="0" w:lastRow="0" w:firstColumn="0" w:lastColumn="0" w:noHBand="0" w:noVBand="0"/>
       </w:tblPr>
       <w:tblGrid>
-        <w:gridCol w:w="1237"/>
-        <w:gridCol w:w="1134"/>
+        <w:gridCol w:w="954"/>
+        <w:gridCol w:w="850"/>
         <w:gridCol w:w="709"/>
+        <w:gridCol w:w="1276"/>
+        <w:gridCol w:w="1417"/>
         <w:gridCol w:w="1418"/>
-        <w:gridCol w:w="1417"/>
         <w:gridCol w:w="1276"/>
-        <w:gridCol w:w="2264"/>
+        <w:gridCol w:w="1555"/>
       </w:tblGrid>
       <w:tr>
         <w:trPr>
@@ -12263,7 +12669,7 @@
         </w:trPr>
         <w:tc>
           <w:tcPr>
-            <w:tcW w:w="1237" w:type="dxa"/>
+            <w:tcW w:w="954" w:type="dxa"/>
             <w:shd w:val="clear" w:color="auto" w:fill="76CDD8"/>
             <w:vAlign w:val="center"/>
           </w:tcPr>
@@ -12279,21 +12685,20 @@
                 <w:szCs w:val="18"/>
               </w:rPr>
             </w:pPr>
-            <w:proofErr w:type="spellStart"/>
-            <w:r>
-              <w:rPr>
-                <w:color w:val="FFFFFF" w:themeColor="background1"/>
-                <w:sz w:val="18"/>
-                <w:szCs w:val="18"/>
-              </w:rPr>
+            <w:r>
+              <w:rPr>
+                <w:color w:val="FFFFFF" w:themeColor="background1"/>
+                <w:sz w:val="18"/>
+                <w:szCs w:val="18"/>
+              </w:rPr>
+              <w:lastRenderedPageBreak/>
               <w:t>candidate_service_id</w:t>
             </w:r>
-            <w:proofErr w:type="spellEnd"/>
-          </w:p>
-        </w:tc>
-        <w:tc>
-          <w:tcPr>
-            <w:tcW w:w="1134" w:type="dxa"/>
+          </w:p>
+        </w:tc>
+        <w:tc>
+          <w:tcPr>
+            <w:tcW w:w="850" w:type="dxa"/>
             <w:shd w:val="clear" w:color="auto" w:fill="76CDD8"/>
             <w:vAlign w:val="center"/>
           </w:tcPr>
@@ -12349,6 +12754,62 @@
         </w:tc>
         <w:tc>
           <w:tcPr>
+            <w:tcW w:w="1276" w:type="dxa"/>
+            <w:shd w:val="clear" w:color="auto" w:fill="76CDD8"/>
+            <w:vAlign w:val="center"/>
+          </w:tcPr>
+          <w:p>
+            <w:pPr>
+              <w:pStyle w:val="BodyText"/>
+              <w:widowControl w:val="0"/>
+              <w:spacing w:before="60" w:after="60"/>
+              <w:jc w:val="center"/>
+              <w:rPr>
+                <w:color w:val="FFFFFF" w:themeColor="background1"/>
+                <w:sz w:val="18"/>
+                <w:szCs w:val="18"/>
+              </w:rPr>
+            </w:pPr>
+            <w:r>
+              <w:rPr>
+                <w:color w:val="FFFFFF" w:themeColor="background1"/>
+                <w:sz w:val="18"/>
+                <w:szCs w:val="18"/>
+              </w:rPr>
+              <w:t>status</w:t>
+            </w:r>
+          </w:p>
+        </w:tc>
+        <w:tc>
+          <w:tcPr>
+            <w:tcW w:w="1417" w:type="dxa"/>
+            <w:shd w:val="clear" w:color="auto" w:fill="76CDD8"/>
+            <w:vAlign w:val="center"/>
+          </w:tcPr>
+          <w:p>
+            <w:pPr>
+              <w:pStyle w:val="BodyText"/>
+              <w:widowControl w:val="0"/>
+              <w:spacing w:before="60" w:after="60"/>
+              <w:jc w:val="center"/>
+              <w:rPr>
+                <w:color w:val="FFFFFF" w:themeColor="background1"/>
+                <w:sz w:val="18"/>
+                <w:szCs w:val="18"/>
+              </w:rPr>
+            </w:pPr>
+            <w:r>
+              <w:rPr>
+                <w:color w:val="FFFFFF" w:themeColor="background1"/>
+                <w:sz w:val="18"/>
+                <w:szCs w:val="18"/>
+              </w:rPr>
+              <w:t>active_from</w:t>
+            </w:r>
+          </w:p>
+        </w:tc>
+        <w:tc>
+          <w:tcPr>
             <w:tcW w:w="1418" w:type="dxa"/>
             <w:shd w:val="clear" w:color="auto" w:fill="76CDD8"/>
             <w:vAlign w:val="center"/>
@@ -12371,35 +12832,15 @@
                 <w:sz w:val="18"/>
                 <w:szCs w:val="18"/>
               </w:rPr>
-              <w:t>assigned_at</w:t>
-            </w:r>
-          </w:p>
-        </w:tc>
-        <w:tc>
-          <w:tcPr>
-            <w:tcW w:w="1417" w:type="dxa"/>
-            <w:shd w:val="clear" w:color="auto" w:fill="76CDD8"/>
-            <w:vAlign w:val="center"/>
-          </w:tcPr>
-          <w:p>
-            <w:pPr>
-              <w:pStyle w:val="BodyText"/>
-              <w:widowControl w:val="0"/>
-              <w:spacing w:before="60" w:after="60"/>
-              <w:jc w:val="center"/>
-              <w:rPr>
-                <w:color w:val="FFFFFF" w:themeColor="background1"/>
-                <w:sz w:val="18"/>
-                <w:szCs w:val="18"/>
-              </w:rPr>
-            </w:pPr>
-            <w:r>
-              <w:rPr>
-                <w:color w:val="FFFFFF" w:themeColor="background1"/>
-                <w:sz w:val="18"/>
-                <w:szCs w:val="18"/>
-              </w:rPr>
-              <w:t>completed_at</w:t>
+              <w:t>active_</w:t>
+            </w:r>
+            <w:r>
+              <w:rPr>
+                <w:color w:val="FFFFFF" w:themeColor="background1"/>
+                <w:sz w:val="18"/>
+                <w:szCs w:val="18"/>
+              </w:rPr>
+              <w:t>to</w:t>
             </w:r>
           </w:p>
         </w:tc>
@@ -12427,13 +12868,13 @@
                 <w:sz w:val="18"/>
                 <w:szCs w:val="18"/>
               </w:rPr>
-              <w:t>status</w:t>
-            </w:r>
-          </w:p>
-        </w:tc>
-        <w:tc>
-          <w:tcPr>
-            <w:tcW w:w="2264" w:type="dxa"/>
+              <w:t>is_active</w:t>
+            </w:r>
+          </w:p>
+        </w:tc>
+        <w:tc>
+          <w:tcPr>
+            <w:tcW w:w="1555" w:type="dxa"/>
             <w:shd w:val="clear" w:color="auto" w:fill="76CDD8"/>
             <w:vAlign w:val="center"/>
           </w:tcPr>
@@ -12466,7 +12907,7 @@
         </w:trPr>
         <w:tc>
           <w:tcPr>
-            <w:tcW w:w="1237" w:type="dxa"/>
+            <w:tcW w:w="954" w:type="dxa"/>
             <w:vAlign w:val="center"/>
           </w:tcPr>
           <w:p>
@@ -12481,7 +12922,7 @@
         </w:tc>
         <w:tc>
           <w:tcPr>
-            <w:tcW w:w="1134" w:type="dxa"/>
+            <w:tcW w:w="850" w:type="dxa"/>
             <w:vAlign w:val="center"/>
           </w:tcPr>
           <w:p>
@@ -12511,6 +12952,36 @@
         </w:tc>
         <w:tc>
           <w:tcPr>
+            <w:tcW w:w="1276" w:type="dxa"/>
+            <w:vAlign w:val="center"/>
+          </w:tcPr>
+          <w:p>
+            <w:pPr>
+              <w:pStyle w:val="BodyText"/>
+              <w:spacing w:before="60" w:after="60"/>
+            </w:pPr>
+            <w:r>
+              <w:t>assigned</w:t>
+            </w:r>
+          </w:p>
+        </w:tc>
+        <w:tc>
+          <w:tcPr>
+            <w:tcW w:w="1417" w:type="dxa"/>
+            <w:vAlign w:val="center"/>
+          </w:tcPr>
+          <w:p>
+            <w:pPr>
+              <w:pStyle w:val="BodyText"/>
+              <w:spacing w:before="60" w:after="60"/>
+            </w:pPr>
+            <w:r>
+              <w:t>2024-04-01 10:00:00+00</w:t>
+            </w:r>
+          </w:p>
+        </w:tc>
+        <w:tc>
+          <w:tcPr>
             <w:tcW w:w="1418" w:type="dxa"/>
             <w:vAlign w:val="center"/>
           </w:tcPr>
@@ -12520,22 +12991,7 @@
               <w:spacing w:before="60" w:after="60"/>
             </w:pPr>
             <w:r>
-              <w:t>2024-04-01 10:00:00+00</w:t>
-            </w:r>
-          </w:p>
-        </w:tc>
-        <w:tc>
-          <w:tcPr>
-            <w:tcW w:w="1417" w:type="dxa"/>
-            <w:vAlign w:val="center"/>
-          </w:tcPr>
-          <w:p>
-            <w:pPr>
-              <w:pStyle w:val="BodyText"/>
-              <w:spacing w:before="60" w:after="60"/>
-            </w:pPr>
-            <w:r>
-              <w:t>2024-04-05 15:00:00+00</w:t>
+              <w:t>2024-04-02 09:00:00+00</w:t>
             </w:r>
           </w:p>
         </w:tc>
@@ -12550,21 +13006,27 @@
               <w:spacing w:before="60" w:after="60"/>
             </w:pPr>
             <w:r>
-              <w:t>completed</w:t>
-            </w:r>
-          </w:p>
-        </w:tc>
-        <w:tc>
-          <w:tcPr>
-            <w:tcW w:w="2264" w:type="dxa"/>
+              <w:t>false</w:t>
+            </w:r>
+          </w:p>
+        </w:tc>
+        <w:tc>
+          <w:tcPr>
+            <w:tcW w:w="1555" w:type="dxa"/>
             <w:vAlign w:val="center"/>
           </w:tcPr>
           <w:p>
             <w:pPr>
-              <w:pStyle w:val="BodyText"/>
-              <w:spacing w:before="60" w:after="60"/>
-            </w:pPr>
-            <w:r>
+              <w:rPr>
+                <w:rFonts w:ascii="Trebuchet MS" w:hAnsi="Trebuchet MS"/>
+                <w:color w:val="464547"/>
+              </w:rPr>
+            </w:pPr>
+            <w:r>
+              <w:rPr>
+                <w:rFonts w:ascii="Trebuchet MS" w:hAnsi="Trebuchet MS"/>
+                <w:color w:val="464547"/>
+              </w:rPr>
               <w:t>CV restructured, added quantified achievements</w:t>
             </w:r>
           </w:p>
@@ -12576,7 +13038,7 @@
         </w:trPr>
         <w:tc>
           <w:tcPr>
-            <w:tcW w:w="1237" w:type="dxa"/>
+            <w:tcW w:w="954" w:type="dxa"/>
             <w:vAlign w:val="center"/>
           </w:tcPr>
           <w:p>
@@ -12591,7 +13053,7 @@
         </w:tc>
         <w:tc>
           <w:tcPr>
-            <w:tcW w:w="1134" w:type="dxa"/>
+            <w:tcW w:w="850" w:type="dxa"/>
             <w:vAlign w:val="center"/>
           </w:tcPr>
           <w:p>
@@ -12600,7 +13062,7 @@
               <w:spacing w:before="60" w:after="60"/>
             </w:pPr>
             <w:r>
-              <w:t>2</w:t>
+              <w:t>1</w:t>
             </w:r>
           </w:p>
         </w:tc>
@@ -12615,7 +13077,37 @@
               <w:spacing w:before="60" w:after="60"/>
             </w:pPr>
             <w:r>
-              <w:t>2</w:t>
+              <w:t>1</w:t>
+            </w:r>
+          </w:p>
+        </w:tc>
+        <w:tc>
+          <w:tcPr>
+            <w:tcW w:w="1276" w:type="dxa"/>
+            <w:vAlign w:val="center"/>
+          </w:tcPr>
+          <w:p>
+            <w:pPr>
+              <w:pStyle w:val="BodyText"/>
+              <w:spacing w:before="60" w:after="60"/>
+            </w:pPr>
+            <w:r>
+              <w:t>in_progress</w:t>
+            </w:r>
+          </w:p>
+        </w:tc>
+        <w:tc>
+          <w:tcPr>
+            <w:tcW w:w="1417" w:type="dxa"/>
+            <w:vAlign w:val="center"/>
+          </w:tcPr>
+          <w:p>
+            <w:pPr>
+              <w:pStyle w:val="BodyText"/>
+              <w:spacing w:before="60" w:after="60"/>
+            </w:pPr>
+            <w:r>
+              <w:t>2024-04-02 09:00:00+00</w:t>
             </w:r>
           </w:p>
         </w:tc>
@@ -12629,21 +13121,6 @@
               <w:pStyle w:val="BodyText"/>
               <w:spacing w:before="60" w:after="60"/>
             </w:pPr>
-            <w:r>
-              <w:t>2024-04-10 09:30:00+00</w:t>
-            </w:r>
-          </w:p>
-        </w:tc>
-        <w:tc>
-          <w:tcPr>
-            <w:tcW w:w="1417" w:type="dxa"/>
-            <w:vAlign w:val="center"/>
-          </w:tcPr>
-          <w:p>
-            <w:pPr>
-              <w:pStyle w:val="BodyText"/>
-              <w:spacing w:before="60" w:after="60"/>
-            </w:pPr>
           </w:p>
         </w:tc>
         <w:tc>
@@ -12657,13 +13134,13 @@
               <w:spacing w:before="60" w:after="60"/>
             </w:pPr>
             <w:r>
-              <w:t>in_progress</w:t>
-            </w:r>
-          </w:p>
-        </w:tc>
-        <w:tc>
-          <w:tcPr>
-            <w:tcW w:w="2264" w:type="dxa"/>
+              <w:t>true</w:t>
+            </w:r>
+          </w:p>
+        </w:tc>
+        <w:tc>
+          <w:tcPr>
+            <w:tcW w:w="1555" w:type="dxa"/>
             <w:vAlign w:val="center"/>
           </w:tcPr>
           <w:p>
@@ -12682,11 +13159,11 @@
       <w:pPr>
         <w:pStyle w:val="Heading3"/>
       </w:pPr>
-      <w:bookmarkStart w:id="35" w:name="_Toc224491492"/>
+      <w:bookmarkStart w:id="37" w:name="_Toc225207703"/>
       <w:r>
         <w:t>jobs</w:t>
       </w:r>
-      <w:bookmarkEnd w:id="35"/>
+      <w:bookmarkEnd w:id="37"/>
     </w:p>
     <w:p>
       <w:pPr>
@@ -12696,21 +13173,7 @@
         <w:rPr>
           <w:rFonts w:eastAsia="Arial"/>
         </w:rPr>
-        <w:t xml:space="preserve">This table represents a job posting created by a client company. Jobs persist after they are </w:t>
-      </w:r>
-      <w:proofErr w:type="gramStart"/>
-      <w:r>
-        <w:rPr>
-          <w:rFonts w:eastAsia="Arial"/>
-        </w:rPr>
-        <w:t>filled</w:t>
-      </w:r>
-      <w:proofErr w:type="gramEnd"/>
-      <w:r>
-        <w:rPr>
-          <w:rFonts w:eastAsia="Arial"/>
-        </w:rPr>
-        <w:t xml:space="preserve"> or closed</w:t>
+        <w:t>This table represents a job posting created by a client company. Jobs persist after they are filled or closed</w:t>
       </w:r>
       <w:r>
         <w:rPr>
@@ -12722,7 +13185,19 @@
         <w:rPr>
           <w:rFonts w:eastAsia="Arial"/>
         </w:rPr>
-        <w:t xml:space="preserve"> a historical record of every vacancy the agency has ever worked on. It needs its own table because a job has an independent lifespan: it exists before any application arrives, can receive many applications, and remains in the system after the role is filled.  work_mode captures whether the role is on_site, remote, or hybrid. location_id is nullable specifically for remote jobs</w:t>
+        <w:t xml:space="preserve"> a historical record of every vacancy the agency has ever worked on. It needs its own table because a job has an independent lifespan: it exists before any application arrives, can receive many applications, and remains in the system after the role is filled.  work_mode captures whether the role is on_site, remote, or hybrid. </w:t>
+      </w:r>
+      <w:r>
+        <w:rPr>
+          <w:rFonts w:eastAsia="Arial"/>
+        </w:rPr>
+        <w:t>city</w:t>
+      </w:r>
+      <w:r>
+        <w:rPr>
+          <w:rFonts w:eastAsia="Arial"/>
+        </w:rPr>
+        <w:t>_id is nullable specifically for remote jobs</w:t>
       </w:r>
       <w:r>
         <w:rPr>
@@ -12758,7 +13233,19 @@
         <w:rPr>
           <w:rFonts w:eastAsia="Arial"/>
         </w:rPr>
-        <w:t xml:space="preserve">companies and location_id </w:t>
+        <w:t xml:space="preserve">companies and </w:t>
+      </w:r>
+      <w:r>
+        <w:rPr>
+          <w:rFonts w:eastAsia="Arial"/>
+        </w:rPr>
+        <w:t>city</w:t>
+      </w:r>
+      <w:r>
+        <w:rPr>
+          <w:rFonts w:eastAsia="Arial"/>
+        </w:rPr>
+        <w:t xml:space="preserve">_id </w:t>
       </w:r>
       <w:r>
         <w:rPr>
@@ -12770,7 +13257,19 @@
         <w:rPr>
           <w:rFonts w:eastAsia="Arial"/>
         </w:rPr>
-        <w:t xml:space="preserve"> locations.</w:t>
+        <w:t xml:space="preserve"> </w:t>
+      </w:r>
+      <w:r>
+        <w:rPr>
+          <w:rFonts w:eastAsia="Arial"/>
+        </w:rPr>
+        <w:t>citie</w:t>
+      </w:r>
+      <w:r>
+        <w:rPr>
+          <w:rFonts w:eastAsia="Arial"/>
+        </w:rPr>
+        <w:t>s.</w:t>
       </w:r>
     </w:p>
     <w:p>
@@ -13081,7 +13580,10 @@
               <w:spacing w:before="60" w:after="60"/>
             </w:pPr>
             <w:r>
-              <w:t>location_id</w:t>
+              <w:t>city</w:t>
+            </w:r>
+            <w:r>
+              <w:t>_id</w:t>
             </w:r>
           </w:p>
         </w:tc>
@@ -13095,7 +13597,13 @@
               <w:spacing w:before="60" w:after="60"/>
             </w:pPr>
             <w:r>
-              <w:t xml:space="preserve">FK_jobs_location_id </w:t>
+              <w:t>FK_jobs_</w:t>
+            </w:r>
+            <w:r>
+              <w:t>city</w:t>
+            </w:r>
+            <w:r>
+              <w:t xml:space="preserve">_id </w:t>
             </w:r>
             <w:r>
               <w:rPr>
@@ -13104,7 +13612,13 @@
               <w:t>references</w:t>
             </w:r>
             <w:r>
-              <w:t xml:space="preserve"> locations. Nullable</w:t>
+              <w:t xml:space="preserve"> </w:t>
+            </w:r>
+            <w:r>
+              <w:t>cities</w:t>
+            </w:r>
+            <w:r>
+              <w:t>. Nullable</w:t>
             </w:r>
           </w:p>
         </w:tc>
@@ -13176,13 +13690,8 @@
               <w:pStyle w:val="BodyText"/>
               <w:spacing w:before="60" w:after="60"/>
             </w:pPr>
-            <w:proofErr w:type="gramStart"/>
-            <w:r>
-              <w:t>VARCHAR(</w:t>
-            </w:r>
-            <w:proofErr w:type="gramEnd"/>
-            <w:r>
-              <w:t>200)</w:t>
+            <w:r>
+              <w:t>VARCHAR(200)</w:t>
             </w:r>
           </w:p>
         </w:tc>
@@ -13311,13 +13820,8 @@
               <w:pStyle w:val="BodyText"/>
               <w:spacing w:before="60" w:after="60"/>
             </w:pPr>
-            <w:proofErr w:type="gramStart"/>
-            <w:r>
-              <w:t>NUMERIC(</w:t>
-            </w:r>
-            <w:proofErr w:type="gramEnd"/>
-            <w:r>
-              <w:t>12,2)</w:t>
+            <w:r>
+              <w:t>NUMERIC(12,2)</w:t>
             </w:r>
           </w:p>
         </w:tc>
@@ -13375,13 +13879,8 @@
               <w:pStyle w:val="BodyText"/>
               <w:spacing w:before="60" w:after="60"/>
             </w:pPr>
-            <w:proofErr w:type="gramStart"/>
-            <w:r>
-              <w:t>NUMERIC(</w:t>
-            </w:r>
-            <w:proofErr w:type="gramEnd"/>
-            <w:r>
-              <w:t>12,2)</w:t>
+            <w:r>
+              <w:t>NUMERIC(12,2)</w:t>
             </w:r>
           </w:p>
         </w:tc>
@@ -13439,13 +13938,8 @@
               <w:pStyle w:val="BodyText"/>
               <w:spacing w:before="60" w:after="60"/>
             </w:pPr>
-            <w:proofErr w:type="gramStart"/>
-            <w:r>
-              <w:t>VARCHAR(</w:t>
-            </w:r>
-            <w:proofErr w:type="gramEnd"/>
-            <w:r>
-              <w:t>20)</w:t>
+            <w:r>
+              <w:t>VARCHAR(20)</w:t>
             </w:r>
           </w:p>
         </w:tc>
@@ -13503,13 +13997,8 @@
               <w:pStyle w:val="BodyText"/>
               <w:spacing w:before="60" w:after="60"/>
             </w:pPr>
-            <w:proofErr w:type="gramStart"/>
-            <w:r>
-              <w:t>VARCHAR(</w:t>
-            </w:r>
-            <w:proofErr w:type="gramEnd"/>
-            <w:r>
-              <w:t>20)</w:t>
+            <w:r>
+              <w:t>VARCHAR(20)</w:t>
             </w:r>
           </w:p>
         </w:tc>
@@ -13557,21 +14046,7 @@
               <w:t xml:space="preserve">When the job went live. </w:t>
             </w:r>
             <w:r>
-              <w:t>TIMESTAMPTZ</w:t>
-            </w:r>
-            <w:r>
-              <w:t xml:space="preserve"> </w:t>
-            </w:r>
-            <w:r>
-              <w:t xml:space="preserve">DEFAULT </w:t>
-            </w:r>
-            <w:proofErr w:type="gramStart"/>
-            <w:r>
-              <w:t>now(</w:t>
-            </w:r>
-            <w:proofErr w:type="gramEnd"/>
-            <w:r>
-              <w:t>)</w:t>
+              <w:t>TIMESTAMPTZ DEFAULT now()</w:t>
             </w:r>
             <w:r>
               <w:t>,</w:t>
@@ -13840,7 +14315,15 @@
                 <w:sz w:val="18"/>
                 <w:szCs w:val="18"/>
               </w:rPr>
-              <w:t>location_id</w:t>
+              <w:t>city</w:t>
+            </w:r>
+            <w:r>
+              <w:rPr>
+                <w:color w:val="FFFFFF" w:themeColor="background1"/>
+                <w:sz w:val="18"/>
+                <w:szCs w:val="18"/>
+              </w:rPr>
+              <w:t>_id</w:t>
             </w:r>
           </w:p>
         </w:tc>
@@ -14659,11 +15142,11 @@
       <w:pPr>
         <w:pStyle w:val="Heading3"/>
       </w:pPr>
-      <w:bookmarkStart w:id="36" w:name="_Toc224491493"/>
+      <w:bookmarkStart w:id="38" w:name="_Toc225207704"/>
       <w:r>
         <w:t>applications</w:t>
       </w:r>
-      <w:bookmarkEnd w:id="36"/>
+      <w:bookmarkEnd w:id="38"/>
     </w:p>
     <w:p>
       <w:pPr>
@@ -14676,87 +15159,21 @@
         <w:rPr>
           <w:rFonts w:eastAsia="Arial"/>
         </w:rPr>
-        <w:t>This table represents the formal event of a candidate submitting themselves for a specific job. It is the central entity of the hiring process</w:t>
+        <w:t>This table represents the formal event of a candidate submitting themselves for a specific job. It is the central entity of the hiring process. Without it there is no way to track who applied to what, what stage each application is at, or which ones led to placements. A candidate and a job can exist independently for a long time before an application connects them.</w:t>
       </w:r>
+    </w:p>
+    <w:p>
+      <w:pPr>
+        <w:pStyle w:val="BodyText"/>
+        <w:rPr>
+          <w:rFonts w:eastAsia="Arial"/>
+        </w:rPr>
+      </w:pPr>
       <w:r>
         <w:rPr>
           <w:rFonts w:eastAsia="Arial"/>
         </w:rPr>
-        <w:t>. W</w:t>
-      </w:r>
-      <w:r>
-        <w:rPr>
-          <w:rFonts w:eastAsia="Arial"/>
-        </w:rPr>
-        <w:t>ithout it there is no way to track who applied to what, what stage each application is at, or which ones led to placements. A candidate and a job can exist independently for a long time before an application connects them.  current_status is a deliberate denormalization</w:t>
-      </w:r>
-      <w:r>
-        <w:rPr>
-          <w:rFonts w:eastAsia="Arial"/>
-        </w:rPr>
-        <w:t>:</w:t>
-      </w:r>
-      <w:r>
-        <w:rPr>
-          <w:rFonts w:eastAsia="Arial"/>
-        </w:rPr>
-        <w:t xml:space="preserve"> the authoritative record is application_status_history. It exists because every query asking "show all applications in review" would otherwise require a subquery to find the most recent history entry per application</w:t>
-      </w:r>
-      <w:r>
-        <w:rPr>
-          <w:rFonts w:eastAsia="Arial"/>
-        </w:rPr>
-        <w:t xml:space="preserve">. </w:t>
-      </w:r>
-      <w:proofErr w:type="gramStart"/>
-      <w:r>
-        <w:rPr>
-          <w:rFonts w:eastAsia="Arial"/>
-        </w:rPr>
-        <w:t>UNIQUE(</w:t>
-      </w:r>
-      <w:proofErr w:type="gramEnd"/>
-      <w:r>
-        <w:rPr>
-          <w:rFonts w:eastAsia="Arial"/>
-        </w:rPr>
-        <w:t>candidate_id, job_id) prevents the same candidate applying to the same job twice, which would create two parallel histories and make placement attribution ambiguous. All columns depend only on application_id</w:t>
-      </w:r>
-      <w:r>
-        <w:rPr>
-          <w:rFonts w:eastAsia="Arial"/>
-        </w:rPr>
-        <w:t>,</w:t>
-      </w:r>
-      <w:r>
-        <w:rPr>
-          <w:rFonts w:eastAsia="Arial"/>
-        </w:rPr>
-        <w:t xml:space="preserve"> the table is in 3NF. FKs candidate_id</w:t>
-      </w:r>
-      <w:r>
-        <w:rPr>
-          <w:rFonts w:eastAsia="Arial"/>
-        </w:rPr>
-        <w:t xml:space="preserve"> references </w:t>
-      </w:r>
-      <w:r>
-        <w:rPr>
-          <w:rFonts w:eastAsia="Arial"/>
-        </w:rPr>
-        <w:t>candidates and job_id</w:t>
-      </w:r>
-      <w:r>
-        <w:rPr>
-          <w:rFonts w:eastAsia="Arial"/>
-        </w:rPr>
-        <w:t xml:space="preserve"> references </w:t>
-      </w:r>
-      <w:r>
-        <w:rPr>
-          <w:rFonts w:eastAsia="Arial"/>
-        </w:rPr>
-        <w:t>jobs.</w:t>
+        <w:t>The current status of any application is determined by the row in application_status_history where is_active = true for that application_id. This means status information has a single source of truth with no risk of the same fact being stored inconsistently in two places. UNIQUE(candidate_id, job_id) prevents the same candidate applying to the same job twice, which would create two parallel histories and make placement attribution ambiguous. All columns depend only on application_id, the table is in 3NF. FKs candidate_id references candidates and job_id references jobs.</w:t>
       </w:r>
     </w:p>
     <w:p>
@@ -15074,15 +15491,7 @@
               <w:t xml:space="preserve">d references </w:t>
             </w:r>
             <w:r>
-              <w:t xml:space="preserve">jobs. NOT NULL. </w:t>
-            </w:r>
-            <w:proofErr w:type="gramStart"/>
-            <w:r>
-              <w:t>UNIQUE(</w:t>
-            </w:r>
-            <w:proofErr w:type="gramEnd"/>
-            <w:r>
-              <w:t>candidate_id, job_id) prevents duplicate applications</w:t>
+              <w:t>jobs. NOT NULL. UNIQUE(candidate_id, job_id) prevents duplicate applications</w:t>
             </w:r>
           </w:p>
         </w:tc>
@@ -15144,108 +15553,30 @@
               <w:t xml:space="preserve">Submission timestamp. </w:t>
             </w:r>
             <w:r>
+              <w:t>TIMESTAMPTZ DEFAULT now()</w:t>
+            </w:r>
+            <w:r>
+              <w:t>,</w:t>
+            </w:r>
+            <w:r>
+              <w:t xml:space="preserve"> </w:t>
+            </w:r>
+            <w:r>
+              <w:t>NOT NULL</w:t>
+            </w:r>
+          </w:p>
+        </w:tc>
+        <w:tc>
+          <w:tcPr>
+            <w:tcW w:w="1734" w:type="dxa"/>
+          </w:tcPr>
+          <w:p>
+            <w:pPr>
+              <w:pStyle w:val="BodyText"/>
+              <w:spacing w:before="60" w:after="60"/>
+            </w:pPr>
+            <w:r>
               <w:t>TIMESTAMPTZ</w:t>
-            </w:r>
-            <w:r>
-              <w:t xml:space="preserve"> </w:t>
-            </w:r>
-            <w:r>
-              <w:t xml:space="preserve">DEFAULT </w:t>
-            </w:r>
-            <w:proofErr w:type="gramStart"/>
-            <w:r>
-              <w:t>now(</w:t>
-            </w:r>
-            <w:proofErr w:type="gramEnd"/>
-            <w:r>
-              <w:t>)</w:t>
-            </w:r>
-            <w:r>
-              <w:t>,</w:t>
-            </w:r>
-            <w:r>
-              <w:t xml:space="preserve"> </w:t>
-            </w:r>
-            <w:r>
-              <w:t>NOT NULL</w:t>
-            </w:r>
-          </w:p>
-        </w:tc>
-        <w:tc>
-          <w:tcPr>
-            <w:tcW w:w="1734" w:type="dxa"/>
-          </w:tcPr>
-          <w:p>
-            <w:pPr>
-              <w:pStyle w:val="BodyText"/>
-              <w:spacing w:before="60" w:after="60"/>
-            </w:pPr>
-            <w:r>
-              <w:t>TIMESTAMPTZ</w:t>
-            </w:r>
-          </w:p>
-        </w:tc>
-      </w:tr>
-      <w:tr>
-        <w:trPr>
-          <w:trHeight w:val="432"/>
-        </w:trPr>
-        <w:tc>
-          <w:tcPr>
-            <w:tcW w:w="1663" w:type="dxa"/>
-            <w:vMerge/>
-          </w:tcPr>
-          <w:p>
-            <w:pPr>
-              <w:pStyle w:val="BodyText"/>
-              <w:spacing w:before="60" w:after="60"/>
-            </w:pPr>
-          </w:p>
-        </w:tc>
-        <w:tc>
-          <w:tcPr>
-            <w:tcW w:w="1842" w:type="dxa"/>
-          </w:tcPr>
-          <w:p>
-            <w:pPr>
-              <w:pStyle w:val="BodyText"/>
-              <w:spacing w:before="60" w:after="60"/>
-            </w:pPr>
-            <w:r>
-              <w:t>current_status</w:t>
-            </w:r>
-          </w:p>
-        </w:tc>
-        <w:tc>
-          <w:tcPr>
-            <w:tcW w:w="3969" w:type="dxa"/>
-          </w:tcPr>
-          <w:p>
-            <w:pPr>
-              <w:pStyle w:val="BodyText"/>
-              <w:spacing w:before="60" w:after="60"/>
-            </w:pPr>
-            <w:r>
-              <w:t>Denormalized convenience field. NOT NULL, DEFAULT 'submitted'. CHECK IN ('submitted','review','approved','rejected')</w:t>
-            </w:r>
-          </w:p>
-        </w:tc>
-        <w:tc>
-          <w:tcPr>
-            <w:tcW w:w="1734" w:type="dxa"/>
-          </w:tcPr>
-          <w:p>
-            <w:pPr>
-              <w:pStyle w:val="BodyText"/>
-              <w:spacing w:before="60" w:after="60"/>
-            </w:pPr>
-            <w:proofErr w:type="gramStart"/>
-            <w:r>
-              <w:t>VARCHAR(</w:t>
-            </w:r>
-            <w:proofErr w:type="gramEnd"/>
-            <w:r>
-              <w:t>20)</w:t>
             </w:r>
           </w:p>
         </w:tc>
@@ -15257,7 +15588,6 @@
         <w:spacing w:before="240" w:after="120"/>
       </w:pPr>
       <w:r>
-        <w:lastRenderedPageBreak/>
         <w:t>Example data:</w:t>
       </w:r>
     </w:p>
@@ -15277,11 +15607,10 @@
         <w:tblLook w:val="0000" w:firstRow="0" w:lastRow="0" w:firstColumn="0" w:lastColumn="0" w:noHBand="0" w:noVBand="0"/>
       </w:tblPr>
       <w:tblGrid>
-        <w:gridCol w:w="1848"/>
-        <w:gridCol w:w="1848"/>
-        <w:gridCol w:w="1848"/>
-        <w:gridCol w:w="1848"/>
-        <w:gridCol w:w="1848"/>
+        <w:gridCol w:w="2275"/>
+        <w:gridCol w:w="2275"/>
+        <w:gridCol w:w="2275"/>
+        <w:gridCol w:w="2275"/>
       </w:tblGrid>
       <w:tr>
         <w:trPr>
@@ -15289,7 +15618,7 @@
         </w:trPr>
         <w:tc>
           <w:tcPr>
-            <w:tcW w:w="1848" w:type="dxa"/>
+            <w:tcW w:w="2275" w:type="dxa"/>
             <w:shd w:val="clear" w:color="auto" w:fill="76CDD8"/>
           </w:tcPr>
           <w:p>
@@ -15316,7 +15645,7 @@
         </w:tc>
         <w:tc>
           <w:tcPr>
-            <w:tcW w:w="1848" w:type="dxa"/>
+            <w:tcW w:w="2275" w:type="dxa"/>
             <w:shd w:val="clear" w:color="auto" w:fill="76CDD8"/>
           </w:tcPr>
           <w:p>
@@ -15343,7 +15672,7 @@
         </w:tc>
         <w:tc>
           <w:tcPr>
-            <w:tcW w:w="1848" w:type="dxa"/>
+            <w:tcW w:w="2275" w:type="dxa"/>
             <w:shd w:val="clear" w:color="auto" w:fill="76CDD8"/>
           </w:tcPr>
           <w:p>
@@ -15370,7 +15699,7 @@
         </w:tc>
         <w:tc>
           <w:tcPr>
-            <w:tcW w:w="1848" w:type="dxa"/>
+            <w:tcW w:w="2275" w:type="dxa"/>
             <w:shd w:val="clear" w:color="auto" w:fill="76CDD8"/>
           </w:tcPr>
           <w:p>
@@ -15392,33 +15721,6 @@
                 <w:szCs w:val="18"/>
               </w:rPr>
               <w:t>applied_at</w:t>
-            </w:r>
-          </w:p>
-        </w:tc>
-        <w:tc>
-          <w:tcPr>
-            <w:tcW w:w="1848" w:type="dxa"/>
-            <w:shd w:val="clear" w:color="auto" w:fill="76CDD8"/>
-          </w:tcPr>
-          <w:p>
-            <w:pPr>
-              <w:pStyle w:val="BodyText"/>
-              <w:widowControl w:val="0"/>
-              <w:spacing w:line="360" w:lineRule="auto"/>
-              <w:jc w:val="center"/>
-              <w:rPr>
-                <w:color w:val="FFFFFF" w:themeColor="background1"/>
-                <w:sz w:val="18"/>
-                <w:szCs w:val="18"/>
-              </w:rPr>
-            </w:pPr>
-            <w:r>
-              <w:rPr>
-                <w:color w:val="FFFFFF" w:themeColor="background1"/>
-                <w:sz w:val="18"/>
-                <w:szCs w:val="18"/>
-              </w:rPr>
-              <w:t>current_status</w:t>
             </w:r>
           </w:p>
         </w:tc>
@@ -15429,21 +15731,22 @@
         </w:trPr>
         <w:tc>
           <w:tcPr>
-            <w:tcW w:w="1848" w:type="dxa"/>
-          </w:tcPr>
-          <w:p>
-            <w:pPr>
-              <w:pStyle w:val="BodyText"/>
-              <w:spacing w:before="60" w:after="60"/>
-            </w:pPr>
-            <w:r>
+            <w:tcW w:w="2275" w:type="dxa"/>
+          </w:tcPr>
+          <w:p>
+            <w:pPr>
+              <w:pStyle w:val="BodyText"/>
+              <w:spacing w:before="60" w:after="60"/>
+            </w:pPr>
+            <w:r>
+              <w:lastRenderedPageBreak/>
               <w:t>1</w:t>
             </w:r>
           </w:p>
         </w:tc>
         <w:tc>
           <w:tcPr>
-            <w:tcW w:w="1848" w:type="dxa"/>
+            <w:tcW w:w="2275" w:type="dxa"/>
           </w:tcPr>
           <w:p>
             <w:pPr>
@@ -15457,7 +15760,7 @@
         </w:tc>
         <w:tc>
           <w:tcPr>
-            <w:tcW w:w="1848" w:type="dxa"/>
+            <w:tcW w:w="2275" w:type="dxa"/>
           </w:tcPr>
           <w:p>
             <w:pPr>
@@ -15471,7 +15774,7 @@
         </w:tc>
         <w:tc>
           <w:tcPr>
-            <w:tcW w:w="1848" w:type="dxa"/>
+            <w:tcW w:w="2275" w:type="dxa"/>
           </w:tcPr>
           <w:p>
             <w:pPr>
@@ -15480,20 +15783,6 @@
             </w:pPr>
             <w:r>
               <w:t>2024-05-01 08:00:00+00</w:t>
-            </w:r>
-          </w:p>
-        </w:tc>
-        <w:tc>
-          <w:tcPr>
-            <w:tcW w:w="1848" w:type="dxa"/>
-          </w:tcPr>
-          <w:p>
-            <w:pPr>
-              <w:pStyle w:val="BodyText"/>
-              <w:spacing w:before="60" w:after="60"/>
-            </w:pPr>
-            <w:r>
-              <w:t>approved</w:t>
             </w:r>
           </w:p>
         </w:tc>
@@ -15504,7 +15793,7 @@
         </w:trPr>
         <w:tc>
           <w:tcPr>
-            <w:tcW w:w="1848" w:type="dxa"/>
+            <w:tcW w:w="2275" w:type="dxa"/>
           </w:tcPr>
           <w:p>
             <w:pPr>
@@ -15518,7 +15807,7 @@
         </w:tc>
         <w:tc>
           <w:tcPr>
-            <w:tcW w:w="1848" w:type="dxa"/>
+            <w:tcW w:w="2275" w:type="dxa"/>
           </w:tcPr>
           <w:p>
             <w:pPr>
@@ -15532,7 +15821,7 @@
         </w:tc>
         <w:tc>
           <w:tcPr>
-            <w:tcW w:w="1848" w:type="dxa"/>
+            <w:tcW w:w="2275" w:type="dxa"/>
           </w:tcPr>
           <w:p>
             <w:pPr>
@@ -15546,7 +15835,7 @@
         </w:tc>
         <w:tc>
           <w:tcPr>
-            <w:tcW w:w="1848" w:type="dxa"/>
+            <w:tcW w:w="2275" w:type="dxa"/>
           </w:tcPr>
           <w:p>
             <w:pPr>
@@ -15555,20 +15844,6 @@
             </w:pPr>
             <w:r>
               <w:t>2024-05-10 10:15:00+00</w:t>
-            </w:r>
-          </w:p>
-        </w:tc>
-        <w:tc>
-          <w:tcPr>
-            <w:tcW w:w="1848" w:type="dxa"/>
-          </w:tcPr>
-          <w:p>
-            <w:pPr>
-              <w:pStyle w:val="BodyText"/>
-              <w:spacing w:before="60" w:after="60"/>
-            </w:pPr>
-            <w:r>
-              <w:t>review</w:t>
             </w:r>
           </w:p>
         </w:tc>
@@ -15578,94 +15853,46 @@
       <w:pPr>
         <w:pStyle w:val="Heading3"/>
       </w:pPr>
-      <w:bookmarkStart w:id="37" w:name="_Toc224491494"/>
+      <w:bookmarkStart w:id="39" w:name="_Toc225207705"/>
       <w:r>
         <w:t>application_status_history</w:t>
       </w:r>
-      <w:bookmarkEnd w:id="37"/>
+      <w:bookmarkEnd w:id="39"/>
     </w:p>
     <w:p>
       <w:pPr>
-        <w:pStyle w:val="BodyText"/>
+        <w:widowControl/>
+        <w:spacing w:after="80" w:line="240" w:lineRule="auto"/>
         <w:rPr>
-          <w:rFonts w:eastAsia="Arial"/>
+          <w:rFonts w:ascii="Trebuchet MS" w:eastAsia="Arial" w:hAnsi="Trebuchet MS"/>
+          <w:bCs/>
+          <w:color w:val="464547"/>
         </w:rPr>
       </w:pPr>
       <w:r>
         <w:rPr>
-          <w:rFonts w:eastAsia="Arial"/>
+          <w:rFonts w:ascii="Trebuchet MS" w:eastAsia="Arial" w:hAnsi="Trebuchet MS"/>
+          <w:bCs/>
+          <w:color w:val="464547"/>
         </w:rPr>
-        <w:t xml:space="preserve">This table is an append-only log of every status change an application goes through. Every status transition is a new INSERT with a </w:t>
+        <w:t>This table is an append-only log of every status change an application goes through. Every status transition is a new INSERT with a timestamp, no UPDATE or DELETE ever runs against this table. The complete decision trail for any application is always recoverable: when it was submitted, how long it sat in review, what notes accompanied each decision. The CHECK vocabulary on status must match the same set of states used across the model, if they diverge the history becomes inconsistent with the rest of the schema. All columns depend only on history_id, the table is in 3NF. A composite key would not work here because the same application appears many times, so no column combination naturally identifies each row uniquely. FK application_id references applications.</w:t>
       </w:r>
-      <w:proofErr w:type="gramStart"/>
+    </w:p>
+    <w:p>
+      <w:pPr>
+        <w:widowControl/>
+        <w:spacing w:after="80" w:line="240" w:lineRule="auto"/>
+        <w:rPr>
+          <w:rFonts w:ascii="Trebuchet MS" w:eastAsia="Arial" w:hAnsi="Trebuchet MS"/>
+          <w:color w:val="464547"/>
+        </w:rPr>
+      </w:pPr>
       <w:r>
         <w:rPr>
-          <w:rFonts w:eastAsia="Arial"/>
+          <w:rFonts w:ascii="Trebuchet MS" w:eastAsia="Arial" w:hAnsi="Trebuchet MS"/>
+          <w:color w:val="464547"/>
         </w:rPr>
-        <w:t>timestamp</w:t>
-      </w:r>
-      <w:r>
-        <w:rPr>
-          <w:rFonts w:eastAsia="Arial"/>
-        </w:rPr>
-        <w:t>,</w:t>
-      </w:r>
-      <w:proofErr w:type="gramEnd"/>
-      <w:r>
-        <w:rPr>
-          <w:rFonts w:eastAsia="Arial"/>
-        </w:rPr>
-        <w:t xml:space="preserve"> no UPDATE or DELETE ever runs against this table. The complete decision trail for any application is always recoverable: when it was submitted, how long it sat in review, what notes accompanied each decision. The CHECK vocabulary on status must match </w:t>
-      </w:r>
-      <w:proofErr w:type="gramStart"/>
-      <w:r>
-        <w:rPr>
-          <w:rFonts w:eastAsia="Arial"/>
-        </w:rPr>
-        <w:t>applications.current</w:t>
-      </w:r>
-      <w:proofErr w:type="gramEnd"/>
-      <w:r>
-        <w:rPr>
-          <w:rFonts w:eastAsia="Arial"/>
-        </w:rPr>
-        <w:t>_status exactly because they represent the same set of states</w:t>
-      </w:r>
-      <w:r>
-        <w:rPr>
-          <w:rFonts w:eastAsia="Arial"/>
-        </w:rPr>
-        <w:t>,</w:t>
-      </w:r>
-      <w:r>
-        <w:rPr>
-          <w:rFonts w:eastAsia="Arial"/>
-        </w:rPr>
-        <w:t xml:space="preserve"> if they diverge the two fields become inconsistent. All columns depend only on history_id</w:t>
-      </w:r>
-      <w:r>
-        <w:rPr>
-          <w:rFonts w:eastAsia="Arial"/>
-        </w:rPr>
-        <w:t xml:space="preserve">, </w:t>
-      </w:r>
-      <w:r>
-        <w:rPr>
-          <w:rFonts w:eastAsia="Arial"/>
-        </w:rPr>
-        <w:t>the table is in 3NF. A composite key would not work here because the same application appears many times, so no column combination naturally identifies each row uniquely. FK application_id</w:t>
-      </w:r>
-      <w:r>
-        <w:rPr>
-          <w:rFonts w:eastAsia="Arial"/>
-        </w:rPr>
-        <w:t xml:space="preserve"> references </w:t>
-      </w:r>
-      <w:r>
-        <w:rPr>
-          <w:rFonts w:eastAsia="Arial"/>
-        </w:rPr>
-        <w:t>applications.</w:t>
+        <w:t>The is_active flag identifies the current status row. The single row where is_active = true for a given application_id is the current state of that application, replacing the need for a current_status column on applications itself. When a status changes, the previous row's is_active is set to false and a new row is inserted with is_active = true.</w:t>
       </w:r>
     </w:p>
     <w:p>
@@ -15997,13 +16224,8 @@
               <w:pStyle w:val="BodyText"/>
               <w:spacing w:before="60" w:after="60"/>
             </w:pPr>
-            <w:proofErr w:type="gramStart"/>
-            <w:r>
-              <w:t>VARCHAR(</w:t>
-            </w:r>
-            <w:proofErr w:type="gramEnd"/>
-            <w:r>
-              <w:t>20)</w:t>
+            <w:r>
+              <w:t>VARCHAR(20)</w:t>
             </w:r>
           </w:p>
         </w:tc>
@@ -16048,15 +16270,7 @@
               <w:spacing w:before="60" w:after="60"/>
             </w:pPr>
             <w:r>
-              <w:t xml:space="preserve">Exact moment of the status change. NOT NULL, DEFAULT </w:t>
-            </w:r>
-            <w:proofErr w:type="gramStart"/>
-            <w:r>
-              <w:t>now(</w:t>
-            </w:r>
-            <w:proofErr w:type="gramEnd"/>
-            <w:r>
-              <w:t>). TIMESTAMPTZ. Immutable.</w:t>
+              <w:t>Exact moment of the status change. NOT NULL, DEFAULT now(). TIMESTAMPTZ. Immutable.</w:t>
             </w:r>
           </w:p>
         </w:tc>
@@ -16071,6 +16285,65 @@
             </w:pPr>
             <w:r>
               <w:t>TIMESTAMPTZ</w:t>
+            </w:r>
+          </w:p>
+        </w:tc>
+      </w:tr>
+      <w:tr>
+        <w:trPr>
+          <w:trHeight w:val="432"/>
+        </w:trPr>
+        <w:tc>
+          <w:tcPr>
+            <w:tcW w:w="1663" w:type="dxa"/>
+            <w:vMerge/>
+          </w:tcPr>
+          <w:p>
+            <w:pPr>
+              <w:pStyle w:val="BodyText"/>
+              <w:spacing w:before="60" w:after="60"/>
+            </w:pPr>
+          </w:p>
+        </w:tc>
+        <w:tc>
+          <w:tcPr>
+            <w:tcW w:w="1842" w:type="dxa"/>
+          </w:tcPr>
+          <w:p>
+            <w:pPr>
+              <w:pStyle w:val="BodyText"/>
+              <w:spacing w:before="60" w:after="60"/>
+            </w:pPr>
+            <w:r>
+              <w:t>is_active</w:t>
+            </w:r>
+          </w:p>
+        </w:tc>
+        <w:tc>
+          <w:tcPr>
+            <w:tcW w:w="3969" w:type="dxa"/>
+          </w:tcPr>
+          <w:p>
+            <w:pPr>
+              <w:pStyle w:val="BodyText"/>
+              <w:spacing w:before="60" w:after="60"/>
+            </w:pPr>
+            <w:r>
+              <w:t>True for the current status row, false for all historical rows. NOT NULL, DEFAULT true</w:t>
+            </w:r>
+          </w:p>
+        </w:tc>
+        <w:tc>
+          <w:tcPr>
+            <w:tcW w:w="1734" w:type="dxa"/>
+          </w:tcPr>
+          <w:p>
+            <w:pPr>
+              <w:pStyle w:val="BodyText"/>
+              <w:spacing w:before="60" w:after="60"/>
+            </w:pPr>
+            <w:r>
+              <w:t>BOOLEAN</w:t>
             </w:r>
           </w:p>
         </w:tc>
@@ -16160,11 +16433,12 @@
         <w:tblLook w:val="0000" w:firstRow="0" w:lastRow="0" w:firstColumn="0" w:lastColumn="0" w:noHBand="0" w:noVBand="0"/>
       </w:tblPr>
       <w:tblGrid>
-        <w:gridCol w:w="1848"/>
-        <w:gridCol w:w="1848"/>
-        <w:gridCol w:w="1848"/>
-        <w:gridCol w:w="1848"/>
-        <w:gridCol w:w="1848"/>
+        <w:gridCol w:w="1237"/>
+        <w:gridCol w:w="1560"/>
+        <w:gridCol w:w="1559"/>
+        <w:gridCol w:w="1843"/>
+        <w:gridCol w:w="1417"/>
+        <w:gridCol w:w="1624"/>
       </w:tblGrid>
       <w:tr>
         <w:trPr>
@@ -16172,7 +16446,7 @@
         </w:trPr>
         <w:tc>
           <w:tcPr>
-            <w:tcW w:w="1848" w:type="dxa"/>
+            <w:tcW w:w="1237" w:type="dxa"/>
             <w:shd w:val="clear" w:color="auto" w:fill="76CDD8"/>
           </w:tcPr>
           <w:p>
@@ -16199,7 +16473,7 @@
         </w:tc>
         <w:tc>
           <w:tcPr>
-            <w:tcW w:w="1848" w:type="dxa"/>
+            <w:tcW w:w="1560" w:type="dxa"/>
             <w:shd w:val="clear" w:color="auto" w:fill="76CDD8"/>
           </w:tcPr>
           <w:p>
@@ -16226,7 +16500,7 @@
         </w:tc>
         <w:tc>
           <w:tcPr>
-            <w:tcW w:w="1848" w:type="dxa"/>
+            <w:tcW w:w="1559" w:type="dxa"/>
             <w:shd w:val="clear" w:color="auto" w:fill="76CDD8"/>
           </w:tcPr>
           <w:p>
@@ -16253,7 +16527,7 @@
         </w:tc>
         <w:tc>
           <w:tcPr>
-            <w:tcW w:w="1848" w:type="dxa"/>
+            <w:tcW w:w="1843" w:type="dxa"/>
             <w:shd w:val="clear" w:color="auto" w:fill="76CDD8"/>
           </w:tcPr>
           <w:p>
@@ -16280,7 +16554,34 @@
         </w:tc>
         <w:tc>
           <w:tcPr>
-            <w:tcW w:w="1848" w:type="dxa"/>
+            <w:tcW w:w="1417" w:type="dxa"/>
+            <w:shd w:val="clear" w:color="auto" w:fill="76CDD8"/>
+          </w:tcPr>
+          <w:p>
+            <w:pPr>
+              <w:pStyle w:val="BodyText"/>
+              <w:widowControl w:val="0"/>
+              <w:spacing w:line="360" w:lineRule="auto"/>
+              <w:jc w:val="center"/>
+              <w:rPr>
+                <w:color w:val="FFFFFF" w:themeColor="background1"/>
+                <w:sz w:val="18"/>
+                <w:szCs w:val="18"/>
+              </w:rPr>
+            </w:pPr>
+            <w:r>
+              <w:rPr>
+                <w:color w:val="FFFFFF" w:themeColor="background1"/>
+                <w:sz w:val="18"/>
+                <w:szCs w:val="18"/>
+              </w:rPr>
+              <w:t>is_active</w:t>
+            </w:r>
+          </w:p>
+        </w:tc>
+        <w:tc>
+          <w:tcPr>
+            <w:tcW w:w="1624" w:type="dxa"/>
             <w:shd w:val="clear" w:color="auto" w:fill="76CDD8"/>
           </w:tcPr>
           <w:p>
@@ -16312,7 +16613,7 @@
         </w:trPr>
         <w:tc>
           <w:tcPr>
-            <w:tcW w:w="1848" w:type="dxa"/>
+            <w:tcW w:w="1237" w:type="dxa"/>
           </w:tcPr>
           <w:p>
             <w:pPr>
@@ -16326,7 +16627,7 @@
         </w:tc>
         <w:tc>
           <w:tcPr>
-            <w:tcW w:w="1848" w:type="dxa"/>
+            <w:tcW w:w="1560" w:type="dxa"/>
           </w:tcPr>
           <w:p>
             <w:pPr>
@@ -16340,7 +16641,7 @@
         </w:tc>
         <w:tc>
           <w:tcPr>
-            <w:tcW w:w="1848" w:type="dxa"/>
+            <w:tcW w:w="1559" w:type="dxa"/>
           </w:tcPr>
           <w:p>
             <w:pPr>
@@ -16354,7 +16655,7 @@
         </w:tc>
         <w:tc>
           <w:tcPr>
-            <w:tcW w:w="1848" w:type="dxa"/>
+            <w:tcW w:w="1843" w:type="dxa"/>
           </w:tcPr>
           <w:p>
             <w:pPr>
@@ -16368,7 +16669,21 @@
         </w:tc>
         <w:tc>
           <w:tcPr>
-            <w:tcW w:w="1848" w:type="dxa"/>
+            <w:tcW w:w="1417" w:type="dxa"/>
+          </w:tcPr>
+          <w:p>
+            <w:pPr>
+              <w:pStyle w:val="BodyText"/>
+              <w:spacing w:before="60" w:after="60"/>
+            </w:pPr>
+            <w:r>
+              <w:t>false</w:t>
+            </w:r>
+          </w:p>
+        </w:tc>
+        <w:tc>
+          <w:tcPr>
+            <w:tcW w:w="1624" w:type="dxa"/>
           </w:tcPr>
           <w:p>
             <w:pPr>
@@ -16384,7 +16699,7 @@
         </w:trPr>
         <w:tc>
           <w:tcPr>
-            <w:tcW w:w="1848" w:type="dxa"/>
+            <w:tcW w:w="1237" w:type="dxa"/>
           </w:tcPr>
           <w:p>
             <w:pPr>
@@ -16398,7 +16713,7 @@
         </w:tc>
         <w:tc>
           <w:tcPr>
-            <w:tcW w:w="1848" w:type="dxa"/>
+            <w:tcW w:w="1560" w:type="dxa"/>
           </w:tcPr>
           <w:p>
             <w:pPr>
@@ -16412,7 +16727,7 @@
         </w:tc>
         <w:tc>
           <w:tcPr>
-            <w:tcW w:w="1848" w:type="dxa"/>
+            <w:tcW w:w="1559" w:type="dxa"/>
           </w:tcPr>
           <w:p>
             <w:pPr>
@@ -16426,7 +16741,7 @@
         </w:tc>
         <w:tc>
           <w:tcPr>
-            <w:tcW w:w="1848" w:type="dxa"/>
+            <w:tcW w:w="1843" w:type="dxa"/>
           </w:tcPr>
           <w:p>
             <w:pPr>
@@ -16440,7 +16755,21 @@
         </w:tc>
         <w:tc>
           <w:tcPr>
-            <w:tcW w:w="1848" w:type="dxa"/>
+            <w:tcW w:w="1417" w:type="dxa"/>
+          </w:tcPr>
+          <w:p>
+            <w:pPr>
+              <w:pStyle w:val="BodyText"/>
+              <w:spacing w:before="60" w:after="60"/>
+            </w:pPr>
+            <w:r>
+              <w:t>true</w:t>
+            </w:r>
+          </w:p>
+        </w:tc>
+        <w:tc>
+          <w:tcPr>
+            <w:tcW w:w="1624" w:type="dxa"/>
           </w:tcPr>
           <w:p>
             <w:pPr>
@@ -16458,12 +16787,12 @@
       <w:pPr>
         <w:pStyle w:val="Heading3"/>
       </w:pPr>
-      <w:bookmarkStart w:id="38" w:name="_Toc224491495"/>
+      <w:bookmarkStart w:id="40" w:name="_Toc225207706"/>
       <w:r>
         <w:lastRenderedPageBreak/>
         <w:t>interviews</w:t>
       </w:r>
-      <w:bookmarkEnd w:id="38"/>
+      <w:bookmarkEnd w:id="40"/>
     </w:p>
     <w:p>
       <w:pPr>
@@ -17016,13 +17345,8 @@
               <w:pStyle w:val="BodyText"/>
               <w:spacing w:before="60" w:after="60"/>
             </w:pPr>
-            <w:proofErr w:type="gramStart"/>
-            <w:r>
-              <w:t>VARCHAR(</w:t>
-            </w:r>
-            <w:proofErr w:type="gramEnd"/>
-            <w:r>
-              <w:t>20)</w:t>
+            <w:r>
+              <w:t>VARCHAR(20)</w:t>
             </w:r>
           </w:p>
         </w:tc>
@@ -17053,7 +17377,7 @@
               <w:spacing w:before="60" w:after="60"/>
             </w:pPr>
             <w:r>
-              <w:t>location_or_link</w:t>
+              <w:t>interview_city_id</w:t>
             </w:r>
           </w:p>
         </w:tc>
@@ -17067,7 +17391,7 @@
               <w:spacing w:before="60" w:after="60"/>
             </w:pPr>
             <w:r>
-              <w:t>Physical address or video call URL. Single column covers both cases. Nullable.</w:t>
+              <w:t>FK_interviews_interview_city_id references cities. Nullable. Used for on_site interviews</w:t>
             </w:r>
           </w:p>
         </w:tc>
@@ -17080,13 +17404,8 @@
               <w:pStyle w:val="BodyText"/>
               <w:spacing w:before="60" w:after="60"/>
             </w:pPr>
-            <w:proofErr w:type="gramStart"/>
-            <w:r>
-              <w:t>VARCHAR(</w:t>
-            </w:r>
-            <w:proofErr w:type="gramEnd"/>
-            <w:r>
-              <w:t>255)</w:t>
+            <w:r>
+              <w:t>INTEGER</w:t>
             </w:r>
           </w:p>
         </w:tc>
@@ -17117,7 +17436,7 @@
               <w:spacing w:before="60" w:after="60"/>
             </w:pPr>
             <w:r>
-              <w:t>outcome</w:t>
+              <w:t>meeting_link</w:t>
             </w:r>
           </w:p>
         </w:tc>
@@ -17131,13 +17450,7 @@
               <w:spacing w:before="60" w:after="60"/>
             </w:pPr>
             <w:r>
-              <w:t>Nullable</w:t>
-            </w:r>
-            <w:r>
-              <w:t>,</w:t>
-            </w:r>
-            <w:r>
-              <w:t xml:space="preserve"> unknown until after interview. CHECK IN ('passed','failed','no_show','pending') when set</w:t>
+              <w:t>Video call URL. Nullable. Used for remote interviews. CHECK (interview_city_id IS NOT NULL OR meeting_link IS NOT NULL) ensures at least one is provided</w:t>
             </w:r>
           </w:p>
         </w:tc>
@@ -17150,13 +17463,8 @@
               <w:pStyle w:val="BodyText"/>
               <w:spacing w:before="60" w:after="60"/>
             </w:pPr>
-            <w:proofErr w:type="gramStart"/>
-            <w:r>
-              <w:t>VARCHAR(</w:t>
-            </w:r>
-            <w:proofErr w:type="gramEnd"/>
-            <w:r>
-              <w:t>20)</w:t>
+            <w:r>
+              <w:t>VARCHAR(255)</w:t>
             </w:r>
           </w:p>
         </w:tc>
@@ -17187,6 +17495,71 @@
               <w:spacing w:before="60" w:after="60"/>
             </w:pPr>
             <w:r>
+              <w:t>outcome</w:t>
+            </w:r>
+          </w:p>
+        </w:tc>
+        <w:tc>
+          <w:tcPr>
+            <w:tcW w:w="3969" w:type="dxa"/>
+          </w:tcPr>
+          <w:p>
+            <w:pPr>
+              <w:pStyle w:val="BodyText"/>
+              <w:spacing w:before="60" w:after="60"/>
+            </w:pPr>
+            <w:r>
+              <w:t>Nullable</w:t>
+            </w:r>
+            <w:r>
+              <w:t>,</w:t>
+            </w:r>
+            <w:r>
+              <w:t xml:space="preserve"> unknown until after interview. CHECK IN ('passed','failed','no_show','pending') when set</w:t>
+            </w:r>
+          </w:p>
+        </w:tc>
+        <w:tc>
+          <w:tcPr>
+            <w:tcW w:w="1734" w:type="dxa"/>
+          </w:tcPr>
+          <w:p>
+            <w:pPr>
+              <w:pStyle w:val="BodyText"/>
+              <w:spacing w:before="60" w:after="60"/>
+            </w:pPr>
+            <w:r>
+              <w:t>VARCHAR(20)</w:t>
+            </w:r>
+          </w:p>
+        </w:tc>
+      </w:tr>
+      <w:tr>
+        <w:trPr>
+          <w:trHeight w:val="432"/>
+        </w:trPr>
+        <w:tc>
+          <w:tcPr>
+            <w:tcW w:w="1663" w:type="dxa"/>
+            <w:vMerge/>
+          </w:tcPr>
+          <w:p>
+            <w:pPr>
+              <w:pStyle w:val="BodyText"/>
+              <w:spacing w:before="60" w:after="60"/>
+            </w:pPr>
+          </w:p>
+        </w:tc>
+        <w:tc>
+          <w:tcPr>
+            <w:tcW w:w="1842" w:type="dxa"/>
+          </w:tcPr>
+          <w:p>
+            <w:pPr>
+              <w:pStyle w:val="BodyText"/>
+              <w:spacing w:before="60" w:after="60"/>
+            </w:pPr>
+            <w:r>
               <w:t>notes</w:t>
             </w:r>
           </w:p>
@@ -17232,33 +17605,13 @@
         <w:pStyle w:val="BodyText"/>
         <w:spacing w:before="240" w:after="120"/>
       </w:pPr>
-    </w:p>
-    <w:p>
-      <w:pPr>
-        <w:widowControl/>
-        <w:spacing w:after="160" w:line="259" w:lineRule="auto"/>
-        <w:rPr>
-          <w:rFonts w:ascii="Trebuchet MS" w:hAnsi="Trebuchet MS"/>
-          <w:color w:val="464547"/>
-        </w:rPr>
-      </w:pPr>
       <w:r>
-        <w:br w:type="page"/>
-      </w:r>
-    </w:p>
-    <w:p>
-      <w:pPr>
-        <w:pStyle w:val="BodyText"/>
-        <w:spacing w:before="240" w:after="120"/>
-      </w:pPr>
-      <w:r>
-        <w:lastRenderedPageBreak/>
         <w:t>Example data:</w:t>
       </w:r>
     </w:p>
     <w:tbl>
       <w:tblPr>
-        <w:tblW w:w="0" w:type="auto"/>
+        <w:tblW w:w="9772" w:type="dxa"/>
         <w:tblInd w:w="-108" w:type="dxa"/>
         <w:tblBorders>
           <w:top w:val="single" w:sz="4" w:space="0" w:color="76CDD8"/>
@@ -17272,22 +17625,23 @@
         <w:tblLook w:val="0000" w:firstRow="0" w:lastRow="0" w:firstColumn="0" w:lastColumn="0" w:noHBand="0" w:noVBand="0"/>
       </w:tblPr>
       <w:tblGrid>
-        <w:gridCol w:w="1237"/>
-        <w:gridCol w:w="1276"/>
-        <w:gridCol w:w="709"/>
-        <w:gridCol w:w="1417"/>
-        <w:gridCol w:w="1418"/>
-        <w:gridCol w:w="850"/>
-        <w:gridCol w:w="1276"/>
-        <w:gridCol w:w="1272"/>
+        <w:gridCol w:w="1173"/>
+        <w:gridCol w:w="807"/>
+        <w:gridCol w:w="537"/>
+        <w:gridCol w:w="1210"/>
+        <w:gridCol w:w="1075"/>
+        <w:gridCol w:w="1478"/>
+        <w:gridCol w:w="941"/>
+        <w:gridCol w:w="1529"/>
+        <w:gridCol w:w="1022"/>
       </w:tblGrid>
       <w:tr>
         <w:trPr>
-          <w:trHeight w:val="292"/>
+          <w:trHeight w:val="297"/>
         </w:trPr>
         <w:tc>
           <w:tcPr>
-            <w:tcW w:w="1237" w:type="dxa"/>
+            <w:tcW w:w="1173" w:type="dxa"/>
             <w:shd w:val="clear" w:color="auto" w:fill="76CDD8"/>
           </w:tcPr>
           <w:p>
@@ -17314,7 +17668,7 @@
         </w:tc>
         <w:tc>
           <w:tcPr>
-            <w:tcW w:w="1276" w:type="dxa"/>
+            <w:tcW w:w="807" w:type="dxa"/>
             <w:shd w:val="clear" w:color="auto" w:fill="76CDD8"/>
           </w:tcPr>
           <w:p>
@@ -17341,7 +17695,7 @@
         </w:tc>
         <w:tc>
           <w:tcPr>
-            <w:tcW w:w="709" w:type="dxa"/>
+            <w:tcW w:w="537" w:type="dxa"/>
             <w:shd w:val="clear" w:color="auto" w:fill="76CDD8"/>
           </w:tcPr>
           <w:p>
@@ -17368,7 +17722,7 @@
         </w:tc>
         <w:tc>
           <w:tcPr>
-            <w:tcW w:w="1417" w:type="dxa"/>
+            <w:tcW w:w="1210" w:type="dxa"/>
             <w:shd w:val="clear" w:color="auto" w:fill="76CDD8"/>
           </w:tcPr>
           <w:p>
@@ -17395,7 +17749,7 @@
         </w:tc>
         <w:tc>
           <w:tcPr>
-            <w:tcW w:w="1418" w:type="dxa"/>
+            <w:tcW w:w="1075" w:type="dxa"/>
             <w:shd w:val="clear" w:color="auto" w:fill="76CDD8"/>
           </w:tcPr>
           <w:p>
@@ -17422,7 +17776,7 @@
         </w:tc>
         <w:tc>
           <w:tcPr>
-            <w:tcW w:w="850" w:type="dxa"/>
+            <w:tcW w:w="1478" w:type="dxa"/>
             <w:shd w:val="clear" w:color="auto" w:fill="76CDD8"/>
           </w:tcPr>
           <w:p>
@@ -17443,13 +17797,21 @@
                 <w:sz w:val="16"/>
                 <w:szCs w:val="16"/>
               </w:rPr>
-              <w:t>outcome</w:t>
-            </w:r>
-          </w:p>
-        </w:tc>
-        <w:tc>
-          <w:tcPr>
-            <w:tcW w:w="1276" w:type="dxa"/>
+              <w:t>interview_city_i</w:t>
+            </w:r>
+            <w:r>
+              <w:rPr>
+                <w:color w:val="FFFFFF" w:themeColor="background1"/>
+                <w:sz w:val="16"/>
+                <w:szCs w:val="16"/>
+              </w:rPr>
+              <w:t>d</w:t>
+            </w:r>
+          </w:p>
+        </w:tc>
+        <w:tc>
+          <w:tcPr>
+            <w:tcW w:w="941" w:type="dxa"/>
             <w:shd w:val="clear" w:color="auto" w:fill="76CDD8"/>
           </w:tcPr>
           <w:p>
@@ -17470,13 +17832,13 @@
                 <w:sz w:val="16"/>
                 <w:szCs w:val="16"/>
               </w:rPr>
-              <w:t>interview_id</w:t>
-            </w:r>
-          </w:p>
-        </w:tc>
-        <w:tc>
-          <w:tcPr>
-            <w:tcW w:w="1272" w:type="dxa"/>
+              <w:t>meeting_link</w:t>
+            </w:r>
+          </w:p>
+        </w:tc>
+        <w:tc>
+          <w:tcPr>
+            <w:tcW w:w="1529" w:type="dxa"/>
             <w:shd w:val="clear" w:color="auto" w:fill="76CDD8"/>
           </w:tcPr>
           <w:p>
@@ -17497,18 +17859,45 @@
                 <w:sz w:val="16"/>
                 <w:szCs w:val="16"/>
               </w:rPr>
-              <w:t>application_id</w:t>
+              <w:t>outcome</w:t>
+            </w:r>
+          </w:p>
+        </w:tc>
+        <w:tc>
+          <w:tcPr>
+            <w:tcW w:w="1022" w:type="dxa"/>
+            <w:shd w:val="clear" w:color="auto" w:fill="76CDD8"/>
+          </w:tcPr>
+          <w:p>
+            <w:pPr>
+              <w:pStyle w:val="BodyText"/>
+              <w:widowControl w:val="0"/>
+              <w:spacing w:line="360" w:lineRule="auto"/>
+              <w:jc w:val="center"/>
+              <w:rPr>
+                <w:color w:val="FFFFFF" w:themeColor="background1"/>
+                <w:sz w:val="16"/>
+                <w:szCs w:val="16"/>
+              </w:rPr>
+            </w:pPr>
+            <w:r>
+              <w:rPr>
+                <w:color w:val="FFFFFF" w:themeColor="background1"/>
+                <w:sz w:val="16"/>
+                <w:szCs w:val="16"/>
+              </w:rPr>
+              <w:t>notes</w:t>
             </w:r>
           </w:p>
         </w:tc>
       </w:tr>
       <w:tr>
         <w:trPr>
-          <w:trHeight w:val="432"/>
+          <w:trHeight w:val="439"/>
         </w:trPr>
         <w:tc>
           <w:tcPr>
-            <w:tcW w:w="1237" w:type="dxa"/>
+            <w:tcW w:w="1173" w:type="dxa"/>
           </w:tcPr>
           <w:p>
             <w:pPr>
@@ -17522,7 +17911,7 @@
         </w:tc>
         <w:tc>
           <w:tcPr>
-            <w:tcW w:w="1276" w:type="dxa"/>
+            <w:tcW w:w="807" w:type="dxa"/>
           </w:tcPr>
           <w:p>
             <w:pPr>
@@ -17536,7 +17925,7 @@
         </w:tc>
         <w:tc>
           <w:tcPr>
-            <w:tcW w:w="709" w:type="dxa"/>
+            <w:tcW w:w="537" w:type="dxa"/>
           </w:tcPr>
           <w:p>
             <w:pPr>
@@ -17550,7 +17939,7 @@
         </w:tc>
         <w:tc>
           <w:tcPr>
-            <w:tcW w:w="1417" w:type="dxa"/>
+            <w:tcW w:w="1210" w:type="dxa"/>
           </w:tcPr>
           <w:p>
             <w:pPr>
@@ -17564,7 +17953,7 @@
         </w:tc>
         <w:tc>
           <w:tcPr>
-            <w:tcW w:w="1418" w:type="dxa"/>
+            <w:tcW w:w="1075" w:type="dxa"/>
           </w:tcPr>
           <w:p>
             <w:pPr>
@@ -17578,7 +17967,32 @@
         </w:tc>
         <w:tc>
           <w:tcPr>
-            <w:tcW w:w="850" w:type="dxa"/>
+            <w:tcW w:w="1478" w:type="dxa"/>
+          </w:tcPr>
+          <w:p>
+            <w:pPr>
+              <w:pStyle w:val="BodyText"/>
+              <w:spacing w:before="60" w:after="60"/>
+            </w:pPr>
+          </w:p>
+        </w:tc>
+        <w:tc>
+          <w:tcPr>
+            <w:tcW w:w="941" w:type="dxa"/>
+          </w:tcPr>
+          <w:p>
+            <w:pPr>
+              <w:pStyle w:val="BodyText"/>
+              <w:spacing w:before="60" w:after="60"/>
+            </w:pPr>
+            <w:r>
+              <w:t>https://meet.example.com/abc</w:t>
+            </w:r>
+          </w:p>
+        </w:tc>
+        <w:tc>
+          <w:tcPr>
+            <w:tcW w:w="1529" w:type="dxa"/>
           </w:tcPr>
           <w:p>
             <w:pPr>
@@ -17592,54 +18006,38 @@
         </w:tc>
         <w:tc>
           <w:tcPr>
-            <w:tcW w:w="1276" w:type="dxa"/>
-          </w:tcPr>
-          <w:p>
-            <w:pPr>
-              <w:pStyle w:val="BodyText"/>
-              <w:spacing w:before="60" w:after="60"/>
-            </w:pPr>
-            <w:r>
-              <w:t>1</w:t>
-            </w:r>
-          </w:p>
-        </w:tc>
-        <w:tc>
-          <w:tcPr>
-            <w:tcW w:w="1272" w:type="dxa"/>
-          </w:tcPr>
-          <w:p>
-            <w:pPr>
-              <w:pStyle w:val="BodyText"/>
-              <w:spacing w:before="60" w:after="60"/>
-            </w:pPr>
-            <w:r>
-              <w:t>1</w:t>
-            </w:r>
+            <w:tcW w:w="1022" w:type="dxa"/>
+          </w:tcPr>
+          <w:p>
+            <w:pPr>
+              <w:pStyle w:val="BodyText"/>
+              <w:spacing w:before="60" w:after="60"/>
+            </w:pPr>
           </w:p>
         </w:tc>
       </w:tr>
       <w:tr>
         <w:trPr>
-          <w:trHeight w:val="432"/>
+          <w:trHeight w:val="439"/>
         </w:trPr>
         <w:tc>
           <w:tcPr>
-            <w:tcW w:w="1237" w:type="dxa"/>
-          </w:tcPr>
-          <w:p>
-            <w:pPr>
-              <w:pStyle w:val="BodyText"/>
-              <w:spacing w:before="60" w:after="60"/>
-            </w:pPr>
-            <w:r>
+            <w:tcW w:w="1173" w:type="dxa"/>
+          </w:tcPr>
+          <w:p>
+            <w:pPr>
+              <w:pStyle w:val="BodyText"/>
+              <w:spacing w:before="60" w:after="60"/>
+            </w:pPr>
+            <w:r>
+              <w:lastRenderedPageBreak/>
               <w:t>2</w:t>
             </w:r>
           </w:p>
         </w:tc>
         <w:tc>
           <w:tcPr>
-            <w:tcW w:w="1276" w:type="dxa"/>
+            <w:tcW w:w="807" w:type="dxa"/>
           </w:tcPr>
           <w:p>
             <w:pPr>
@@ -17653,7 +18051,7 @@
         </w:tc>
         <w:tc>
           <w:tcPr>
-            <w:tcW w:w="709" w:type="dxa"/>
+            <w:tcW w:w="537" w:type="dxa"/>
           </w:tcPr>
           <w:p>
             <w:pPr>
@@ -17667,7 +18065,7 @@
         </w:tc>
         <w:tc>
           <w:tcPr>
-            <w:tcW w:w="1417" w:type="dxa"/>
+            <w:tcW w:w="1210" w:type="dxa"/>
           </w:tcPr>
           <w:p>
             <w:pPr>
@@ -17681,7 +18079,7 @@
         </w:tc>
         <w:tc>
           <w:tcPr>
-            <w:tcW w:w="1418" w:type="dxa"/>
+            <w:tcW w:w="1075" w:type="dxa"/>
           </w:tcPr>
           <w:p>
             <w:pPr>
@@ -17695,7 +18093,32 @@
         </w:tc>
         <w:tc>
           <w:tcPr>
-            <w:tcW w:w="850" w:type="dxa"/>
+            <w:tcW w:w="1478" w:type="dxa"/>
+          </w:tcPr>
+          <w:p>
+            <w:pPr>
+              <w:pStyle w:val="BodyText"/>
+              <w:spacing w:before="60" w:after="60"/>
+            </w:pPr>
+            <w:r>
+              <w:t>1</w:t>
+            </w:r>
+          </w:p>
+        </w:tc>
+        <w:tc>
+          <w:tcPr>
+            <w:tcW w:w="941" w:type="dxa"/>
+          </w:tcPr>
+          <w:p>
+            <w:pPr>
+              <w:pStyle w:val="BodyText"/>
+              <w:spacing w:before="60" w:after="60"/>
+            </w:pPr>
+          </w:p>
+        </w:tc>
+        <w:tc>
+          <w:tcPr>
+            <w:tcW w:w="1529" w:type="dxa"/>
           </w:tcPr>
           <w:p>
             <w:pPr>
@@ -17709,30 +18132,13 @@
         </w:tc>
         <w:tc>
           <w:tcPr>
-            <w:tcW w:w="1276" w:type="dxa"/>
-          </w:tcPr>
-          <w:p>
-            <w:pPr>
-              <w:pStyle w:val="BodyText"/>
-              <w:spacing w:before="60" w:after="60"/>
-            </w:pPr>
-            <w:r>
-              <w:t>2</w:t>
-            </w:r>
-          </w:p>
-        </w:tc>
-        <w:tc>
-          <w:tcPr>
-            <w:tcW w:w="1272" w:type="dxa"/>
-          </w:tcPr>
-          <w:p>
-            <w:pPr>
-              <w:pStyle w:val="BodyText"/>
-              <w:spacing w:before="60" w:after="60"/>
-            </w:pPr>
-            <w:r>
-              <w:t>1</w:t>
-            </w:r>
+            <w:tcW w:w="1022" w:type="dxa"/>
+          </w:tcPr>
+          <w:p>
+            <w:pPr>
+              <w:pStyle w:val="BodyText"/>
+              <w:spacing w:before="60" w:after="60"/>
+            </w:pPr>
           </w:p>
         </w:tc>
       </w:tr>
@@ -17741,11 +18147,11 @@
       <w:pPr>
         <w:pStyle w:val="Heading3"/>
       </w:pPr>
-      <w:bookmarkStart w:id="39" w:name="_Toc224491496"/>
+      <w:bookmarkStart w:id="41" w:name="_Toc225207707"/>
       <w:r>
         <w:t>placements</w:t>
       </w:r>
-      <w:bookmarkEnd w:id="39"/>
+      <w:bookmarkEnd w:id="41"/>
     </w:p>
     <w:p>
       <w:pPr>
@@ -18270,13 +18676,8 @@
               <w:pStyle w:val="BodyText"/>
               <w:spacing w:before="60" w:after="60"/>
             </w:pPr>
-            <w:proofErr w:type="gramStart"/>
-            <w:r>
-              <w:t>NUMERIC(</w:t>
-            </w:r>
-            <w:proofErr w:type="gramEnd"/>
-            <w:r>
-              <w:t>12,2)</w:t>
+            <w:r>
+              <w:t>NUMERIC(12,2)</w:t>
             </w:r>
           </w:p>
         </w:tc>
@@ -18340,13 +18741,8 @@
               <w:pStyle w:val="BodyText"/>
               <w:spacing w:before="60" w:after="60"/>
             </w:pPr>
-            <w:proofErr w:type="gramStart"/>
-            <w:r>
-              <w:t>NUMERIC(</w:t>
-            </w:r>
-            <w:proofErr w:type="gramEnd"/>
-            <w:r>
-              <w:t>12,2)</w:t>
+            <w:r>
+              <w:t>NUMERIC(12,2)</w:t>
             </w:r>
           </w:p>
         </w:tc>
@@ -18394,21 +18790,10 @@
               <w:t xml:space="preserve">When placement was recorded. </w:t>
             </w:r>
             <w:r>
-              <w:t>TIMESTAMPTZ</w:t>
-            </w:r>
-            <w:r>
-              <w:t xml:space="preserve"> </w:t>
-            </w:r>
-            <w:r>
-              <w:t xml:space="preserve">DEFAULT </w:t>
-            </w:r>
-            <w:proofErr w:type="gramStart"/>
-            <w:r>
-              <w:t>now(</w:t>
-            </w:r>
-            <w:proofErr w:type="gramEnd"/>
-            <w:r>
-              <w:t>)</w:t>
+              <w:t xml:space="preserve">TIMESTAMPTZ </w:t>
+            </w:r>
+            <w:r>
+              <w:t>DEFAULT now()</w:t>
             </w:r>
             <w:r>
               <w:t xml:space="preserve">, </w:t>
@@ -22867,6 +23252,7 @@
   <w:style w:type="character" w:default="1" w:styleId="DefaultParagraphFont">
     <w:name w:val="Default Paragraph Font"/>
     <w:uiPriority w:val="1"/>
+    <w:semiHidden/>
     <w:unhideWhenUsed/>
   </w:style>
   <w:style w:type="table" w:default="1" w:styleId="TableNormal">
@@ -23219,7 +23605,7 @@
     <w:rsid w:val="00500742"/>
     <w:pPr>
       <w:numPr>
-        <w:numId w:val="1"/>
+        <w:numId w:val="21"/>
       </w:numPr>
     </w:pPr>
   </w:style>
@@ -23599,6 +23985,19 @@
     <w:rPr>
       <w:i/>
       <w:iCs/>
+    </w:rPr>
+  </w:style>
+  <w:style w:type="paragraph" w:customStyle="1" w:styleId="font-claude-response-body">
+    <w:name w:val="font-claude-response-body"/>
+    <w:basedOn w:val="Normal"/>
+    <w:rsid w:val="0090378E"/>
+    <w:pPr>
+      <w:widowControl/>
+      <w:spacing w:before="100" w:beforeAutospacing="1" w:after="100" w:afterAutospacing="1" w:line="240" w:lineRule="auto"/>
+    </w:pPr>
+    <w:rPr>
+      <w:sz w:val="24"/>
+      <w:szCs w:val="24"/>
     </w:rPr>
   </w:style>
 </w:styles>

--- a/DB_Tamar_Tutisani_HW_RecruitmentAgency_descriptions.docx
+++ b/DB_Tamar_Tutisani_HW_RecruitmentAgency_descriptions.docx
@@ -257,10 +257,10 @@
     </w:p>
     <w:bookmarkStart w:id="0" w:name="_Section_1" w:displacedByCustomXml="next"/>
     <w:bookmarkEnd w:id="0" w:displacedByCustomXml="next"/>
-    <w:bookmarkStart w:id="1" w:name="_Toc4475558" w:displacedByCustomXml="next"/>
-    <w:bookmarkStart w:id="2" w:name="_Toc2484421" w:displacedByCustomXml="next"/>
-    <w:bookmarkStart w:id="3" w:name="_Toc456600918" w:displacedByCustomXml="next"/>
-    <w:bookmarkStart w:id="4" w:name="_Toc456598587" w:displacedByCustomXml="next"/>
+    <w:bookmarkStart w:id="1" w:name="_Toc456598587" w:displacedByCustomXml="next"/>
+    <w:bookmarkStart w:id="2" w:name="_Toc456600918" w:displacedByCustomXml="next"/>
+    <w:bookmarkStart w:id="3" w:name="_Toc2484421" w:displacedByCustomXml="next"/>
+    <w:bookmarkStart w:id="4" w:name="_Toc4475558" w:displacedByCustomXml="next"/>
     <w:sdt>
       <w:sdtPr>
         <w:rPr>
@@ -319,7 +319,7 @@
           <w:r>
             <w:fldChar w:fldCharType="separate"/>
           </w:r>
-          <w:hyperlink w:anchor="_Toc225207685" w:history="1">
+          <w:hyperlink w:anchor="_Toc225208627" w:history="1">
             <w:r>
               <w:rPr>
                 <w:rStyle w:val="Hyperlink"/>
@@ -368,7 +368,7 @@
                 <w:noProof/>
                 <w:webHidden/>
               </w:rPr>
-              <w:instrText xml:space="preserve"> PAGEREF _Toc225207685 \h </w:instrText>
+              <w:instrText xml:space="preserve"> PAGEREF _Toc225208627 \h </w:instrText>
             </w:r>
             <w:r>
               <w:rPr>
@@ -415,7 +415,7 @@
               <w14:ligatures w14:val="standardContextual"/>
             </w:rPr>
           </w:pPr>
-          <w:hyperlink w:anchor="_Toc225207686" w:history="1">
+          <w:hyperlink w:anchor="_Toc225208628" w:history="1">
             <w:r>
               <w:rPr>
                 <w:rStyle w:val="Hyperlink"/>
@@ -462,7 +462,7 @@
                 <w:noProof/>
                 <w:webHidden/>
               </w:rPr>
-              <w:instrText xml:space="preserve"> PAGEREF _Toc225207686 \h </w:instrText>
+              <w:instrText xml:space="preserve"> PAGEREF _Toc225208628 \h </w:instrText>
             </w:r>
             <w:r>
               <w:rPr>
@@ -511,7 +511,7 @@
               <w14:ligatures w14:val="standardContextual"/>
             </w:rPr>
           </w:pPr>
-          <w:hyperlink w:anchor="_Toc225207687" w:history="1">
+          <w:hyperlink w:anchor="_Toc225208629" w:history="1">
             <w:r>
               <w:rPr>
                 <w:rStyle w:val="Hyperlink"/>
@@ -560,7 +560,7 @@
                 <w:noProof/>
                 <w:webHidden/>
               </w:rPr>
-              <w:instrText xml:space="preserve"> PAGEREF _Toc225207687 \h </w:instrText>
+              <w:instrText xml:space="preserve"> PAGEREF _Toc225208629 \h </w:instrText>
             </w:r>
             <w:r>
               <w:rPr>
@@ -607,7 +607,7 @@
               <w14:ligatures w14:val="standardContextual"/>
             </w:rPr>
           </w:pPr>
-          <w:hyperlink w:anchor="_Toc225207688" w:history="1">
+          <w:hyperlink w:anchor="_Toc225208630" w:history="1">
             <w:r>
               <w:rPr>
                 <w:rStyle w:val="Hyperlink"/>
@@ -654,7 +654,7 @@
                 <w:noProof/>
                 <w:webHidden/>
               </w:rPr>
-              <w:instrText xml:space="preserve"> PAGEREF _Toc225207688 \h </w:instrText>
+              <w:instrText xml:space="preserve"> PAGEREF _Toc225208630 \h </w:instrText>
             </w:r>
             <w:r>
               <w:rPr>
@@ -701,7 +701,7 @@
               <w14:ligatures w14:val="standardContextual"/>
             </w:rPr>
           </w:pPr>
-          <w:hyperlink w:anchor="_Toc225207689" w:history="1">
+          <w:hyperlink w:anchor="_Toc225208631" w:history="1">
             <w:r>
               <w:rPr>
                 <w:rStyle w:val="Hyperlink"/>
@@ -748,7 +748,7 @@
                 <w:noProof/>
                 <w:webHidden/>
               </w:rPr>
-              <w:instrText xml:space="preserve"> PAGEREF _Toc225207689 \h </w:instrText>
+              <w:instrText xml:space="preserve"> PAGEREF _Toc225208631 \h </w:instrText>
             </w:r>
             <w:r>
               <w:rPr>
@@ -795,7 +795,7 @@
               <w14:ligatures w14:val="standardContextual"/>
             </w:rPr>
           </w:pPr>
-          <w:hyperlink w:anchor="_Toc225207690" w:history="1">
+          <w:hyperlink w:anchor="_Toc225208632" w:history="1">
             <w:r>
               <w:rPr>
                 <w:rStyle w:val="Hyperlink"/>
@@ -842,7 +842,7 @@
                 <w:noProof/>
                 <w:webHidden/>
               </w:rPr>
-              <w:instrText xml:space="preserve"> PAGEREF _Toc225207690 \h </w:instrText>
+              <w:instrText xml:space="preserve"> PAGEREF _Toc225208632 \h </w:instrText>
             </w:r>
             <w:r>
               <w:rPr>
@@ -889,7 +889,7 @@
               <w14:ligatures w14:val="standardContextual"/>
             </w:rPr>
           </w:pPr>
-          <w:hyperlink w:anchor="_Toc225207691" w:history="1">
+          <w:hyperlink w:anchor="_Toc225208633" w:history="1">
             <w:r>
               <w:rPr>
                 <w:rStyle w:val="Hyperlink"/>
@@ -916,7 +916,7 @@
                 <w:rFonts w:eastAsia="MS Gothic"/>
                 <w:noProof/>
               </w:rPr>
-              <w:t>Regions</w:t>
+              <w:t>regions</w:t>
             </w:r>
             <w:r>
               <w:rPr>
@@ -937,7 +937,7 @@
                 <w:noProof/>
                 <w:webHidden/>
               </w:rPr>
-              <w:instrText xml:space="preserve"> PAGEREF _Toc225207691 \h </w:instrText>
+              <w:instrText xml:space="preserve"> PAGEREF _Toc225208633 \h </w:instrText>
             </w:r>
             <w:r>
               <w:rPr>
@@ -984,7 +984,7 @@
               <w14:ligatures w14:val="standardContextual"/>
             </w:rPr>
           </w:pPr>
-          <w:hyperlink w:anchor="_Toc225207692" w:history="1">
+          <w:hyperlink w:anchor="_Toc225208634" w:history="1">
             <w:r>
               <w:rPr>
                 <w:rStyle w:val="Hyperlink"/>
@@ -1032,7 +1032,7 @@
                 <w:noProof/>
                 <w:webHidden/>
               </w:rPr>
-              <w:instrText xml:space="preserve"> PAGEREF _Toc225207692 \h </w:instrText>
+              <w:instrText xml:space="preserve"> PAGEREF _Toc225208634 \h </w:instrText>
             </w:r>
             <w:r>
               <w:rPr>
@@ -1079,7 +1079,7 @@
               <w14:ligatures w14:val="standardContextual"/>
             </w:rPr>
           </w:pPr>
-          <w:hyperlink w:anchor="_Toc225207693" w:history="1">
+          <w:hyperlink w:anchor="_Toc225208635" w:history="1">
             <w:r>
               <w:rPr>
                 <w:rStyle w:val="Hyperlink"/>
@@ -1127,7 +1127,7 @@
                 <w:noProof/>
                 <w:webHidden/>
               </w:rPr>
-              <w:instrText xml:space="preserve"> PAGEREF _Toc225207693 \h </w:instrText>
+              <w:instrText xml:space="preserve"> PAGEREF _Toc225208635 \h </w:instrText>
             </w:r>
             <w:r>
               <w:rPr>
@@ -1174,7 +1174,7 @@
               <w14:ligatures w14:val="standardContextual"/>
             </w:rPr>
           </w:pPr>
-          <w:hyperlink w:anchor="_Toc225207694" w:history="1">
+          <w:hyperlink w:anchor="_Toc225208636" w:history="1">
             <w:r>
               <w:rPr>
                 <w:rStyle w:val="Hyperlink"/>
@@ -1222,7 +1222,7 @@
                 <w:noProof/>
                 <w:webHidden/>
               </w:rPr>
-              <w:instrText xml:space="preserve"> PAGEREF _Toc225207694 \h </w:instrText>
+              <w:instrText xml:space="preserve"> PAGEREF _Toc225208636 \h </w:instrText>
             </w:r>
             <w:r>
               <w:rPr>
@@ -1269,7 +1269,7 @@
               <w14:ligatures w14:val="standardContextual"/>
             </w:rPr>
           </w:pPr>
-          <w:hyperlink w:anchor="_Toc225207695" w:history="1">
+          <w:hyperlink w:anchor="_Toc225208637" w:history="1">
             <w:r>
               <w:rPr>
                 <w:rStyle w:val="Hyperlink"/>
@@ -1317,7 +1317,7 @@
                 <w:noProof/>
                 <w:webHidden/>
               </w:rPr>
-              <w:instrText xml:space="preserve"> PAGEREF _Toc225207695 \h </w:instrText>
+              <w:instrText xml:space="preserve"> PAGEREF _Toc225208637 \h </w:instrText>
             </w:r>
             <w:r>
               <w:rPr>
@@ -1364,7 +1364,7 @@
               <w14:ligatures w14:val="standardContextual"/>
             </w:rPr>
           </w:pPr>
-          <w:hyperlink w:anchor="_Toc225207696" w:history="1">
+          <w:hyperlink w:anchor="_Toc225208638" w:history="1">
             <w:r>
               <w:rPr>
                 <w:rStyle w:val="Hyperlink"/>
@@ -1412,7 +1412,7 @@
                 <w:noProof/>
                 <w:webHidden/>
               </w:rPr>
-              <w:instrText xml:space="preserve"> PAGEREF _Toc225207696 \h </w:instrText>
+              <w:instrText xml:space="preserve"> PAGEREF _Toc225208638 \h </w:instrText>
             </w:r>
             <w:r>
               <w:rPr>
@@ -1459,7 +1459,7 @@
               <w14:ligatures w14:val="standardContextual"/>
             </w:rPr>
           </w:pPr>
-          <w:hyperlink w:anchor="_Toc225207697" w:history="1">
+          <w:hyperlink w:anchor="_Toc225208639" w:history="1">
             <w:r>
               <w:rPr>
                 <w:rStyle w:val="Hyperlink"/>
@@ -1507,7 +1507,7 @@
                 <w:noProof/>
                 <w:webHidden/>
               </w:rPr>
-              <w:instrText xml:space="preserve"> PAGEREF _Toc225207697 \h </w:instrText>
+              <w:instrText xml:space="preserve"> PAGEREF _Toc225208639 \h </w:instrText>
             </w:r>
             <w:r>
               <w:rPr>
@@ -1554,7 +1554,7 @@
               <w14:ligatures w14:val="standardContextual"/>
             </w:rPr>
           </w:pPr>
-          <w:hyperlink w:anchor="_Toc225207698" w:history="1">
+          <w:hyperlink w:anchor="_Toc225208640" w:history="1">
             <w:r>
               <w:rPr>
                 <w:rStyle w:val="Hyperlink"/>
@@ -1602,7 +1602,7 @@
                 <w:noProof/>
                 <w:webHidden/>
               </w:rPr>
-              <w:instrText xml:space="preserve"> PAGEREF _Toc225207698 \h </w:instrText>
+              <w:instrText xml:space="preserve"> PAGEREF _Toc225208640 \h </w:instrText>
             </w:r>
             <w:r>
               <w:rPr>
@@ -1649,7 +1649,7 @@
               <w14:ligatures w14:val="standardContextual"/>
             </w:rPr>
           </w:pPr>
-          <w:hyperlink w:anchor="_Toc225207699" w:history="1">
+          <w:hyperlink w:anchor="_Toc225208641" w:history="1">
             <w:r>
               <w:rPr>
                 <w:rStyle w:val="Hyperlink"/>
@@ -1697,7 +1697,7 @@
                 <w:noProof/>
                 <w:webHidden/>
               </w:rPr>
-              <w:instrText xml:space="preserve"> PAGEREF _Toc225207699 \h </w:instrText>
+              <w:instrText xml:space="preserve"> PAGEREF _Toc225208641 \h </w:instrText>
             </w:r>
             <w:r>
               <w:rPr>
@@ -1744,7 +1744,7 @@
               <w14:ligatures w14:val="standardContextual"/>
             </w:rPr>
           </w:pPr>
-          <w:hyperlink w:anchor="_Toc225207700" w:history="1">
+          <w:hyperlink w:anchor="_Toc225208642" w:history="1">
             <w:r>
               <w:rPr>
                 <w:rStyle w:val="Hyperlink"/>
@@ -1792,7 +1792,7 @@
                 <w:noProof/>
                 <w:webHidden/>
               </w:rPr>
-              <w:instrText xml:space="preserve"> PAGEREF _Toc225207700 \h </w:instrText>
+              <w:instrText xml:space="preserve"> PAGEREF _Toc225208642 \h </w:instrText>
             </w:r>
             <w:r>
               <w:rPr>
@@ -1839,7 +1839,7 @@
               <w14:ligatures w14:val="standardContextual"/>
             </w:rPr>
           </w:pPr>
-          <w:hyperlink w:anchor="_Toc225207701" w:history="1">
+          <w:hyperlink w:anchor="_Toc225208643" w:history="1">
             <w:r>
               <w:rPr>
                 <w:rStyle w:val="Hyperlink"/>
@@ -1887,7 +1887,7 @@
                 <w:noProof/>
                 <w:webHidden/>
               </w:rPr>
-              <w:instrText xml:space="preserve"> PAGEREF _Toc225207701 \h </w:instrText>
+              <w:instrText xml:space="preserve"> PAGEREF _Toc225208643 \h </w:instrText>
             </w:r>
             <w:r>
               <w:rPr>
@@ -1934,7 +1934,7 @@
               <w14:ligatures w14:val="standardContextual"/>
             </w:rPr>
           </w:pPr>
-          <w:hyperlink w:anchor="_Toc225207702" w:history="1">
+          <w:hyperlink w:anchor="_Toc225208644" w:history="1">
             <w:r>
               <w:rPr>
                 <w:rStyle w:val="Hyperlink"/>
@@ -1982,7 +1982,7 @@
                 <w:noProof/>
                 <w:webHidden/>
               </w:rPr>
-              <w:instrText xml:space="preserve"> PAGEREF _Toc225207702 \h </w:instrText>
+              <w:instrText xml:space="preserve"> PAGEREF _Toc225208644 \h </w:instrText>
             </w:r>
             <w:r>
               <w:rPr>
@@ -2029,7 +2029,7 @@
               <w14:ligatures w14:val="standardContextual"/>
             </w:rPr>
           </w:pPr>
-          <w:hyperlink w:anchor="_Toc225207703" w:history="1">
+          <w:hyperlink w:anchor="_Toc225208645" w:history="1">
             <w:r>
               <w:rPr>
                 <w:rStyle w:val="Hyperlink"/>
@@ -2077,7 +2077,7 @@
                 <w:noProof/>
                 <w:webHidden/>
               </w:rPr>
-              <w:instrText xml:space="preserve"> PAGEREF _Toc225207703 \h </w:instrText>
+              <w:instrText xml:space="preserve"> PAGEREF _Toc225208645 \h </w:instrText>
             </w:r>
             <w:r>
               <w:rPr>
@@ -2124,7 +2124,7 @@
               <w14:ligatures w14:val="standardContextual"/>
             </w:rPr>
           </w:pPr>
-          <w:hyperlink w:anchor="_Toc225207704" w:history="1">
+          <w:hyperlink w:anchor="_Toc225208646" w:history="1">
             <w:r>
               <w:rPr>
                 <w:rStyle w:val="Hyperlink"/>
@@ -2172,7 +2172,7 @@
                 <w:noProof/>
                 <w:webHidden/>
               </w:rPr>
-              <w:instrText xml:space="preserve"> PAGEREF _Toc225207704 \h </w:instrText>
+              <w:instrText xml:space="preserve"> PAGEREF _Toc225208646 \h </w:instrText>
             </w:r>
             <w:r>
               <w:rPr>
@@ -2219,7 +2219,7 @@
               <w14:ligatures w14:val="standardContextual"/>
             </w:rPr>
           </w:pPr>
-          <w:hyperlink w:anchor="_Toc225207705" w:history="1">
+          <w:hyperlink w:anchor="_Toc225208647" w:history="1">
             <w:r>
               <w:rPr>
                 <w:rStyle w:val="Hyperlink"/>
@@ -2267,7 +2267,7 @@
                 <w:noProof/>
                 <w:webHidden/>
               </w:rPr>
-              <w:instrText xml:space="preserve"> PAGEREF _Toc225207705 \h </w:instrText>
+              <w:instrText xml:space="preserve"> PAGEREF _Toc225208647 \h </w:instrText>
             </w:r>
             <w:r>
               <w:rPr>
@@ -2314,7 +2314,7 @@
               <w14:ligatures w14:val="standardContextual"/>
             </w:rPr>
           </w:pPr>
-          <w:hyperlink w:anchor="_Toc225207706" w:history="1">
+          <w:hyperlink w:anchor="_Toc225208648" w:history="1">
             <w:r>
               <w:rPr>
                 <w:rStyle w:val="Hyperlink"/>
@@ -2362,7 +2362,7 @@
                 <w:noProof/>
                 <w:webHidden/>
               </w:rPr>
-              <w:instrText xml:space="preserve"> PAGEREF _Toc225207706 \h </w:instrText>
+              <w:instrText xml:space="preserve"> PAGEREF _Toc225208648 \h </w:instrText>
             </w:r>
             <w:r>
               <w:rPr>
@@ -2409,7 +2409,7 @@
               <w14:ligatures w14:val="standardContextual"/>
             </w:rPr>
           </w:pPr>
-          <w:hyperlink w:anchor="_Toc225207707" w:history="1">
+          <w:hyperlink w:anchor="_Toc225208649" w:history="1">
             <w:r>
               <w:rPr>
                 <w:rStyle w:val="Hyperlink"/>
@@ -2457,7 +2457,7 @@
                 <w:noProof/>
                 <w:webHidden/>
               </w:rPr>
-              <w:instrText xml:space="preserve"> PAGEREF _Toc225207707 \h </w:instrText>
+              <w:instrText xml:space="preserve"> PAGEREF _Toc225208649 \h </w:instrText>
             </w:r>
             <w:r>
               <w:rPr>
@@ -2511,7 +2511,7 @@
       <w:bookmarkStart w:id="5" w:name="_Toc412572569"/>
       <w:bookmarkStart w:id="6" w:name="_Toc509167633"/>
       <w:bookmarkStart w:id="7" w:name="_Toc223208168"/>
-      <w:bookmarkStart w:id="8" w:name="_Toc225207685"/>
+      <w:bookmarkStart w:id="8" w:name="_Toc225208627"/>
       <w:bookmarkEnd w:id="4"/>
       <w:bookmarkEnd w:id="3"/>
       <w:bookmarkEnd w:id="2"/>
@@ -2537,7 +2537,7 @@
       <w:bookmarkStart w:id="9" w:name="_Toc412572572"/>
       <w:bookmarkStart w:id="10" w:name="_Toc509167636"/>
       <w:bookmarkStart w:id="11" w:name="_Toc223208169"/>
-      <w:bookmarkStart w:id="12" w:name="_Toc225207686"/>
+      <w:bookmarkStart w:id="12" w:name="_Toc225208628"/>
       <w:r>
         <w:t xml:space="preserve">the </w:t>
       </w:r>
@@ -2606,8 +2606,8 @@
         <w:pStyle w:val="Heading1"/>
       </w:pPr>
       <w:bookmarkStart w:id="13" w:name="_Toc223208170"/>
-      <w:bookmarkStart w:id="14" w:name="_Toc225207687"/>
-      <w:bookmarkStart w:id="15" w:name="_Hlk314571188"/>
+      <w:bookmarkStart w:id="14" w:name="_Hlk314571188"/>
+      <w:bookmarkStart w:id="15" w:name="_Toc225208629"/>
       <w:r>
         <w:t>Model</w:t>
       </w:r>
@@ -2615,7 +2615,7 @@
         <w:t xml:space="preserve"> description</w:t>
       </w:r>
       <w:bookmarkEnd w:id="13"/>
-      <w:bookmarkEnd w:id="14"/>
+      <w:bookmarkEnd w:id="15"/>
     </w:p>
     <w:p>
       <w:pPr>
@@ -2625,7 +2625,7 @@
       </w:pPr>
       <w:bookmarkStart w:id="16" w:name="_Toc462595272"/>
       <w:bookmarkStart w:id="17" w:name="_Toc223208171"/>
-      <w:bookmarkStart w:id="18" w:name="_Toc225207688"/>
+      <w:bookmarkStart w:id="18" w:name="_Toc225208630"/>
       <w:r>
         <w:t>Definitions &amp; Acronyms</w:t>
       </w:r>
@@ -2896,7 +2896,7 @@
       <w:bookmarkStart w:id="19" w:name="_Toc412572574"/>
       <w:bookmarkStart w:id="20" w:name="_Toc509167638"/>
       <w:bookmarkStart w:id="21" w:name="_Toc223208172"/>
-      <w:bookmarkStart w:id="22" w:name="_Toc225207689"/>
+      <w:bookmarkStart w:id="22" w:name="_Toc225208631"/>
       <w:r>
         <w:lastRenderedPageBreak/>
         <w:t>Logical Scheme</w:t>
@@ -2906,7 +2906,7 @@
       <w:bookmarkEnd w:id="21"/>
       <w:bookmarkEnd w:id="22"/>
     </w:p>
-    <w:bookmarkEnd w:id="15"/>
+    <w:bookmarkEnd w:id="14"/>
     <w:p>
       <w:pPr>
         <w:pStyle w:val="NormalWeb"/>
@@ -3167,7 +3167,7 @@
         <w:keepNext w:val="0"/>
         <w:ind w:left="851" w:hanging="851"/>
       </w:pPr>
-      <w:bookmarkStart w:id="24" w:name="_Toc225207690"/>
+      <w:bookmarkStart w:id="24" w:name="_Toc225208632"/>
       <w:r>
         <w:lastRenderedPageBreak/>
         <w:t>O</w:t>
@@ -3183,7 +3183,7 @@
         <w:pStyle w:val="Heading3"/>
         <w:spacing w:before="360"/>
       </w:pPr>
-      <w:bookmarkStart w:id="25" w:name="_Toc225207691"/>
+      <w:bookmarkStart w:id="25" w:name="_Toc225208633"/>
       <w:r>
         <w:t>r</w:t>
       </w:r>
@@ -3660,7 +3660,7 @@
         <w:pStyle w:val="Heading3"/>
         <w:spacing w:before="360"/>
       </w:pPr>
-      <w:bookmarkStart w:id="26" w:name="_Toc225207692"/>
+      <w:bookmarkStart w:id="26" w:name="_Toc225208634"/>
       <w:r>
         <w:t>c</w:t>
       </w:r>
@@ -4232,7 +4232,7 @@
         <w:pStyle w:val="Heading3"/>
         <w:spacing w:before="360"/>
       </w:pPr>
-      <w:bookmarkStart w:id="27" w:name="_Toc225207693"/>
+      <w:bookmarkStart w:id="27" w:name="_Toc225208635"/>
       <w:r>
         <w:lastRenderedPageBreak/>
         <w:t>cities</w:t>
@@ -4789,7 +4789,7 @@
       <w:pPr>
         <w:pStyle w:val="Heading3"/>
       </w:pPr>
-      <w:bookmarkStart w:id="28" w:name="_Toc225207694"/>
+      <w:bookmarkStart w:id="28" w:name="_Toc225208636"/>
       <w:r>
         <w:t>s</w:t>
       </w:r>
@@ -5421,7 +5421,7 @@
       <w:pPr>
         <w:pStyle w:val="Heading3"/>
       </w:pPr>
-      <w:bookmarkStart w:id="29" w:name="_Toc225207695"/>
+      <w:bookmarkStart w:id="29" w:name="_Toc225208637"/>
       <w:r>
         <w:t>services</w:t>
       </w:r>
@@ -6069,7 +6069,7 @@
           <w:szCs w:val="20"/>
         </w:rPr>
       </w:pPr>
-      <w:bookmarkStart w:id="30" w:name="_Toc225207696"/>
+      <w:bookmarkStart w:id="30" w:name="_Toc225208638"/>
       <w:r>
         <w:t>companies</w:t>
       </w:r>
@@ -6798,7 +6798,7 @@
       <w:pPr>
         <w:pStyle w:val="Heading3"/>
       </w:pPr>
-      <w:bookmarkStart w:id="31" w:name="_Toc225207697"/>
+      <w:bookmarkStart w:id="31" w:name="_Toc225208639"/>
       <w:r>
         <w:t>company_representatives</w:t>
       </w:r>
@@ -8116,7 +8116,7 @@
       <w:pPr>
         <w:pStyle w:val="Heading3"/>
       </w:pPr>
-      <w:bookmarkStart w:id="32" w:name="_Toc225207698"/>
+      <w:bookmarkStart w:id="32" w:name="_Toc225208640"/>
       <w:r>
         <w:t>candidates</w:t>
       </w:r>
@@ -9331,7 +9331,7 @@
       <w:pPr>
         <w:pStyle w:val="Heading3"/>
       </w:pPr>
-      <w:bookmarkStart w:id="33" w:name="_Toc225207699"/>
+      <w:bookmarkStart w:id="33" w:name="_Toc225208641"/>
       <w:r>
         <w:lastRenderedPageBreak/>
         <w:t>candidate_skills</w:t>
@@ -10125,7 +10125,7 @@
       <w:pPr>
         <w:pStyle w:val="Heading3"/>
       </w:pPr>
-      <w:bookmarkStart w:id="34" w:name="_Toc225207700"/>
+      <w:bookmarkStart w:id="34" w:name="_Toc225208642"/>
       <w:r>
         <w:t>candidate_preferred_locations</w:t>
       </w:r>
@@ -10788,7 +10788,7 @@
       <w:pPr>
         <w:pStyle w:val="Heading3"/>
       </w:pPr>
-      <w:bookmarkStart w:id="35" w:name="_Toc225207701"/>
+      <w:bookmarkStart w:id="35" w:name="_Toc225208643"/>
       <w:r>
         <w:t>work_experience</w:t>
       </w:r>
@@ -11965,7 +11965,7 @@
       <w:pPr>
         <w:pStyle w:val="Heading3"/>
       </w:pPr>
-      <w:bookmarkStart w:id="36" w:name="_Toc225207702"/>
+      <w:bookmarkStart w:id="36" w:name="_Toc225208644"/>
       <w:r>
         <w:t>candidate_services</w:t>
       </w:r>
@@ -13159,7 +13159,7 @@
       <w:pPr>
         <w:pStyle w:val="Heading3"/>
       </w:pPr>
-      <w:bookmarkStart w:id="37" w:name="_Toc225207703"/>
+      <w:bookmarkStart w:id="37" w:name="_Toc225208645"/>
       <w:r>
         <w:t>jobs</w:t>
       </w:r>
@@ -15142,7 +15142,7 @@
       <w:pPr>
         <w:pStyle w:val="Heading3"/>
       </w:pPr>
-      <w:bookmarkStart w:id="38" w:name="_Toc225207704"/>
+      <w:bookmarkStart w:id="38" w:name="_Toc225208646"/>
       <w:r>
         <w:t>applications</w:t>
       </w:r>
@@ -15853,7 +15853,7 @@
       <w:pPr>
         <w:pStyle w:val="Heading3"/>
       </w:pPr>
-      <w:bookmarkStart w:id="39" w:name="_Toc225207705"/>
+      <w:bookmarkStart w:id="39" w:name="_Toc225208647"/>
       <w:r>
         <w:t>application_status_history</w:t>
       </w:r>
@@ -16787,7 +16787,7 @@
       <w:pPr>
         <w:pStyle w:val="Heading3"/>
       </w:pPr>
-      <w:bookmarkStart w:id="40" w:name="_Toc225207706"/>
+      <w:bookmarkStart w:id="40" w:name="_Toc225208648"/>
       <w:r>
         <w:lastRenderedPageBreak/>
         <w:t>interviews</w:t>
@@ -18147,7 +18147,7 @@
       <w:pPr>
         <w:pStyle w:val="Heading3"/>
       </w:pPr>
-      <w:bookmarkStart w:id="41" w:name="_Toc225207707"/>
+      <w:bookmarkStart w:id="41" w:name="_Toc225208649"/>
       <w:r>
         <w:t>placements</w:t>
       </w:r>
@@ -19768,7 +19768,7 @@
             </wp:anchor>
           </w:drawing>
         </mc:Choice>
-        <mc:Fallback xmlns:a14="http://schemas.microsoft.com/office/drawing/2010/main" xmlns:pic="http://schemas.openxmlformats.org/drawingml/2006/picture" xmlns:a="http://schemas.openxmlformats.org/drawingml/2006/main">
+        <mc:Fallback xmlns:a="http://schemas.openxmlformats.org/drawingml/2006/main" xmlns:pic="http://schemas.openxmlformats.org/drawingml/2006/picture" xmlns:a14="http://schemas.microsoft.com/office/drawing/2010/main">
           <w:pict>
             <v:line id="Straight Connector 7" style="position:absolute;z-index:251661312;visibility:visible;mso-wrap-style:square;mso-width-percent:0;mso-height-percent:0;mso-wrap-distance-left:9pt;mso-wrap-distance-top:0;mso-wrap-distance-right:9pt;mso-wrap-distance-bottom:0;mso-position-horizontal:absolute;mso-position-horizontal-relative:text;mso-position-vertical:absolute;mso-position-vertical-relative:text;mso-width-percent:0;mso-height-percent:0;mso-width-relative:margin;mso-height-relative:page" o:spid="_x0000_s1026" strokecolor="#393737 [814]" strokeweight="2pt" from=".45pt,1.05pt" to="469.15pt,1.05pt" w14:anchorId="6A4D861F" o:gfxdata="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">
               <v:stroke joinstyle="miter"/>
@@ -24299,6 +24299,32 @@
 </file>
 
 <file path=customXml/item1.xml><?xml version="1.0" encoding="utf-8"?>
+<p:properties xmlns:p="http://schemas.microsoft.com/office/2006/metadata/properties" xmlns:xsi="http://www.w3.org/2001/XMLSchema-instance" xmlns:pc="http://schemas.microsoft.com/office/infopath/2007/PartnerControls">
+  <documentManagement>
+    <SharedWithUsers xmlns="a156e92d-423a-4625-9818-f5e87239af8a">
+      <UserInfo>
+        <DisplayName/>
+        <AccountId xsi:nil="true"/>
+        <AccountType/>
+      </UserInfo>
+    </SharedWithUsers>
+    <lcf76f155ced4ddcb4097134ff3c332f xmlns="a60d0634-94da-4e6e-b36f-66eaaf0b6f4e">
+      <Terms xmlns="http://schemas.microsoft.com/office/infopath/2007/PartnerControls"/>
+    </lcf76f155ced4ddcb4097134ff3c332f>
+  </documentManagement>
+</p:properties>
+</file>
+
+<file path=customXml/item2.xml><?xml version="1.0" encoding="utf-8"?>
+<?mso-contentType ?>
+<FormTemplates xmlns="http://schemas.microsoft.com/sharepoint/v3/contenttype/forms">
+  <Display>DocumentLibraryForm</Display>
+  <Edit>DocumentLibraryForm</Edit>
+  <New>DocumentLibraryForm</New>
+</FormTemplates>
+</file>
+
+<file path=customXml/item3.xml><?xml version="1.0" encoding="utf-8"?>
 <ct:contentTypeSchema xmlns:ct="http://schemas.microsoft.com/office/2006/metadata/contentType" xmlns:ma="http://schemas.microsoft.com/office/2006/metadata/properties/metaAttributes" ct:_="" ma:_="" ma:contentTypeName="Document" ma:contentTypeID="0x010100F71F8A81E89B1E4A872028645FD1B6AE" ma:contentTypeVersion="11" ma:contentTypeDescription="Create a new document." ma:contentTypeScope="" ma:versionID="00e7a2aec32c88b8ca7efc9843325748">
   <xsd:schema xmlns:xsd="http://www.w3.org/2001/XMLSchema" xmlns:xs="http://www.w3.org/2001/XMLSchema" xmlns:p="http://schemas.microsoft.com/office/2006/metadata/properties" xmlns:ns2="a60d0634-94da-4e6e-b36f-66eaaf0b6f4e" xmlns:ns3="a156e92d-423a-4625-9818-f5e87239af8a" targetNamespace="http://schemas.microsoft.com/office/2006/metadata/properties" ma:root="true" ma:fieldsID="f6caa66f0c7935a35dae6e174e32ee4b" ns2:_="" ns3:_="">
     <xsd:import namespace="a60d0634-94da-4e6e-b36f-66eaaf0b6f4e"/>
@@ -24503,33 +24529,26 @@
 </ct:contentTypeSchema>
 </file>
 
-<file path=customXml/item2.xml><?xml version="1.0" encoding="utf-8"?>
-<?mso-contentType ?>
-<FormTemplates xmlns="http://schemas.microsoft.com/sharepoint/v3/contenttype/forms">
-  <Display>DocumentLibraryForm</Display>
-  <Edit>DocumentLibraryForm</Edit>
-  <New>DocumentLibraryForm</New>
-</FormTemplates>
+<file path=customXml/itemProps1.xml><?xml version="1.0" encoding="utf-8"?>
+<ds:datastoreItem xmlns:ds="http://schemas.openxmlformats.org/officeDocument/2006/customXml" ds:itemID="{E4B4D352-B35B-4B3A-95D2-902933709BD2}">
+  <ds:schemaRefs>
+    <ds:schemaRef ds:uri="http://schemas.microsoft.com/office/2006/metadata/properties"/>
+    <ds:schemaRef ds:uri="http://schemas.microsoft.com/office/infopath/2007/PartnerControls"/>
+    <ds:schemaRef ds:uri="a156e92d-423a-4625-9818-f5e87239af8a"/>
+    <ds:schemaRef ds:uri="a60d0634-94da-4e6e-b36f-66eaaf0b6f4e"/>
+  </ds:schemaRefs>
+</ds:datastoreItem>
 </file>
 
-<file path=customXml/item3.xml><?xml version="1.0" encoding="utf-8"?>
-<p:properties xmlns:p="http://schemas.microsoft.com/office/2006/metadata/properties" xmlns:xsi="http://www.w3.org/2001/XMLSchema-instance" xmlns:pc="http://schemas.microsoft.com/office/infopath/2007/PartnerControls">
-  <documentManagement>
-    <SharedWithUsers xmlns="a156e92d-423a-4625-9818-f5e87239af8a">
-      <UserInfo>
-        <DisplayName/>
-        <AccountId xsi:nil="true"/>
-        <AccountType/>
-      </UserInfo>
-    </SharedWithUsers>
-    <lcf76f155ced4ddcb4097134ff3c332f xmlns="a60d0634-94da-4e6e-b36f-66eaaf0b6f4e">
-      <Terms xmlns="http://schemas.microsoft.com/office/infopath/2007/PartnerControls"/>
-    </lcf76f155ced4ddcb4097134ff3c332f>
-  </documentManagement>
-</p:properties>
+<file path=customXml/itemProps2.xml><?xml version="1.0" encoding="utf-8"?>
+<ds:datastoreItem xmlns:ds="http://schemas.openxmlformats.org/officeDocument/2006/customXml" ds:itemID="{CEAD825D-2413-46BA-BB1F-DCE637B19B0C}">
+  <ds:schemaRefs>
+    <ds:schemaRef ds:uri="http://schemas.microsoft.com/sharepoint/v3/contenttype/forms"/>
+  </ds:schemaRefs>
+</ds:datastoreItem>
 </file>
 
-<file path=customXml/itemProps1.xml><?xml version="1.0" encoding="utf-8"?>
+<file path=customXml/itemProps3.xml><?xml version="1.0" encoding="utf-8"?>
 <ds:datastoreItem xmlns:ds="http://schemas.openxmlformats.org/officeDocument/2006/customXml" ds:itemID="{5C451799-F9B0-43E0-ABE9-80ABBAA59FE8}">
   <ds:schemaRefs>
     <ds:schemaRef ds:uri="http://schemas.microsoft.com/office/2006/metadata/contentType"/>
@@ -24546,23 +24565,4 @@
     <ds:schemaRef ds:uri="http://schemas.microsoft.com/internal/obd"/>
   </ds:schemaRefs>
 </ds:datastoreItem>
-</file>
-
-<file path=customXml/itemProps2.xml><?xml version="1.0" encoding="utf-8"?>
-<ds:datastoreItem xmlns:ds="http://schemas.openxmlformats.org/officeDocument/2006/customXml" ds:itemID="{CEAD825D-2413-46BA-BB1F-DCE637B19B0C}">
-  <ds:schemaRefs>
-    <ds:schemaRef ds:uri="http://schemas.microsoft.com/sharepoint/v3/contenttype/forms"/>
-  </ds:schemaRefs>
-</ds:datastoreItem>
-</file>
-
-<file path=customXml/itemProps3.xml><?xml version="1.0" encoding="utf-8"?>
-<ds:datastoreItem xmlns:ds="http://schemas.openxmlformats.org/officeDocument/2006/customXml" ds:itemID="{E4B4D352-B35B-4B3A-95D2-902933709BD2}">
-  <ds:schemaRefs>
-    <ds:schemaRef ds:uri="http://schemas.microsoft.com/office/2006/metadata/properties"/>
-    <ds:schemaRef ds:uri="http://schemas.microsoft.com/office/infopath/2007/PartnerControls"/>
-    <ds:schemaRef ds:uri="a156e92d-423a-4625-9818-f5e87239af8a"/>
-    <ds:schemaRef ds:uri="a60d0634-94da-4e6e-b36f-66eaaf0b6f4e"/>
-  </ds:schemaRefs>
-</ds:datastoreItem>
 </file>